--- a/skills/phong-dieu-duong/assets/nd30-mau-1.10-giay-nghi-phep.docx
+++ b/skills/phong-dieu-duong/assets/nd30-mau-1.10-giay-nghi-phep.docx
@@ -1,5 +1,57 @@
 
-<file path=word/document.xml><?xml version="1.0" encoding="utf-8"?>
+<file path=./[Content_Types].xml><?xml version="1.0" encoding="utf-8"?>
+<Types xmlns="http://schemas.openxmlformats.org/package/2006/content-types">
+  <Default Extension="fntdata" ContentType="application/x-fontdata"/>
+  <Default Extension="jpeg" ContentType="image/jpeg"/>
+  <Default Extension="png" ContentType="image/png"/>
+  <Default Extension="rels" ContentType="application/vnd.openxmlformats-package.relationships+xml"/>
+  <Default Extension="xml" ContentType="application/xml"/>
+  <Override PartName="/word/document.xml" ContentType="application/vnd.openxmlformats-officedocument.wordprocessingml.document.main+xml"/>
+  <Override PartName="/word/styles.xml" ContentType="application/vnd.openxmlformats-officedocument.wordprocessingml.styles+xml"/>
+  <Override PartName="/word/numbering.xml" ContentType="application/vnd.openxmlformats-officedocument.wordprocessingml.numbering+xml"/>
+  <Override PartName="/word/settings.xml" ContentType="application/vnd.openxmlformats-officedocument.wordprocessingml.settings+xml"/>
+  <Override PartName="/word/fontTable.xml" ContentType="application/vnd.openxmlformats-officedocument.wordprocessingml.fontTable+xml"/>
+  <Override PartName="/word/theme/theme1.xml" ContentType="application/vnd.openxmlformats-officedocument.theme+xml"/>
+  <Override PartName="/docProps/custom.xml" ContentType="application/vnd.openxmlformats-officedocument.custom-properties+xml"/>
+  <Override PartName="/docProps/core.xml" ContentType="application/vnd.openxmlformats-package.core-properties+xml"/>
+  <Override PartName="/docProps/app.xml" ContentType="application/vnd.openxmlformats-officedocument.extended-properties+xml"/>
+</Types>
+</file>
+
+<file path=./docProps/app.xml><?xml version="1.0" encoding="utf-8"?>
+<Properties xmlns="http://schemas.openxmlformats.org/officeDocument/2006/extended-properties" xmlns:vt="http://schemas.openxmlformats.org/officeDocument/2006/docPropsVTypes">
+  <Template>Normal</Template>
+  <TotalTime>157</TotalTime>
+  <Application>LibreOffice/26.2.4.2$Windows_X86_64 LibreOffice_project/0229ac93fcf0d7cbc6376066c6f35021cef002dc</Application>
+  <AppVersion>15.0000</AppVersion>
+</Properties>
+</file>
+
+<file path=./docProps/core.xml><?xml version="1.0" encoding="utf-8"?>
+<cp:coreProperties xmlns:cp="http://schemas.openxmlformats.org/package/2006/metadata/core-properties" xmlns:dc="http://purl.org/dc/elements/1.1/" xmlns:dcterms="http://purl.org/dc/terms/" xmlns:dcmitype="http://purl.org/dc/dcmitype/" xmlns:xsi="http://www.w3.org/2001/XMLSchema-instance">
+  <dcterms:created xsi:type="dcterms:W3CDTF">2020-03-13T13:22:00Z</dcterms:created>
+  <dc:creator>congbao</dc:creator>
+  <dc:description/>
+  <cp:keywords/>
+  <dc:language>en-US</dc:language>
+  <cp:lastModifiedBy>PC</cp:lastModifiedBy>
+  <cp:lastPrinted>2020-03-14T11:13:00Z</cp:lastPrinted>
+  <dcterms:modified xsi:type="dcterms:W3CDTF">2020-11-10T14:02:00Z</dcterms:modified>
+  <cp:revision>72</cp:revision>
+  <dc:subject/>
+  <dc:title>Số 215 + 216                                                                  Ngày 08 tháng 3 năm 2007</dc:title>
+</cp:coreProperties>
+</file>
+
+<file path=./docProps/custom.xml><?xml version="1.0" encoding="utf-8"?>
+<Properties xmlns="http://schemas.openxmlformats.org/officeDocument/2006/custom-properties" xmlns:vt="http://schemas.openxmlformats.org/officeDocument/2006/docPropsVTypes">
+  <property fmtid="{D5CDD505-2E9C-101B-9397-08002B2CF9AE}" pid="2" name="MTEquationNumber2">
+    <vt:lpwstr>(#S1.#E1)</vt:lpwstr>
+  </property>
+</Properties>
+</file>
+
+<file path=./word/document.xml><?xml version="1.0" encoding="utf-8"?>
 <w:document xmlns:o="urn:schemas-microsoft-com:office:office" xmlns:r="http://schemas.openxmlformats.org/officeDocument/2006/relationships" xmlns:v="urn:schemas-microsoft-com:vml" xmlns:w="http://schemas.openxmlformats.org/wordprocessingml/2006/main" xmlns:w10="urn:schemas-microsoft-com:office:word" xmlns:wp="http://schemas.openxmlformats.org/drawingml/2006/wordprocessingDrawing" xmlns:pic="http://schemas.openxmlformats.org/drawingml/2006/picture" xmlns:wps="http://schemas.microsoft.com/office/word/2010/wordprocessingShape" xmlns:wpg="http://schemas.microsoft.com/office/word/2010/wordprocessingGroup" xmlns:mc="http://schemas.openxmlformats.org/markup-compatibility/2006" xmlns:wp14="http://schemas.microsoft.com/office/word/2010/wordprocessingDrawing" xmlns:w14="http://schemas.microsoft.com/office/word/2010/wordml" xmlns:w15="http://schemas.microsoft.com/office/word/2012/wordml">
   <w:body>
     <w:tbl>
@@ -1789,7 +1841,261 @@
 </w:document>
 </file>
 
-<file path=word/numbering.xml><?xml version="1.0" encoding="utf-8"?>
+<file path=./word/fontTable.xml><?xml version="1.0" encoding="utf-8"?>
+<w:fonts xmlns:w="http://schemas.openxmlformats.org/wordprocessingml/2006/main" xmlns:r="http://schemas.openxmlformats.org/officeDocument/2006/relationships">
+  <w:font w:name="Times New Roman">
+    <w:family w:val="roman"/>
+    <w:pitch w:val="variable"/>
+  </w:font>
+  <w:font w:name="Symbol">
+    <w:family w:val="roman"/>
+    <w:pitch w:val="variable"/>
+  </w:font>
+  <w:font w:name="Arial">
+    <w:family w:val="swiss"/>
+    <w:pitch w:val="variable"/>
+  </w:font>
+  <w:font w:name="Liberation Serif">
+    <w:altName w:val="Times New Roman"/>
+    <w:family w:val="roman"/>
+    <w:pitch w:val="variable"/>
+  </w:font>
+  <w:font w:name=".VnTimeH">
+    <w:altName w:val="Courier New"/>
+    <w:family w:val="swiss"/>
+    <w:pitch w:val="variable"/>
+  </w:font>
+  <w:font w:name=".VnTime">
+    <w:altName w:val="Courier New"/>
+    <w:family w:val="swiss"/>
+    <w:pitch w:val="variable"/>
+  </w:font>
+  <w:font w:name="Courier New">
+    <w:family w:val="modern"/>
+    <w:pitch w:val="default"/>
+  </w:font>
+  <w:font w:name="Wingdings">
+    <w:family w:val="auto"/>
+    <w:pitch w:val="variable"/>
+  </w:font>
+  <w:font w:name="Tahoma">
+    <w:family w:val="swiss"/>
+    <w:pitch w:val="variable"/>
+  </w:font>
+  <w:font w:name="Calibri">
+    <w:family w:val="swiss"/>
+    <w:pitch w:val="variable"/>
+  </w:font>
+  <w:font w:name="VNI-Times">
+    <w:family w:val="auto"/>
+    <w:pitch w:val="variable"/>
+  </w:font>
+  <w:font w:name=".VnAvant">
+    <w:altName w:val="Courier New"/>
+    <w:family w:val="swiss"/>
+    <w:pitch w:val="variable"/>
+  </w:font>
+  <w:font w:name="Muc mon">
+    <w:altName w:val="Times New Roman"/>
+    <w:family w:val="roman"/>
+    <w:pitch w:val="default"/>
+  </w:font>
+  <w:font w:name=".VnCourier NewH">
+    <w:altName w:val="Courier New"/>
+    <w:family w:val="roman"/>
+    <w:pitch w:val="variable"/>
+  </w:font>
+  <w:font w:name=".VnGothic">
+    <w:altName w:val="Courier New"/>
+    <w:family w:val="swiss"/>
+    <w:pitch w:val="variable"/>
+  </w:font>
+  <w:font w:name=".VnCentury Schoolbook">
+    <w:altName w:val="Courier New"/>
+    <w:family w:val="swiss"/>
+    <w:pitch w:val="variable"/>
+  </w:font>
+  <w:font w:name=".VnAvantH">
+    <w:altName w:val="Courier New"/>
+    <w:family w:val="swiss"/>
+    <w:pitch w:val="variable"/>
+  </w:font>
+  <w:font w:name=".VnCentury SchoolbookH">
+    <w:altName w:val="Courier New"/>
+    <w:family w:val="swiss"/>
+    <w:pitch w:val="variable"/>
+  </w:font>
+  <w:font w:name=".VnHelvetIns">
+    <w:altName w:val="Courier New"/>
+    <w:family w:val="swiss"/>
+    <w:pitch w:val="variable"/>
+  </w:font>
+  <w:font w:name=".VnArial">
+    <w:altName w:val="Courier New"/>
+    <w:family w:val="swiss"/>
+    <w:pitch w:val="variable"/>
+  </w:font>
+  <w:font w:name=".VnHelvetInsH">
+    <w:altName w:val="Courier New"/>
+    <w:family w:val="swiss"/>
+    <w:pitch w:val="variable"/>
+  </w:font>
+  <w:font w:name=".VnArialH">
+    <w:altName w:val="Courier New"/>
+    <w:family w:val="swiss"/>
+    <w:pitch w:val="variable"/>
+  </w:font>
+  <w:font w:name="Arial Unicode MS">
+    <w:family w:val="swiss"/>
+    <w:pitch w:val="variable"/>
+  </w:font>
+  <w:font w:name="Cambria">
+    <w:family w:val="roman"/>
+    <w:pitch w:val="variable"/>
+  </w:font>
+  <w:font w:name="Verdana">
+    <w:family w:val="swiss"/>
+    <w:pitch w:val="variable"/>
+  </w:font>
+  <w:font w:name="Arial Narrow">
+    <w:family w:val="swiss"/>
+    <w:pitch w:val="variable"/>
+  </w:font>
+  <w:font w:name="Consolas">
+    <w:family w:val="modern"/>
+    <w:pitch w:val="default"/>
+  </w:font>
+  <w:font w:name="Microsoft Sans Serif">
+    <w:family w:val="swiss"/>
+    <w:pitch w:val="variable"/>
+  </w:font>
+  <w:font w:name="Arial Black">
+    <w:family w:val="swiss"/>
+    <w:pitch w:val="variable"/>
+  </w:font>
+  <w:font w:name="Trebuchet MS">
+    <w:family w:val="swiss"/>
+    <w:pitch w:val="variable"/>
+  </w:font>
+  <w:font w:name="Century Gothic">
+    <w:family w:val="swiss"/>
+    <w:pitch w:val="variable"/>
+  </w:font>
+  <w:font w:name="Garamond">
+    <w:family w:val="roman"/>
+    <w:pitch w:val="variable"/>
+  </w:font>
+  <w:font w:name="Georgia">
+    <w:family w:val="roman"/>
+    <w:pitch w:val="variable"/>
+  </w:font>
+  <w:font w:name="Calibri Light">
+    <w:family w:val="swiss"/>
+    <w:pitch w:val="variable"/>
+  </w:font>
+  <w:font w:name="VNTime">
+    <w:family w:val="auto"/>
+    <w:pitch w:val="variable"/>
+  </w:font>
+  <w:font w:name="Times New Roman Bold">
+    <w:altName w:val="Times New Roman"/>
+    <w:family w:val="roman"/>
+    <w:pitch w:val="default"/>
+  </w:font>
+  <w:font w:name="PdTime">
+    <w:altName w:val="Arial Narrow"/>
+    <w:family w:val="swiss"/>
+    <w:pitch w:val="variable"/>
+  </w:font>
+  <w:font w:name=".VnArial Narrow">
+    <w:altName w:val="Courier New"/>
+    <w:family w:val="swiss"/>
+    <w:pitch w:val="variable"/>
+  </w:font>
+  <w:font w:name="Arial">
+    <w:family w:val="swiss"/>
+    <w:pitch w:val="default"/>
+  </w:font>
+  <w:font w:name="PdTimeH">
+    <w:altName w:val="Arial Narrow"/>
+    <w:family w:val="swiss"/>
+    <w:pitch w:val="variable"/>
+  </w:font>
+  <w:font w:name=".VnVogue">
+    <w:altName w:val="Courier New"/>
+    <w:family w:val="swiss"/>
+    <w:pitch w:val="variable"/>
+  </w:font>
+  <w:font w:name=".VnBlackH">
+    <w:altName w:val="Courier New"/>
+    <w:family w:val="swiss"/>
+    <w:pitch w:val="variable"/>
+  </w:font>
+  <w:font w:name="VnHelveticaU">
+    <w:family w:val="swiss"/>
+    <w:pitch w:val="variable"/>
+  </w:font>
+  <w:font w:name="VnHelvetica">
+    <w:altName w:val="Arial"/>
+    <w:family w:val="auto"/>
+    <w:pitch w:val="variable"/>
+  </w:font>
+  <w:font w:name="Caslon 540 LT Std">
+    <w:family w:val="roman"/>
+    <w:pitch w:val="variable"/>
+  </w:font>
+  <w:font w:name="Myriad Pro Light">
+    <w:altName w:val="Arial"/>
+    <w:family w:val="swiss"/>
+    <w:pitch w:val="variable"/>
+  </w:font>
+  <w:font w:name=".VnCourier">
+    <w:altName w:val="Courier New"/>
+    <w:family w:val="swiss"/>
+    <w:pitch w:val="variable"/>
+  </w:font>
+  <w:font w:name="VNI Times">
+    <w:family w:val="auto"/>
+    <w:pitch w:val="variable"/>
+  </w:font>
+  <w:font w:name="VNSVNI2">
+    <w:altName w:val="Courier New"/>
+    <w:family w:val="auto"/>
+    <w:pitch w:val="variable"/>
+  </w:font>
+  <w:font w:name=".VnClarendonH">
+    <w:altName w:val="Courier New"/>
+    <w:family w:val="swiss"/>
+    <w:pitch w:val="variable"/>
+  </w:font>
+  <w:font w:name="VNAvantH">
+    <w:altName w:val="Arial"/>
+    <w:family w:val="swiss"/>
+    <w:pitch w:val="variable"/>
+  </w:font>
+  <w:font w:name="Vn Arial HBold">
+    <w:altName w:val="Times New Roman"/>
+    <w:family w:val="auto"/>
+    <w:pitch w:val="default"/>
+  </w:font>
+  <w:font w:name="Batang">
+    <w:altName w:val="바탕"/>
+    <w:family w:val="auto"/>
+    <w:pitch w:val="default"/>
+  </w:font>
+  <w:font w:name=".VnVogueH">
+    <w:altName w:val="Courier New"/>
+    <w:family w:val="swiss"/>
+    <w:pitch w:val="variable"/>
+  </w:font>
+  <w:font w:name="Courier New">
+    <w:family w:val="modern"/>
+    <w:pitch w:val="fixed"/>
+  </w:font>
+</w:fonts>
+</file>
+
+<file path=./word/numbering.xml><?xml version="1.0" encoding="utf-8"?>
 <w:numbering xmlns:w="http://schemas.openxmlformats.org/wordprocessingml/2006/main" xmlns:o="urn:schemas-microsoft-com:office:office" xmlns:r="http://schemas.openxmlformats.org/officeDocument/2006/relationships" xmlns:v="urn:schemas-microsoft-com:vml" xmlns:mc="http://schemas.openxmlformats.org/markup-compatibility/2006" xmlns:w14="http://schemas.microsoft.com/office/word/2010/wordml">
   <w:abstractNum w:abstractNumId="1">
     <w:lvl w:ilvl="0">
@@ -3951,7 +4257,20 @@
 </w:numbering>
 </file>
 
-<file path=word/styles.xml><?xml version="1.0" encoding="utf-8"?>
+<file path=./word/settings.xml><?xml version="1.0" encoding="utf-8"?>
+<w:settings xmlns:w="http://schemas.openxmlformats.org/wordprocessingml/2006/main">
+  <w:zoom w:percent="100"/>
+  <w:defaultTabStop w:val="709"/>
+  <w:autoHyphenation w:val="true"/>
+  <w:hyphenationZone w:val="0"/>
+  <w:compat>
+    <w:doNotBreakWrappedTables/>
+    <w:compatSetting w:name="compatibilityMode" w:uri="http://schemas.microsoft.com/office/word" w:val="11"/>
+  </w:compat>
+</w:settings>
+</file>
+
+<file path=./word/styles.xml><?xml version="1.0" encoding="utf-8"?>
 <w:styles xmlns:w="http://schemas.openxmlformats.org/wordprocessingml/2006/main" xmlns:w14="http://schemas.microsoft.com/office/word/2010/wordml" xmlns:mc="http://schemas.openxmlformats.org/markup-compatibility/2006">
   <w:docDefaults>
     <w:rPrDefault>
@@ -41301,7 +41620,7 @@
 </w:styles>
 </file>
 
-<file path=word/theme/theme1.xml><?xml version="1.0" encoding="utf-8"?>
+<file path=./word/theme/theme1.xml><?xml version="1.0" encoding="utf-8"?>
 <a:theme xmlns:a="http://schemas.openxmlformats.org/drawingml/2006/main" xmlns:r="http://schemas.openxmlformats.org/officeDocument/2006/relationships" name="Office">
   <a:themeElements>
     <a:clrScheme name="LibreOffice">

--- a/skills/phong-dieu-duong/assets/nd30-mau-1.10-giay-nghi-phep.docx
+++ b/skills/phong-dieu-duong/assets/nd30-mau-1.10-giay-nghi-phep.docx
@@ -1,57 +1,5 @@
 
-<file path=./[Content_Types].xml><?xml version="1.0" encoding="utf-8"?>
-<Types xmlns="http://schemas.openxmlformats.org/package/2006/content-types">
-  <Default Extension="fntdata" ContentType="application/x-fontdata"/>
-  <Default Extension="jpeg" ContentType="image/jpeg"/>
-  <Default Extension="png" ContentType="image/png"/>
-  <Default Extension="rels" ContentType="application/vnd.openxmlformats-package.relationships+xml"/>
-  <Default Extension="xml" ContentType="application/xml"/>
-  <Override PartName="/word/document.xml" ContentType="application/vnd.openxmlformats-officedocument.wordprocessingml.document.main+xml"/>
-  <Override PartName="/word/styles.xml" ContentType="application/vnd.openxmlformats-officedocument.wordprocessingml.styles+xml"/>
-  <Override PartName="/word/numbering.xml" ContentType="application/vnd.openxmlformats-officedocument.wordprocessingml.numbering+xml"/>
-  <Override PartName="/word/settings.xml" ContentType="application/vnd.openxmlformats-officedocument.wordprocessingml.settings+xml"/>
-  <Override PartName="/word/fontTable.xml" ContentType="application/vnd.openxmlformats-officedocument.wordprocessingml.fontTable+xml"/>
-  <Override PartName="/word/theme/theme1.xml" ContentType="application/vnd.openxmlformats-officedocument.theme+xml"/>
-  <Override PartName="/docProps/custom.xml" ContentType="application/vnd.openxmlformats-officedocument.custom-properties+xml"/>
-  <Override PartName="/docProps/core.xml" ContentType="application/vnd.openxmlformats-package.core-properties+xml"/>
-  <Override PartName="/docProps/app.xml" ContentType="application/vnd.openxmlformats-officedocument.extended-properties+xml"/>
-</Types>
-</file>
-
-<file path=./docProps/app.xml><?xml version="1.0" encoding="utf-8"?>
-<Properties xmlns="http://schemas.openxmlformats.org/officeDocument/2006/extended-properties" xmlns:vt="http://schemas.openxmlformats.org/officeDocument/2006/docPropsVTypes">
-  <Template>Normal</Template>
-  <TotalTime>157</TotalTime>
-  <Application>LibreOffice/26.2.4.2$Windows_X86_64 LibreOffice_project/0229ac93fcf0d7cbc6376066c6f35021cef002dc</Application>
-  <AppVersion>15.0000</AppVersion>
-</Properties>
-</file>
-
-<file path=./docProps/core.xml><?xml version="1.0" encoding="utf-8"?>
-<cp:coreProperties xmlns:cp="http://schemas.openxmlformats.org/package/2006/metadata/core-properties" xmlns:dc="http://purl.org/dc/elements/1.1/" xmlns:dcterms="http://purl.org/dc/terms/" xmlns:dcmitype="http://purl.org/dc/dcmitype/" xmlns:xsi="http://www.w3.org/2001/XMLSchema-instance">
-  <dcterms:created xsi:type="dcterms:W3CDTF">2020-03-13T13:22:00Z</dcterms:created>
-  <dc:creator>congbao</dc:creator>
-  <dc:description/>
-  <cp:keywords/>
-  <dc:language>en-US</dc:language>
-  <cp:lastModifiedBy>PC</cp:lastModifiedBy>
-  <cp:lastPrinted>2020-03-14T11:13:00Z</cp:lastPrinted>
-  <dcterms:modified xsi:type="dcterms:W3CDTF">2020-11-10T14:02:00Z</dcterms:modified>
-  <cp:revision>72</cp:revision>
-  <dc:subject/>
-  <dc:title>Số 215 + 216                                                                  Ngày 08 tháng 3 năm 2007</dc:title>
-</cp:coreProperties>
-</file>
-
-<file path=./docProps/custom.xml><?xml version="1.0" encoding="utf-8"?>
-<Properties xmlns="http://schemas.openxmlformats.org/officeDocument/2006/custom-properties" xmlns:vt="http://schemas.openxmlformats.org/officeDocument/2006/docPropsVTypes">
-  <property fmtid="{D5CDD505-2E9C-101B-9397-08002B2CF9AE}" pid="2" name="MTEquationNumber2">
-    <vt:lpwstr>(#S1.#E1)</vt:lpwstr>
-  </property>
-</Properties>
-</file>
-
-<file path=./word/document.xml><?xml version="1.0" encoding="utf-8"?>
+<file path=word/document.xml><?xml version="1.0" encoding="utf-8"?>
 <w:document xmlns:o="urn:schemas-microsoft-com:office:office" xmlns:r="http://schemas.openxmlformats.org/officeDocument/2006/relationships" xmlns:v="urn:schemas-microsoft-com:vml" xmlns:w="http://schemas.openxmlformats.org/wordprocessingml/2006/main" xmlns:w10="urn:schemas-microsoft-com:office:word" xmlns:wp="http://schemas.openxmlformats.org/drawingml/2006/wordprocessingDrawing" xmlns:pic="http://schemas.openxmlformats.org/drawingml/2006/picture" xmlns:wps="http://schemas.microsoft.com/office/word/2010/wordprocessingShape" xmlns:wpg="http://schemas.microsoft.com/office/word/2010/wordprocessingGroup" xmlns:mc="http://schemas.openxmlformats.org/markup-compatibility/2006" xmlns:wp14="http://schemas.microsoft.com/office/word/2010/wordprocessingDrawing" xmlns:w14="http://schemas.microsoft.com/office/word/2010/wordml" xmlns:w15="http://schemas.microsoft.com/office/word/2012/wordml">
   <w:body>
     <w:tbl>
@@ -107,7 +55,7 @@
                 <w:vertAlign w:val="superscript"/>
                 <w:lang w:eastAsia="vi-VN"/>
               </w:rPr>
-              <w:t>{{SO_LIEU}}</w:t>
+              <w:t>1</w:t>
             </w:r>
           </w:p>
           <w:p>
@@ -117,7 +65,14 @@
               <w:spacing w:lineRule="exact" w:line="340" w:before="0" w:after="0"/>
               <w:ind w:hanging="0" w:end="0"/>
               <w:jc w:val="center"/>
-              <w:rPr/>
+              <w:rPr>
+                <w:rStyle w:val="Other"/>
+                <w:b/>
+                <w:bCs/>
+                <w:color w:val="000000"/>
+                <w:vertAlign w:val="superscript"/>
+                <w:lang w:eastAsia="vi-VN"/>
+              </w:rPr>
             </w:pPr>
             <w:r>
               <w:rPr>
@@ -138,7 +93,7 @@
                 <w:vertAlign w:val="superscript"/>
                 <w:lang w:eastAsia="vi-VN"/>
               </w:rPr>
-              <w:t>{{SO_LIEU}}</w:t>
+              <w:t>2</w:t>
             </w:r>
           </w:p>
           <w:p>
@@ -150,11 +105,8 @@
               <w:jc w:val="center"/>
               <w:rPr>
                 <w:rStyle w:val="Other"/>
-                <w:b/>
-                <w:bCs/>
                 <w:color w:val="000000"/>
-                <w:vertAlign w:val="superscript"/>
-                <w:lang w:val="en-US" w:eastAsia="vi-VN"/>
+                <w:lang w:eastAsia="vi-VN"/>
               </w:rPr>
             </w:pPr>
             <w:r>
@@ -245,7 +197,7 @@
                 <w:vertAlign w:val="superscript"/>
                 <w:lang w:eastAsia="vi-VN"/>
               </w:rPr>
-              <w:t>{{SO_LIEU}}</w:t>
+              <w:t>3</w:t>
             </w:r>
             <w:r>
               <w:rPr>
@@ -270,7 +222,13 @@
               <w:spacing w:lineRule="exact" w:line="340" w:before="0" w:after="0"/>
               <w:ind w:firstLine="322" w:end="0"/>
               <w:jc w:val="center"/>
-              <w:rPr/>
+              <w:rPr>
+                <w:rStyle w:val="Other"/>
+                <w:b/>
+                <w:bCs/>
+                <w:color w:val="000000"/>
+                <w:lang w:eastAsia="vi-VN"/>
+              </w:rPr>
             </w:pPr>
             <w:r>
               <w:rPr>
@@ -290,7 +248,13 @@
               <w:spacing w:lineRule="exact" w:line="340" w:before="0" w:after="0"/>
               <w:ind w:firstLine="322" w:end="0"/>
               <w:jc w:val="center"/>
-              <w:rPr/>
+              <w:rPr>
+                <w:rStyle w:val="Other"/>
+                <w:b/>
+                <w:bCs/>
+                <w:color w:val="000000"/>
+                <w:lang w:eastAsia="vi-VN"/>
+              </w:rPr>
             </w:pPr>
             <w:r>
               <w:rPr>
@@ -312,12 +276,10 @@
               <w:jc w:val="right"/>
               <w:rPr>
                 <w:rStyle w:val="Other"/>
-                <w:b/>
-                <w:bCs/>
                 <w:i/>
                 <w:iCs/>
                 <w:color w:val="000000"/>
-                <w:lang w:val="en-US" w:eastAsia="vi-VN"/>
+                <w:lang w:eastAsia="vi-VN"/>
               </w:rPr>
             </w:pPr>
             <w:r>
@@ -411,7 +373,7 @@
                 <w:vertAlign w:val="superscript"/>
                 <w:lang w:eastAsia="vi-VN"/>
               </w:rPr>
-              <w:t>{{SO_LIEU}}</w:t>
+              <w:t>4</w:t>
             </w:r>
             <w:r>
               <w:rPr>
@@ -494,7 +456,15 @@
         <w:widowControl w:val="false"/>
         <w:spacing w:lineRule="exact" w:line="390"/>
         <w:jc w:val="center"/>
-        <w:rPr/>
+        <w:rPr>
+          <w:rStyle w:val="CharChar2"/>
+          <w:rFonts w:ascii="Times New Roman" w:hAnsi="Times New Roman" w:cs="Times New Roman"/>
+          <w:bCs/>
+          <w:color w:val="000000"/>
+          <w:sz w:val="28"/>
+          <w:szCs w:val="28"/>
+          <w:lang w:eastAsia="vi-VN"/>
+        </w:rPr>
       </w:pPr>
       <w:r>
         <w:rPr>
@@ -516,13 +486,10 @@
         <w:spacing w:lineRule="exact" w:line="390"/>
         <w:jc w:val="center"/>
         <w:rPr>
-          <w:rStyle w:val="CharChar2"/>
           <w:rFonts w:ascii="Times New Roman" w:hAnsi="Times New Roman" w:cs="Times New Roman"/>
-          <w:bCs/>
           <w:color w:val="000000"/>
           <w:sz w:val="28"/>
           <w:szCs w:val="28"/>
-          <w:lang w:val="en-US" w:eastAsia="en-US"/>
         </w:rPr>
       </w:pPr>
       <w:r>
@@ -624,7 +591,15 @@
         <w:widowControl w:val="false"/>
         <w:spacing w:lineRule="exact" w:line="380"/>
         <w:jc w:val="both"/>
-        <w:rPr/>
+        <w:rPr>
+          <w:rStyle w:val="CharChar2"/>
+          <w:rFonts w:ascii="Times New Roman" w:hAnsi="Times New Roman" w:cs="Times New Roman"/>
+          <w:b/>
+          <w:color w:val="000000"/>
+          <w:sz w:val="28"/>
+          <w:szCs w:val="28"/>
+          <w:lang w:eastAsia="vi-VN"/>
+        </w:rPr>
       </w:pPr>
       <w:r>
         <w:rPr>
@@ -650,7 +625,7 @@
           <w:vertAlign w:val="superscript"/>
           <w:lang w:eastAsia="vi-VN"/>
         </w:rPr>
-        <w:t>{{SO_LIEU}}</w:t>
+        <w:t>2</w:t>
       </w:r>
       <w:r>
         <w:rPr>
@@ -706,7 +681,7 @@
           <w:vertAlign w:val="superscript"/>
           <w:lang w:eastAsia="vi-VN"/>
         </w:rPr>
-        <w:t>{{SO_LIEU}}</w:t>
+        <w:t>5</w:t>
       </w:r>
       <w:r>
         <w:rPr>
@@ -758,7 +733,15 @@
         <w:spacing w:lineRule="exact" w:line="380"/>
         <w:ind w:firstLine="454" w:end="0"/>
         <w:jc w:val="both"/>
-        <w:rPr/>
+        <w:rPr>
+          <w:rStyle w:val="CharChar2"/>
+          <w:rFonts w:ascii="Times New Roman" w:hAnsi="Times New Roman" w:cs="Times New Roman"/>
+          <w:b/>
+          <w:color w:val="000000"/>
+          <w:sz w:val="28"/>
+          <w:szCs w:val="28"/>
+          <w:lang w:eastAsia="vi-VN"/>
+        </w:rPr>
       </w:pPr>
       <w:r>
         <w:rPr>
@@ -788,7 +771,7 @@
           <w:vertAlign w:val="superscript"/>
           <w:lang w:eastAsia="vi-VN"/>
         </w:rPr>
-        <w:t>{{SO_LIEU}}</w:t>
+        <w:t>6</w:t>
       </w:r>
       <w:r>
         <w:rPr>
@@ -812,7 +795,15 @@
         <w:spacing w:lineRule="exact" w:line="380"/>
         <w:ind w:firstLine="454" w:end="0"/>
         <w:jc w:val="both"/>
-        <w:rPr/>
+        <w:rPr>
+          <w:rStyle w:val="CharChar2"/>
+          <w:rFonts w:ascii="Times New Roman" w:hAnsi="Times New Roman" w:cs="Times New Roman"/>
+          <w:b/>
+          <w:color w:val="000000"/>
+          <w:sz w:val="28"/>
+          <w:szCs w:val="28"/>
+          <w:lang w:eastAsia="vi-VN"/>
+        </w:rPr>
       </w:pPr>
       <w:r>
         <w:rPr>
@@ -837,7 +828,7 @@
           <w:vertAlign w:val="superscript"/>
           <w:lang w:eastAsia="vi-VN"/>
         </w:rPr>
-        <w:t>{{SO_LIEU}}</w:t>
+        <w:t>7</w:t>
       </w:r>
       <w:r>
         <w:rPr>
@@ -864,13 +855,10 @@
         <w:spacing w:lineRule="exact" w:line="100"/>
         <w:jc w:val="both"/>
         <w:rPr>
-          <w:rStyle w:val="CharChar2"/>
           <w:rFonts w:ascii="Times New Roman" w:hAnsi="Times New Roman" w:cs="Times New Roman"/>
-          <w:b/>
           <w:color w:val="000000"/>
           <w:sz w:val="28"/>
           <w:szCs w:val="28"/>
-          <w:lang w:eastAsia="vi-VN"/>
         </w:rPr>
       </w:pPr>
       <w:r>
@@ -939,7 +927,14 @@
               </w:tabs>
               <w:spacing w:lineRule="exact" w:line="360"/>
               <w:ind w:hanging="0" w:end="0"/>
-              <w:rPr/>
+              <w:rPr>
+                <w:rStyle w:val="Bodytext2"/>
+                <w:b w:val="false"/>
+                <w:color w:val="000000"/>
+                <w:sz w:val="24"/>
+                <w:szCs w:val="24"/>
+                <w:lang w:eastAsia="vi-VN"/>
+              </w:rPr>
             </w:pPr>
             <w:r>
               <w:rPr>
@@ -964,7 +959,7 @@
                 <w:vertAlign w:val="superscript"/>
                 <w:lang w:eastAsia="vi-VN"/>
               </w:rPr>
-              <w:t>{{SO_LIEU}}</w:t>
+              <w:t>8</w:t>
             </w:r>
             <w:r>
               <w:rPr>
@@ -1031,7 +1026,7 @@
                 <w:szCs w:val="24"/>
                 <w:vertAlign w:val="superscript"/>
               </w:rPr>
-              <w:t>{{SO_LIEU}}</w:t>
+              <w:t>9</w:t>
             </w:r>
             <w:r>
               <w:rPr>
@@ -1056,11 +1051,9 @@
               <w:spacing w:lineRule="exact" w:line="360"/>
               <w:rPr>
                 <w:rFonts w:ascii="Times New Roman" w:hAnsi="Times New Roman" w:cs="Times New Roman"/>
-                <w:b w:val="false"/>
                 <w:color w:val="000000"/>
                 <w:sz w:val="28"/>
                 <w:szCs w:val="28"/>
-                <w:lang w:eastAsia="vi-VN"/>
               </w:rPr>
             </w:pPr>
             <w:r>
@@ -1265,7 +1258,16 @@
               <w:spacing w:lineRule="auto" w:line="240"/>
               <w:ind w:hanging="0" w:end="0"/>
               <w:jc w:val="center"/>
-              <w:rPr/>
+              <w:rPr>
+                <w:rStyle w:val="Bodytext2"/>
+                <w:b w:val="false"/>
+                <w:i/>
+                <w:iCs/>
+                <w:color w:val="000000"/>
+                <w:sz w:val="24"/>
+                <w:szCs w:val="24"/>
+                <w:lang w:eastAsia="vi-VN"/>
+              </w:rPr>
             </w:pPr>
             <w:r>
               <w:rPr>
@@ -1291,8 +1293,6 @@
               <w:jc w:val="center"/>
               <w:rPr>
                 <w:rStyle w:val="Heading21"/>
-                <w:i/>
-                <w:iCs/>
                 <w:color w:val="000000"/>
                 <w:sz w:val="28"/>
                 <w:szCs w:val="28"/>
@@ -1344,10 +1344,7 @@
               <w:spacing w:lineRule="exact" w:line="360"/>
               <w:jc w:val="center"/>
               <w:rPr>
-                <w:rStyle w:val="Bodytext2"/>
                 <w:color w:val="000000"/>
-                <w:sz w:val="28"/>
-                <w:szCs w:val="28"/>
               </w:rPr>
             </w:pPr>
             <w:r>
@@ -1402,7 +1399,7 @@
           <w:color w:val="000000"/>
           <w:sz w:val="24"/>
           <w:szCs w:val="24"/>
-          <w:lang w:val="en-US" w:eastAsia="vi-VN"/>
+          <w:lang w:eastAsia="vi-VN"/>
         </w:rPr>
       </w:pPr>
       <w:r>
@@ -1515,7 +1512,7 @@
           <w:szCs w:val="24"/>
           <w:vertAlign w:val="superscript"/>
         </w:rPr>
-        <w:t xml:space="preserve">{{SO_LIEU}}</w:t>
+        <w:t xml:space="preserve">1 </w:t>
       </w:r>
       <w:r>
         <w:rPr>
@@ -1550,7 +1547,7 @@
           <w:vertAlign w:val="superscript"/>
           <w:lang w:eastAsia="vi-VN"/>
         </w:rPr>
-        <w:t xml:space="preserve">{{SO_LIEU}}</w:t>
+        <w:t xml:space="preserve">2 </w:t>
       </w:r>
       <w:r>
         <w:rPr>
@@ -1587,7 +1584,7 @@
           <w:vertAlign w:val="superscript"/>
           <w:lang w:eastAsia="vi-VN"/>
         </w:rPr>
-        <w:t xml:space="preserve">{{SO_LIEU}}</w:t>
+        <w:t xml:space="preserve">3 </w:t>
       </w:r>
       <w:r>
         <w:rPr>
@@ -1624,7 +1621,7 @@
           <w:vertAlign w:val="superscript"/>
           <w:lang w:eastAsia="vi-VN"/>
         </w:rPr>
-        <w:t xml:space="preserve">{{SO_LIEU}}</w:t>
+        <w:t xml:space="preserve">4 </w:t>
       </w:r>
       <w:r>
         <w:rPr>
@@ -1661,7 +1658,7 @@
           <w:vertAlign w:val="superscript"/>
           <w:lang w:eastAsia="vi-VN"/>
         </w:rPr>
-        <w:t xml:space="preserve">{{SO_LIEU}}</w:t>
+        <w:t xml:space="preserve">5 </w:t>
       </w:r>
       <w:r>
         <w:rPr>
@@ -1701,7 +1698,7 @@
           <w:vertAlign w:val="superscript"/>
           <w:lang w:eastAsia="vi-VN"/>
         </w:rPr>
-        <w:t xml:space="preserve">{{SO_LIEU}}</w:t>
+        <w:t xml:space="preserve">6 </w:t>
       </w:r>
       <w:r>
         <w:rPr>
@@ -1738,7 +1735,7 @@
           <w:vertAlign w:val="superscript"/>
           <w:lang w:eastAsia="vi-VN"/>
         </w:rPr>
-        <w:t>{{SO_LIEU}}</w:t>
+        <w:t>7</w:t>
       </w:r>
       <w:r>
         <w:rPr>
@@ -1775,7 +1772,7 @@
           <w:vertAlign w:val="superscript"/>
           <w:lang w:eastAsia="vi-VN"/>
         </w:rPr>
-        <w:t xml:space="preserve">{{SO_LIEU}}</w:t>
+        <w:t xml:space="preserve">8 </w:t>
       </w:r>
       <w:r>
         <w:rPr>
@@ -1799,7 +1796,8 @@
         <w:ind w:hanging="142" w:start="142" w:end="0"/>
         <w:jc w:val="both"/>
         <w:rPr>
-          <w:vanish/>
+          <w:sz w:val="24"/>
+          <w:szCs w:val="24"/>
         </w:rPr>
       </w:pPr>
       <w:r>
@@ -1811,7 +1809,7 @@
           <w:vertAlign w:val="superscript"/>
           <w:lang w:eastAsia="vi-VN"/>
         </w:rPr>
-        <w:t xml:space="preserve">{{SO_LIEU}}</w:t>
+        <w:t xml:space="preserve">9 </w:t>
       </w:r>
       <w:r>
         <w:rPr>
@@ -1841,261 +1839,7 @@
 </w:document>
 </file>
 
-<file path=./word/fontTable.xml><?xml version="1.0" encoding="utf-8"?>
-<w:fonts xmlns:w="http://schemas.openxmlformats.org/wordprocessingml/2006/main" xmlns:r="http://schemas.openxmlformats.org/officeDocument/2006/relationships">
-  <w:font w:name="Times New Roman">
-    <w:family w:val="roman"/>
-    <w:pitch w:val="variable"/>
-  </w:font>
-  <w:font w:name="Symbol">
-    <w:family w:val="roman"/>
-    <w:pitch w:val="variable"/>
-  </w:font>
-  <w:font w:name="Arial">
-    <w:family w:val="swiss"/>
-    <w:pitch w:val="variable"/>
-  </w:font>
-  <w:font w:name="Liberation Serif">
-    <w:altName w:val="Times New Roman"/>
-    <w:family w:val="roman"/>
-    <w:pitch w:val="variable"/>
-  </w:font>
-  <w:font w:name=".VnTimeH">
-    <w:altName w:val="Courier New"/>
-    <w:family w:val="swiss"/>
-    <w:pitch w:val="variable"/>
-  </w:font>
-  <w:font w:name=".VnTime">
-    <w:altName w:val="Courier New"/>
-    <w:family w:val="swiss"/>
-    <w:pitch w:val="variable"/>
-  </w:font>
-  <w:font w:name="Courier New">
-    <w:family w:val="modern"/>
-    <w:pitch w:val="default"/>
-  </w:font>
-  <w:font w:name="Wingdings">
-    <w:family w:val="auto"/>
-    <w:pitch w:val="variable"/>
-  </w:font>
-  <w:font w:name="Tahoma">
-    <w:family w:val="swiss"/>
-    <w:pitch w:val="variable"/>
-  </w:font>
-  <w:font w:name="Calibri">
-    <w:family w:val="swiss"/>
-    <w:pitch w:val="variable"/>
-  </w:font>
-  <w:font w:name="VNI-Times">
-    <w:family w:val="auto"/>
-    <w:pitch w:val="variable"/>
-  </w:font>
-  <w:font w:name=".VnAvant">
-    <w:altName w:val="Courier New"/>
-    <w:family w:val="swiss"/>
-    <w:pitch w:val="variable"/>
-  </w:font>
-  <w:font w:name="Muc mon">
-    <w:altName w:val="Times New Roman"/>
-    <w:family w:val="roman"/>
-    <w:pitch w:val="default"/>
-  </w:font>
-  <w:font w:name=".VnCourier NewH">
-    <w:altName w:val="Courier New"/>
-    <w:family w:val="roman"/>
-    <w:pitch w:val="variable"/>
-  </w:font>
-  <w:font w:name=".VnGothic">
-    <w:altName w:val="Courier New"/>
-    <w:family w:val="swiss"/>
-    <w:pitch w:val="variable"/>
-  </w:font>
-  <w:font w:name=".VnCentury Schoolbook">
-    <w:altName w:val="Courier New"/>
-    <w:family w:val="swiss"/>
-    <w:pitch w:val="variable"/>
-  </w:font>
-  <w:font w:name=".VnAvantH">
-    <w:altName w:val="Courier New"/>
-    <w:family w:val="swiss"/>
-    <w:pitch w:val="variable"/>
-  </w:font>
-  <w:font w:name=".VnCentury SchoolbookH">
-    <w:altName w:val="Courier New"/>
-    <w:family w:val="swiss"/>
-    <w:pitch w:val="variable"/>
-  </w:font>
-  <w:font w:name=".VnHelvetIns">
-    <w:altName w:val="Courier New"/>
-    <w:family w:val="swiss"/>
-    <w:pitch w:val="variable"/>
-  </w:font>
-  <w:font w:name=".VnArial">
-    <w:altName w:val="Courier New"/>
-    <w:family w:val="swiss"/>
-    <w:pitch w:val="variable"/>
-  </w:font>
-  <w:font w:name=".VnHelvetInsH">
-    <w:altName w:val="Courier New"/>
-    <w:family w:val="swiss"/>
-    <w:pitch w:val="variable"/>
-  </w:font>
-  <w:font w:name=".VnArialH">
-    <w:altName w:val="Courier New"/>
-    <w:family w:val="swiss"/>
-    <w:pitch w:val="variable"/>
-  </w:font>
-  <w:font w:name="Arial Unicode MS">
-    <w:family w:val="swiss"/>
-    <w:pitch w:val="variable"/>
-  </w:font>
-  <w:font w:name="Cambria">
-    <w:family w:val="roman"/>
-    <w:pitch w:val="variable"/>
-  </w:font>
-  <w:font w:name="Verdana">
-    <w:family w:val="swiss"/>
-    <w:pitch w:val="variable"/>
-  </w:font>
-  <w:font w:name="Arial Narrow">
-    <w:family w:val="swiss"/>
-    <w:pitch w:val="variable"/>
-  </w:font>
-  <w:font w:name="Consolas">
-    <w:family w:val="modern"/>
-    <w:pitch w:val="default"/>
-  </w:font>
-  <w:font w:name="Microsoft Sans Serif">
-    <w:family w:val="swiss"/>
-    <w:pitch w:val="variable"/>
-  </w:font>
-  <w:font w:name="Arial Black">
-    <w:family w:val="swiss"/>
-    <w:pitch w:val="variable"/>
-  </w:font>
-  <w:font w:name="Trebuchet MS">
-    <w:family w:val="swiss"/>
-    <w:pitch w:val="variable"/>
-  </w:font>
-  <w:font w:name="Century Gothic">
-    <w:family w:val="swiss"/>
-    <w:pitch w:val="variable"/>
-  </w:font>
-  <w:font w:name="Garamond">
-    <w:family w:val="roman"/>
-    <w:pitch w:val="variable"/>
-  </w:font>
-  <w:font w:name="Georgia">
-    <w:family w:val="roman"/>
-    <w:pitch w:val="variable"/>
-  </w:font>
-  <w:font w:name="Calibri Light">
-    <w:family w:val="swiss"/>
-    <w:pitch w:val="variable"/>
-  </w:font>
-  <w:font w:name="VNTime">
-    <w:family w:val="auto"/>
-    <w:pitch w:val="variable"/>
-  </w:font>
-  <w:font w:name="Times New Roman Bold">
-    <w:altName w:val="Times New Roman"/>
-    <w:family w:val="roman"/>
-    <w:pitch w:val="default"/>
-  </w:font>
-  <w:font w:name="PdTime">
-    <w:altName w:val="Arial Narrow"/>
-    <w:family w:val="swiss"/>
-    <w:pitch w:val="variable"/>
-  </w:font>
-  <w:font w:name=".VnArial Narrow">
-    <w:altName w:val="Courier New"/>
-    <w:family w:val="swiss"/>
-    <w:pitch w:val="variable"/>
-  </w:font>
-  <w:font w:name="Arial">
-    <w:family w:val="swiss"/>
-    <w:pitch w:val="default"/>
-  </w:font>
-  <w:font w:name="PdTimeH">
-    <w:altName w:val="Arial Narrow"/>
-    <w:family w:val="swiss"/>
-    <w:pitch w:val="variable"/>
-  </w:font>
-  <w:font w:name=".VnVogue">
-    <w:altName w:val="Courier New"/>
-    <w:family w:val="swiss"/>
-    <w:pitch w:val="variable"/>
-  </w:font>
-  <w:font w:name=".VnBlackH">
-    <w:altName w:val="Courier New"/>
-    <w:family w:val="swiss"/>
-    <w:pitch w:val="variable"/>
-  </w:font>
-  <w:font w:name="VnHelveticaU">
-    <w:family w:val="swiss"/>
-    <w:pitch w:val="variable"/>
-  </w:font>
-  <w:font w:name="VnHelvetica">
-    <w:altName w:val="Arial"/>
-    <w:family w:val="auto"/>
-    <w:pitch w:val="variable"/>
-  </w:font>
-  <w:font w:name="Caslon 540 LT Std">
-    <w:family w:val="roman"/>
-    <w:pitch w:val="variable"/>
-  </w:font>
-  <w:font w:name="Myriad Pro Light">
-    <w:altName w:val="Arial"/>
-    <w:family w:val="swiss"/>
-    <w:pitch w:val="variable"/>
-  </w:font>
-  <w:font w:name=".VnCourier">
-    <w:altName w:val="Courier New"/>
-    <w:family w:val="swiss"/>
-    <w:pitch w:val="variable"/>
-  </w:font>
-  <w:font w:name="VNI Times">
-    <w:family w:val="auto"/>
-    <w:pitch w:val="variable"/>
-  </w:font>
-  <w:font w:name="VNSVNI2">
-    <w:altName w:val="Courier New"/>
-    <w:family w:val="auto"/>
-    <w:pitch w:val="variable"/>
-  </w:font>
-  <w:font w:name=".VnClarendonH">
-    <w:altName w:val="Courier New"/>
-    <w:family w:val="swiss"/>
-    <w:pitch w:val="variable"/>
-  </w:font>
-  <w:font w:name="VNAvantH">
-    <w:altName w:val="Arial"/>
-    <w:family w:val="swiss"/>
-    <w:pitch w:val="variable"/>
-  </w:font>
-  <w:font w:name="Vn Arial HBold">
-    <w:altName w:val="Times New Roman"/>
-    <w:family w:val="auto"/>
-    <w:pitch w:val="default"/>
-  </w:font>
-  <w:font w:name="Batang">
-    <w:altName w:val="바탕"/>
-    <w:family w:val="auto"/>
-    <w:pitch w:val="default"/>
-  </w:font>
-  <w:font w:name=".VnVogueH">
-    <w:altName w:val="Courier New"/>
-    <w:family w:val="swiss"/>
-    <w:pitch w:val="variable"/>
-  </w:font>
-  <w:font w:name="Courier New">
-    <w:family w:val="modern"/>
-    <w:pitch w:val="fixed"/>
-  </w:font>
-</w:fonts>
-</file>
-
-<file path=./word/numbering.xml><?xml version="1.0" encoding="utf-8"?>
+<file path=word/numbering.xml><?xml version="1.0" encoding="utf-8"?>
 <w:numbering xmlns:w="http://schemas.openxmlformats.org/wordprocessingml/2006/main" xmlns:o="urn:schemas-microsoft-com:office:office" xmlns:r="http://schemas.openxmlformats.org/officeDocument/2006/relationships" xmlns:v="urn:schemas-microsoft-com:vml" xmlns:mc="http://schemas.openxmlformats.org/markup-compatibility/2006" xmlns:w14="http://schemas.microsoft.com/office/word/2010/wordml">
   <w:abstractNum w:abstractNumId="1">
     <w:lvl w:ilvl="0">
@@ -4257,28 +4001,15 @@
 </w:numbering>
 </file>
 
-<file path=./word/settings.xml><?xml version="1.0" encoding="utf-8"?>
-<w:settings xmlns:w="http://schemas.openxmlformats.org/wordprocessingml/2006/main">
-  <w:zoom w:percent="100"/>
-  <w:defaultTabStop w:val="709"/>
-  <w:autoHyphenation w:val="true"/>
-  <w:hyphenationZone w:val="0"/>
-  <w:compat>
-    <w:doNotBreakWrappedTables/>
-    <w:compatSetting w:name="compatibilityMode" w:uri="http://schemas.microsoft.com/office/word" w:val="11"/>
-  </w:compat>
-</w:settings>
-</file>
-
-<file path=./word/styles.xml><?xml version="1.0" encoding="utf-8"?>
+<file path=word/styles.xml><?xml version="1.0" encoding="utf-8"?>
 <w:styles xmlns:w="http://schemas.openxmlformats.org/wordprocessingml/2006/main" xmlns:w14="http://schemas.microsoft.com/office/word/2010/wordml" xmlns:mc="http://schemas.openxmlformats.org/markup-compatibility/2006">
   <w:docDefaults>
     <w:rPrDefault>
       <w:rPr>
-        <w:rFonts w:ascii="Liberation Serif" w:hAnsi="Liberation Serif" w:eastAsia="NSimSun" w:cs="Lucida Sans"/>
+        <w:rFonts w:ascii="Liberation Serif" w:hAnsi="Liberation Serif" w:eastAsia="Songti SC" w:cs="Arial Unicode MS"/>
         <w:sz w:val="24"/>
         <w:szCs w:val="24"/>
-        <w:lang w:val="en-US" w:eastAsia="zh-CN" w:bidi="hi-IN"/>
+        <w:lang w:val="vi-VN" w:eastAsia="zh-CN" w:bidi="hi-IN"/>
       </w:rPr>
     </w:rPrDefault>
     <w:pPrDefault>
@@ -4299,7 +4030,7 @@
       <w:color w:val="auto"/>
       <w:sz w:val="28"/>
       <w:szCs w:val="28"/>
-      <w:lang w:bidi="ar-SA" w:val="en-US" w:eastAsia="zh-CN"/>
+      <w:lang w:val="en-US" w:bidi="ar-SA" w:eastAsia="zh-CN"/>
     </w:rPr>
   </w:style>
   <w:style w:type="paragraph" w:styleId="Heading1">
@@ -4790,7 +4521,7 @@
       <w:rFonts w:ascii=".VnTimeH" w:hAnsi=".VnTimeH" w:cs=".VnTimeH"/>
       <w:b/>
       <w:sz w:val="28"/>
-      <w:lang w:bidi="ar-SA"/>
+      <w:lang w:val="en-US" w:bidi="ar-SA"/>
     </w:rPr>
   </w:style>
   <w:style w:type="character" w:styleId="Heading2Char2">
@@ -4801,7 +4532,7 @@
       <w:bCs/>
       <w:sz w:val="16"/>
       <w:szCs w:val="24"/>
-      <w:lang w:bidi="ar-SA"/>
+      <w:lang w:val="en-US" w:bidi="ar-SA"/>
     </w:rPr>
   </w:style>
   <w:style w:type="character" w:styleId="Heading3Char3">
@@ -4813,7 +4544,7 @@
       <w:bCs/>
       <w:sz w:val="26"/>
       <w:szCs w:val="26"/>
-      <w:lang w:bidi="ar-SA"/>
+      <w:lang w:val="en-US" w:bidi="ar-SA"/>
     </w:rPr>
   </w:style>
   <w:style w:type="character" w:styleId="Heading4Char1">
@@ -4824,7 +4555,7 @@
       <w:bCs/>
       <w:sz w:val="28"/>
       <w:szCs w:val="28"/>
-      <w:lang w:bidi="ar-SA"/>
+      <w:lang w:val="en-US" w:bidi="ar-SA"/>
     </w:rPr>
   </w:style>
   <w:style w:type="character" w:styleId="Heading5Char1">
@@ -4838,7 +4569,7 @@
       <w:iCs/>
       <w:sz w:val="26"/>
       <w:szCs w:val="26"/>
-      <w:lang w:bidi="ar-SA"/>
+      <w:lang w:val="en-US" w:bidi="ar-SA"/>
     </w:rPr>
   </w:style>
   <w:style w:type="character" w:styleId="Heading6Char2">
@@ -4849,7 +4580,7 @@
       <w:bCs/>
       <w:sz w:val="22"/>
       <w:szCs w:val="22"/>
-      <w:lang w:bidi="ar-SA"/>
+      <w:lang w:val="en-US" w:bidi="ar-SA"/>
     </w:rPr>
   </w:style>
   <w:style w:type="character" w:styleId="Heading7Char1">
@@ -4858,7 +4589,7 @@
     <w:rPr>
       <w:sz w:val="24"/>
       <w:szCs w:val="24"/>
-      <w:lang w:bidi="ar-SA"/>
+      <w:lang w:val="en-US" w:bidi="ar-SA"/>
     </w:rPr>
   </w:style>
   <w:style w:type="character" w:styleId="Heading9Char1">
@@ -4868,7 +4599,7 @@
       <w:rFonts w:ascii="Arial" w:hAnsi="Arial" w:cs="Arial"/>
       <w:sz w:val="22"/>
       <w:szCs w:val="22"/>
-      <w:lang w:bidi="ar-SA"/>
+      <w:lang w:val="en-US" w:bidi="ar-SA"/>
     </w:rPr>
   </w:style>
   <w:style w:type="character" w:styleId="CharChar8">
@@ -4879,7 +4610,7 @@
       <w:bCs/>
       <w:sz w:val="16"/>
       <w:szCs w:val="24"/>
-      <w:lang w:bidi="ar-SA"/>
+      <w:lang w:val="en-US" w:bidi="ar-SA"/>
     </w:rPr>
   </w:style>
   <w:style w:type="character" w:styleId="CharChar7">
@@ -4890,7 +4621,7 @@
       <w:bCs/>
       <w:sz w:val="28"/>
       <w:szCs w:val="28"/>
-      <w:lang w:bidi="ar-SA"/>
+      <w:lang w:val="en-US" w:bidi="ar-SA"/>
     </w:rPr>
   </w:style>
   <w:style w:type="character" w:styleId="CharCharChar">
@@ -4904,7 +4635,7 @@
       <w:iCs/>
       <w:sz w:val="26"/>
       <w:szCs w:val="26"/>
-      <w:lang w:bidi="ar-SA"/>
+      <w:lang w:val="en-US" w:bidi="ar-SA"/>
     </w:rPr>
   </w:style>
   <w:style w:type="character" w:styleId="CharChar6">
@@ -4913,7 +4644,7 @@
     <w:rPr>
       <w:sz w:val="24"/>
       <w:szCs w:val="24"/>
-      <w:lang w:bidi="ar-SA"/>
+      <w:lang w:val="en-US" w:bidi="ar-SA"/>
     </w:rPr>
   </w:style>
   <w:style w:type="character" w:styleId="z-BottomofFormChar1">
@@ -4923,7 +4654,7 @@
       <w:rFonts w:ascii="Arial" w:hAnsi="Arial" w:cs="Arial"/>
       <w:sz w:val="22"/>
       <w:szCs w:val="22"/>
-      <w:lang w:bidi="ar-SA"/>
+      <w:lang w:val="en-US" w:bidi="ar-SA"/>
     </w:rPr>
   </w:style>
   <w:style w:type="character" w:styleId="BodyText2Char1">
@@ -4935,7 +4666,7 @@
       <w:bCs/>
       <w:sz w:val="28"/>
       <w:szCs w:val="24"/>
-      <w:lang w:bidi="ar-SA"/>
+      <w:lang w:val="en-US" w:bidi="ar-SA"/>
     </w:rPr>
   </w:style>
   <w:style w:type="character" w:styleId="CharChar4">
@@ -4947,7 +4678,7 @@
       <w:bCs/>
       <w:sz w:val="28"/>
       <w:szCs w:val="24"/>
-      <w:lang w:bidi="ar-SA"/>
+      <w:lang w:val="en-US" w:bidi="ar-SA"/>
     </w:rPr>
   </w:style>
   <w:style w:type="character" w:styleId="BodyTextIndentChar2">
@@ -4956,7 +4687,7 @@
     <w:rPr>
       <w:rFonts w:ascii=".VnTime" w:hAnsi=".VnTime" w:cs=".VnTime"/>
       <w:sz w:val="28"/>
-      <w:lang w:bidi="ar-SA"/>
+      <w:lang w:val="en-US" w:bidi="ar-SA"/>
     </w:rPr>
   </w:style>
   <w:style w:type="character" w:styleId="CharChar1">
@@ -4965,7 +4696,7 @@
     <w:rPr>
       <w:rFonts w:ascii=".VnTime" w:hAnsi=".VnTime" w:cs=".VnTime"/>
       <w:sz w:val="28"/>
-      <w:lang w:bidi="ar-SA"/>
+      <w:lang w:val="en-US" w:bidi="ar-SA"/>
     </w:rPr>
   </w:style>
   <w:style w:type="character" w:styleId="BodyTextIndentChar1Char">
@@ -4974,7 +4705,7 @@
     <w:rPr>
       <w:rFonts w:ascii=".VnTime" w:hAnsi=".VnTime" w:cs=".VnTime"/>
       <w:sz w:val="28"/>
-      <w:lang w:bidi="ar-SA"/>
+      <w:lang w:val="en-US" w:bidi="ar-SA"/>
     </w:rPr>
   </w:style>
   <w:style w:type="character" w:styleId="BodyTextChar2">
@@ -4984,7 +4715,7 @@
       <w:rFonts w:ascii=".VnTimeH" w:hAnsi=".VnTimeH" w:cs=".VnTimeH"/>
       <w:b/>
       <w:sz w:val="24"/>
-      <w:lang w:bidi="ar-SA"/>
+      <w:lang w:val="en-US" w:bidi="ar-SA"/>
     </w:rPr>
   </w:style>
   <w:style w:type="character" w:styleId="BalloonTextChar3">
@@ -4994,7 +4725,7 @@
       <w:rFonts w:ascii="Tahoma" w:hAnsi="Tahoma" w:cs="Tahoma"/>
       <w:sz w:val="16"/>
       <w:szCs w:val="16"/>
-      <w:lang w:bidi="ar-SA"/>
+      <w:lang w:val="en-US" w:bidi="ar-SA"/>
     </w:rPr>
   </w:style>
   <w:style w:type="character" w:styleId="HeaderChar2">
@@ -5003,7 +4734,7 @@
     <w:rPr>
       <w:sz w:val="28"/>
       <w:szCs w:val="28"/>
-      <w:lang w:bidi="ar-SA"/>
+      <w:lang w:val="en-US" w:bidi="ar-SA"/>
     </w:rPr>
   </w:style>
   <w:style w:type="character" w:styleId="PageNumber">
@@ -5017,7 +4748,7 @@
     <w:rPr>
       <w:sz w:val="16"/>
       <w:szCs w:val="16"/>
-      <w:lang w:bidi="ar-SA"/>
+      <w:lang w:val="en-US" w:bidi="ar-SA"/>
     </w:rPr>
   </w:style>
   <w:style w:type="character" w:styleId="CharChar3">
@@ -5026,7 +4757,7 @@
     <w:rPr>
       <w:sz w:val="16"/>
       <w:szCs w:val="16"/>
-      <w:lang w:bidi="ar-SA"/>
+      <w:lang w:val="en-US" w:bidi="ar-SA"/>
     </w:rPr>
   </w:style>
   <w:style w:type="character" w:styleId="Hyperlink">
@@ -5040,14 +4771,14 @@
     <w:name w:val="Footnote Text Char3"/>
     <w:qFormat/>
     <w:rPr>
-      <w:lang w:bidi="ar-SA"/>
+      <w:lang w:val="en-US" w:bidi="ar-SA"/>
     </w:rPr>
   </w:style>
   <w:style w:type="character" w:styleId="CharChar2">
     <w:name w:val=" Char Char2"/>
     <w:qFormat/>
     <w:rPr>
-      <w:lang w:bidi="ar-SA"/>
+      <w:lang w:val="en-US" w:bidi="ar-SA"/>
     </w:rPr>
   </w:style>
   <w:style w:type="character" w:styleId="CharChar">
@@ -5060,7 +4791,7 @@
       <w:iCs/>
       <w:sz w:val="26"/>
       <w:szCs w:val="26"/>
-      <w:lang w:bidi="ar-SA"/>
+      <w:lang w:val="en-US" w:bidi="ar-SA"/>
     </w:rPr>
   </w:style>
   <w:style w:type="character" w:styleId="BodyTextIndent2Char1">
@@ -5070,7 +4801,7 @@
       <w:rFonts w:ascii=".VnTime" w:hAnsi=".VnTime" w:eastAsia=".VnTime" w:cs=".VnTime"/>
       <w:sz w:val="28"/>
       <w:szCs w:val="28"/>
-      <w:lang w:bidi="ar-SA"/>
+      <w:lang w:val="en-US" w:bidi="ar-SA"/>
     </w:rPr>
   </w:style>
   <w:style w:type="character" w:styleId="BodyTextIndent2CharCharChar">
@@ -5080,7 +4811,7 @@
       <w:rFonts w:ascii=".VnTime" w:hAnsi=".VnTime" w:eastAsia=".VnTime" w:cs=".VnTime"/>
       <w:sz w:val="28"/>
       <w:szCs w:val="28"/>
-      <w:lang w:bidi="ar-SA"/>
+      <w:lang w:val="en-US" w:bidi="ar-SA"/>
     </w:rPr>
   </w:style>
   <w:style w:type="character" w:styleId="CommentReference">
@@ -5096,7 +4827,7 @@
     <w:qFormat/>
     <w:rPr>
       <w:rFonts w:ascii=".VnTime" w:hAnsi=".VnTime" w:cs=".VnTime"/>
-      <w:lang w:bidi="ar-SA"/>
+      <w:lang w:val="en-US" w:bidi="ar-SA"/>
     </w:rPr>
   </w:style>
   <w:style w:type="character" w:styleId="DieuCharChar">
@@ -5107,7 +4838,7 @@
       <w:bCs/>
       <w:sz w:val="28"/>
       <w:szCs w:val="28"/>
-      <w:lang w:val="vi-VN" w:bidi="ar-SA"/>
+      <w:lang w:bidi="ar-SA"/>
     </w:rPr>
   </w:style>
   <w:style w:type="character" w:styleId="BodyTextIndent3Char1">
@@ -5117,7 +4848,7 @@
       <w:rFonts w:ascii=".VnTime" w:hAnsi=".VnTime" w:cs=".VnTime"/>
       <w:sz w:val="28"/>
       <w:szCs w:val="28"/>
-      <w:lang w:bidi="ar-SA"/>
+      <w:lang w:val="en-US" w:bidi="ar-SA"/>
     </w:rPr>
   </w:style>
   <w:style w:type="character" w:styleId="ChuongCharChar">
@@ -5147,7 +4878,7 @@
       <w:iCs/>
       <w:sz w:val="24"/>
       <w:szCs w:val="24"/>
-      <w:lang w:bidi="ar-SA"/>
+      <w:lang w:val="en-US" w:bidi="ar-SA"/>
     </w:rPr>
   </w:style>
   <w:style w:type="character" w:styleId="TChar">
@@ -5156,7 +4887,7 @@
     <w:rPr>
       <w:rFonts w:ascii=".VnTime" w:hAnsi=".VnTime" w:cs=".VnTime"/>
       <w:sz w:val="28"/>
-      <w:lang w:val="vi-VN" w:bidi="ar-SA"/>
+      <w:lang w:bidi="ar-SA"/>
     </w:rPr>
   </w:style>
   <w:style w:type="character" w:styleId="normalchar1">
@@ -5227,7 +4958,7 @@
       <w:spacing w:val="24"/>
       <w:sz w:val="26"/>
       <w:szCs w:val="26"/>
-      <w:lang w:bidi="ar-SA"/>
+      <w:lang w:val="en-US" w:bidi="ar-SA"/>
     </w:rPr>
   </w:style>
   <w:style w:type="character" w:styleId="Emphasis">
@@ -5306,7 +5037,7 @@
       <w:rFonts w:ascii=".VnTime" w:hAnsi=".VnTime" w:cs=".VnTime"/>
       <w:sz w:val="26"/>
       <w:szCs w:val="26"/>
-      <w:lang w:bidi="ar-SA"/>
+      <w:lang w:val="en-US" w:bidi="ar-SA"/>
     </w:rPr>
   </w:style>
   <w:style w:type="character" w:styleId="tenmonChar">
@@ -5317,7 +5048,7 @@
       <w:b/>
       <w:sz w:val="28"/>
       <w:szCs w:val="28"/>
-      <w:lang w:bidi="ar-SA"/>
+      <w:lang w:val="en-US" w:bidi="ar-SA"/>
     </w:rPr>
   </w:style>
   <w:style w:type="character" w:styleId="StyleBold">
@@ -5345,7 +5076,7 @@
       <w:b/>
       <w:sz w:val="28"/>
       <w:szCs w:val="28"/>
-      <w:lang w:bidi="ar-SA"/>
+      <w:lang w:val="en-US" w:bidi="ar-SA"/>
     </w:rPr>
   </w:style>
   <w:style w:type="character" w:styleId="yshortcuts">
@@ -5405,6 +5136,7 @@
       <w:bCs/>
       <w:sz w:val="28"/>
       <w:szCs w:val="28"/>
+      <w:lang w:val="en-US"/>
     </w:rPr>
   </w:style>
   <w:style w:type="character" w:styleId="CharChar16">
@@ -5415,6 +5147,7 @@
       <w:bCs/>
       <w:sz w:val="24"/>
       <w:szCs w:val="24"/>
+      <w:lang w:val="en-US"/>
     </w:rPr>
   </w:style>
   <w:style w:type="character" w:styleId="CharChar15">
@@ -5426,6 +5159,7 @@
       <w:bCs/>
       <w:sz w:val="26"/>
       <w:szCs w:val="26"/>
+      <w:lang w:val="en-US"/>
     </w:rPr>
   </w:style>
   <w:style w:type="character" w:styleId="CharChar81">
@@ -5436,6 +5170,7 @@
       <w:bCs/>
       <w:sz w:val="24"/>
       <w:szCs w:val="24"/>
+      <w:lang w:val="en-US"/>
     </w:rPr>
   </w:style>
   <w:style w:type="character" w:styleId="CharChar71">
@@ -5446,6 +5181,7 @@
       <w:bCs/>
       <w:sz w:val="28"/>
       <w:szCs w:val="28"/>
+      <w:lang w:val="en-US"/>
     </w:rPr>
   </w:style>
   <w:style w:type="character" w:styleId="CharCharChar1">
@@ -5459,6 +5195,7 @@
       <w:iCs/>
       <w:sz w:val="26"/>
       <w:szCs w:val="26"/>
+      <w:lang w:val="en-US"/>
     </w:rPr>
   </w:style>
   <w:style w:type="character" w:styleId="CharChar61">
@@ -5467,6 +5204,7 @@
     <w:rPr>
       <w:sz w:val="24"/>
       <w:szCs w:val="24"/>
+      <w:lang w:val="en-US"/>
     </w:rPr>
   </w:style>
   <w:style w:type="character" w:styleId="CharChar5">
@@ -5476,6 +5214,7 @@
       <w:rFonts w:ascii="Arial" w:hAnsi="Arial" w:cs="Arial"/>
       <w:sz w:val="22"/>
       <w:szCs w:val="22"/>
+      <w:lang w:val="en-US"/>
     </w:rPr>
   </w:style>
   <w:style w:type="character" w:styleId="CharChar41">
@@ -5487,6 +5226,7 @@
       <w:bCs/>
       <w:sz w:val="24"/>
       <w:szCs w:val="24"/>
+      <w:lang w:val="en-US"/>
     </w:rPr>
   </w:style>
   <w:style w:type="character" w:styleId="CharChar11">
@@ -5496,6 +5236,7 @@
       <w:rFonts w:ascii="Times New Roman" w:hAnsi="Times New Roman" w:cs="Times New Roman"/>
       <w:sz w:val="28"/>
       <w:szCs w:val="28"/>
+      <w:lang w:val="en-US"/>
     </w:rPr>
   </w:style>
   <w:style w:type="character" w:styleId="CharChar31">
@@ -5504,12 +5245,15 @@
     <w:rPr>
       <w:sz w:val="16"/>
       <w:szCs w:val="16"/>
+      <w:lang w:val="en-US"/>
     </w:rPr>
   </w:style>
   <w:style w:type="character" w:styleId="CharChar21">
     <w:name w:val="Char Char2"/>
     <w:qFormat/>
-    <w:rPr/>
+    <w:rPr>
+      <w:lang w:val="en-US"/>
+    </w:rPr>
   </w:style>
   <w:style w:type="character" w:styleId="CharChar9">
     <w:name w:val="Char Char"/>
@@ -5521,6 +5265,7 @@
       <w:iCs/>
       <w:sz w:val="26"/>
       <w:szCs w:val="26"/>
+      <w:lang w:val="en-US"/>
     </w:rPr>
   </w:style>
   <w:style w:type="character" w:styleId="normal1">
@@ -5537,6 +5282,7 @@
       <w:color w:val="000000"/>
       <w:sz w:val="26"/>
       <w:szCs w:val="26"/>
+      <w:lang w:val="en-US"/>
     </w:rPr>
   </w:style>
   <w:style w:type="character" w:styleId="apple-converted-space">
@@ -5601,7 +5347,7 @@
     <w:rPr>
       <w:sz w:val="24"/>
       <w:szCs w:val="24"/>
-      <w:lang w:bidi="ar-SA"/>
+      <w:lang w:val="en-US" w:bidi="ar-SA"/>
     </w:rPr>
   </w:style>
   <w:style w:type="character" w:styleId="Heading1Char">
@@ -5614,6 +5360,7 @@
       <w:kern w:val="2"/>
       <w:sz w:val="32"/>
       <w:szCs w:val="32"/>
+      <w:lang w:val="en-US"/>
     </w:rPr>
   </w:style>
   <w:style w:type="character" w:styleId="Heading2Char">
@@ -5627,6 +5374,7 @@
       <w:iCs/>
       <w:sz w:val="28"/>
       <w:szCs w:val="28"/>
+      <w:lang w:val="en-US"/>
     </w:rPr>
   </w:style>
   <w:style w:type="character" w:styleId="Heading3Char">
@@ -5638,6 +5386,7 @@
       <w:bCs/>
       <w:sz w:val="26"/>
       <w:szCs w:val="26"/>
+      <w:lang w:val="en-US"/>
     </w:rPr>
   </w:style>
   <w:style w:type="character" w:styleId="Heading4Char">
@@ -5649,6 +5398,7 @@
       <w:bCs/>
       <w:sz w:val="28"/>
       <w:szCs w:val="28"/>
+      <w:lang w:val="en-US"/>
     </w:rPr>
   </w:style>
   <w:style w:type="character" w:styleId="Heading5Char">
@@ -5662,6 +5412,7 @@
       <w:iCs/>
       <w:sz w:val="26"/>
       <w:szCs w:val="26"/>
+      <w:lang w:val="en-US"/>
     </w:rPr>
   </w:style>
   <w:style w:type="character" w:styleId="Heading6Char">
@@ -5671,6 +5422,7 @@
       <w:rFonts w:ascii="Arial" w:hAnsi="Arial" w:cs="Times New Roman"/>
       <w:b/>
       <w:bCs/>
+      <w:lang w:val="en-US"/>
     </w:rPr>
   </w:style>
   <w:style w:type="character" w:styleId="Heading7Char">
@@ -5680,6 +5432,7 @@
       <w:rFonts w:ascii="Arial" w:hAnsi="Arial" w:cs="Times New Roman"/>
       <w:sz w:val="24"/>
       <w:szCs w:val="24"/>
+      <w:lang w:val="en-US"/>
     </w:rPr>
   </w:style>
   <w:style w:type="character" w:styleId="Heading8Char">
@@ -5691,6 +5444,7 @@
       <w:iCs/>
       <w:sz w:val="24"/>
       <w:szCs w:val="24"/>
+      <w:lang w:val="en-US"/>
     </w:rPr>
   </w:style>
   <w:style w:type="character" w:styleId="Heading9Char">
@@ -5698,6 +5452,7 @@
     <w:qFormat/>
     <w:rPr>
       <w:rFonts w:ascii="Times New Roman" w:hAnsi="Times New Roman" w:cs="Times New Roman"/>
+      <w:lang w:val="en-US"/>
     </w:rPr>
   </w:style>
   <w:style w:type="character" w:styleId="CommentSubjectChar">
@@ -5705,6 +5460,7 @@
     <w:qFormat/>
     <w:rPr>
       <w:rFonts w:cs="Times New Roman"/>
+      <w:lang w:val="en-US"/>
     </w:rPr>
   </w:style>
   <w:style w:type="character" w:styleId="FooterChar">
@@ -5714,6 +5470,7 @@
       <w:rFonts w:cs="Times New Roman"/>
       <w:sz w:val="24"/>
       <w:szCs w:val="24"/>
+      <w:lang w:val="en-US"/>
     </w:rPr>
   </w:style>
   <w:style w:type="character" w:styleId="n002dchuongtenchar">
@@ -5731,7 +5488,7 @@
       <w:bCs/>
       <w:sz w:val="26"/>
       <w:szCs w:val="24"/>
-      <w:lang w:bidi="ar-SA"/>
+      <w:lang w:val="en-US" w:bidi="ar-SA"/>
     </w:rPr>
   </w:style>
   <w:style w:type="character" w:styleId="StyleBodyTextBodyText1Left05Char">
@@ -5741,7 +5498,7 @@
       <w:rFonts w:ascii="Arial" w:hAnsi="Arial" w:cs="Cordia New"/>
       <w:spacing w:val="-4"/>
       <w:sz w:val="21"/>
-      <w:lang w:val="vi-VN" w:bidi="en-US"/>
+      <w:lang w:bidi="en-US"/>
     </w:rPr>
   </w:style>
   <w:style w:type="character" w:styleId="portlettext21">
@@ -5764,7 +5521,7 @@
       <w:color w:val="000000"/>
       <w:sz w:val="22"/>
       <w:szCs w:val="22"/>
-      <w:lang w:bidi="en-US"/>
+      <w:lang w:val="en-US" w:bidi="en-US"/>
     </w:rPr>
   </w:style>
   <w:style w:type="character" w:styleId="IntenseQuoteChar">
@@ -5779,7 +5536,7 @@
       <w:color w:val="4F81BD"/>
       <w:sz w:val="22"/>
       <w:szCs w:val="22"/>
-      <w:lang w:bidi="en-US"/>
+      <w:lang w:val="en-US" w:bidi="en-US"/>
     </w:rPr>
   </w:style>
   <w:style w:type="character" w:styleId="SubtleEmphasis">
@@ -5951,7 +5708,7 @@
     <w:rPr>
       <w:rFonts w:ascii=".VnTime" w:hAnsi=".VnTime" w:cs=".VnTime"/>
       <w:sz w:val="28"/>
-      <w:lang w:bidi="ar-SA"/>
+      <w:lang w:val="en-US" w:bidi="ar-SA"/>
     </w:rPr>
   </w:style>
   <w:style w:type="character" w:styleId="longtext1">
@@ -6002,7 +5759,7 @@
       <w:rFonts w:ascii=".VnTimeH" w:hAnsi=".VnTimeH" w:cs=".VnTimeH"/>
       <w:b/>
       <w:sz w:val="28"/>
-      <w:lang w:bidi="ar-SA"/>
+      <w:lang w:val="en-US" w:bidi="ar-SA"/>
     </w:rPr>
   </w:style>
   <w:style w:type="character" w:styleId="CharChar20">
@@ -6013,7 +5770,7 @@
       <w:bCs/>
       <w:sz w:val="22"/>
       <w:szCs w:val="22"/>
-      <w:lang w:bidi="ar-SA"/>
+      <w:lang w:val="en-US" w:bidi="ar-SA"/>
     </w:rPr>
   </w:style>
   <w:style w:type="character" w:styleId="CharChar22">
@@ -6024,7 +5781,7 @@
       <w:bCs/>
       <w:sz w:val="16"/>
       <w:szCs w:val="24"/>
-      <w:lang w:bidi="ar-SA"/>
+      <w:lang w:val="en-US" w:bidi="ar-SA"/>
     </w:rPr>
   </w:style>
   <w:style w:type="character" w:styleId="Heading2Char1Char1">
@@ -6036,7 +5793,7 @@
       <w:kern w:val="2"/>
       <w:sz w:val="28"/>
       <w:szCs w:val="28"/>
-      <w:lang w:bidi="he-IL"/>
+      <w:lang w:val="en-US" w:bidi="he-IL"/>
     </w:rPr>
   </w:style>
   <w:style w:type="character" w:styleId="Heading4CharCharChar">
@@ -6047,7 +5804,7 @@
       <w:spacing w:val="5"/>
       <w:sz w:val="24"/>
       <w:szCs w:val="24"/>
-      <w:lang w:bidi="he-IL"/>
+      <w:lang w:val="en-US" w:bidi="he-IL"/>
     </w:rPr>
   </w:style>
   <w:style w:type="character" w:styleId="NumberedParagraph-BulletelistLeft0Firstline0Char">
@@ -6055,7 +5812,7 @@
     <w:qFormat/>
     <w:rPr>
       <w:sz w:val="24"/>
-      <w:lang w:bidi="ar-SA"/>
+      <w:lang w:val="en-US" w:bidi="ar-SA"/>
     </w:rPr>
   </w:style>
   <w:style w:type="character" w:styleId="LeftHeaderCharChar">
@@ -6063,7 +5820,7 @@
     <w:qFormat/>
     <w:rPr>
       <w:kern w:val="2"/>
-      <w:lang w:bidi="he-IL"/>
+      <w:lang w:val="en-US" w:bidi="he-IL"/>
     </w:rPr>
   </w:style>
   <w:style w:type="character" w:styleId="FootnoteTextCharChar">
@@ -6071,7 +5828,7 @@
     <w:qFormat/>
     <w:rPr>
       <w:kern w:val="2"/>
-      <w:lang w:bidi="he-IL"/>
+      <w:lang w:val="en-US" w:bidi="he-IL"/>
     </w:rPr>
   </w:style>
   <w:style w:type="character" w:styleId="NumParaLeftChar">
@@ -6091,7 +5848,7 @@
       <w:kern w:val="2"/>
       <w:sz w:val="24"/>
       <w:szCs w:val="24"/>
-      <w:lang w:bidi="he-IL"/>
+      <w:lang w:val="en-US" w:bidi="he-IL"/>
     </w:rPr>
   </w:style>
   <w:style w:type="character" w:styleId="FootnoterefererenceCharCharCharCharCharCharChar">
@@ -6113,7 +5870,7 @@
       <w:kern w:val="2"/>
       <w:sz w:val="24"/>
       <w:szCs w:val="24"/>
-      <w:lang w:bidi="ar-SA"/>
+      <w:lang w:val="en-US" w:bidi="ar-SA"/>
     </w:rPr>
   </w:style>
   <w:style w:type="character" w:styleId="FootnoteChar">
@@ -6123,7 +5880,7 @@
       <w:kern w:val="2"/>
       <w:sz w:val="16"/>
       <w:szCs w:val="16"/>
-      <w:lang w:bidi="ar-SA"/>
+      <w:lang w:val="en-US" w:bidi="ar-SA"/>
     </w:rPr>
   </w:style>
   <w:style w:type="character" w:styleId="NumberedParagraphChar">
@@ -6133,7 +5890,7 @@
       <w:kern w:val="2"/>
       <w:sz w:val="24"/>
       <w:szCs w:val="24"/>
-      <w:lang w:bidi="he-IL"/>
+      <w:lang w:val="en-US" w:bidi="he-IL"/>
     </w:rPr>
   </w:style>
   <w:style w:type="character" w:styleId="IndentChar">
@@ -6148,7 +5905,7 @@
     <w:rPr>
       <w:kern w:val="2"/>
       <w:sz w:val="24"/>
-      <w:lang w:bidi="ar-SA"/>
+      <w:lang w:val="en-US" w:bidi="ar-SA"/>
     </w:rPr>
   </w:style>
   <w:style w:type="character" w:styleId="Boldparagraph">
@@ -6171,7 +5928,7 @@
       <w:kern w:val="2"/>
       <w:sz w:val="24"/>
       <w:szCs w:val="24"/>
-      <w:lang w:bidi="ar-SA"/>
+      <w:lang w:val="en-US" w:bidi="ar-SA"/>
     </w:rPr>
   </w:style>
   <w:style w:type="character" w:styleId="Heading3Char1Char">
@@ -6183,7 +5940,7 @@
       <w:kern w:val="2"/>
       <w:sz w:val="24"/>
       <w:szCs w:val="24"/>
-      <w:lang w:bidi="he-IL"/>
+      <w:lang w:val="en-US" w:bidi="he-IL"/>
     </w:rPr>
   </w:style>
   <w:style w:type="character" w:styleId="Level2-aChar1">
@@ -6194,7 +5951,7 @@
       <w:spacing w:val="5"/>
       <w:sz w:val="24"/>
       <w:szCs w:val="24"/>
-      <w:lang w:bidi="he-IL"/>
+      <w:lang w:val="en-US" w:bidi="he-IL"/>
     </w:rPr>
   </w:style>
   <w:style w:type="character" w:styleId="IndentCharCharCharCharChar">
@@ -6205,7 +5962,7 @@
       <w:kern w:val="2"/>
       <w:sz w:val="24"/>
       <w:szCs w:val="24"/>
-      <w:lang w:bidi="ar-SA"/>
+      <w:lang w:val="en-US" w:bidi="ar-SA"/>
     </w:rPr>
   </w:style>
   <w:style w:type="character" w:styleId="IndentCharCharCharCharCharCharCharCharCharCharCharCharCharCharCharCharChar">
@@ -6214,7 +5971,7 @@
     <w:rPr>
       <w:rFonts w:eastAsia="MS Mincho"/>
       <w:kern w:val="2"/>
-      <w:lang w:bidi="he-IL"/>
+      <w:lang w:val="en-US" w:bidi="he-IL"/>
     </w:rPr>
   </w:style>
   <w:style w:type="character" w:styleId="FootnoteReference">
@@ -6295,7 +6052,7 @@
       <w:bCs/>
       <w:sz w:val="28"/>
       <w:szCs w:val="28"/>
-      <w:lang w:bidi="ar-SA"/>
+      <w:lang w:val="en-US" w:bidi="ar-SA"/>
     </w:rPr>
   </w:style>
   <w:style w:type="character" w:styleId="NumberedParagraphCharCharChar">
@@ -6305,14 +6062,14 @@
       <w:kern w:val="2"/>
       <w:sz w:val="24"/>
       <w:szCs w:val="24"/>
-      <w:lang w:bidi="he-IL"/>
+      <w:lang w:val="en-US" w:bidi="he-IL"/>
     </w:rPr>
   </w:style>
   <w:style w:type="character" w:styleId="NumberedParagraph-BulletelistLeft0Firstline0CharChar">
     <w:name w:val="Numbered Paragraph - Bullete list + Left:  0&quot; First line:  0&quot; Char Char"/>
     <w:qFormat/>
     <w:rPr>
-      <w:lang w:bidi="ar-SA"/>
+      <w:lang w:val="en-US" w:bidi="ar-SA"/>
     </w:rPr>
   </w:style>
   <w:style w:type="character" w:styleId="Heading3Char2CharChar">
@@ -6324,7 +6081,7 @@
       <w:kern w:val="2"/>
       <w:sz w:val="24"/>
       <w:szCs w:val="24"/>
-      <w:lang w:bidi="he-IL"/>
+      <w:lang w:val="en-US" w:bidi="he-IL"/>
     </w:rPr>
   </w:style>
   <w:style w:type="character" w:styleId="NumberedParagraphCharCharCharChar">
@@ -6334,7 +6091,7 @@
       <w:kern w:val="2"/>
       <w:sz w:val="24"/>
       <w:szCs w:val="24"/>
-      <w:lang w:bidi="he-IL"/>
+      <w:lang w:val="en-US" w:bidi="he-IL"/>
     </w:rPr>
   </w:style>
   <w:style w:type="character" w:styleId="HeadingdrhChar">
@@ -6356,7 +6113,7 @@
       <w:bCs/>
       <w:sz w:val="28"/>
       <w:szCs w:val="28"/>
-      <w:lang w:bidi="ar-SA"/>
+      <w:lang w:val="en-US" w:bidi="ar-SA"/>
     </w:rPr>
   </w:style>
   <w:style w:type="character" w:styleId="BodyTextCharCharCharCharCharCharChar">
@@ -6366,7 +6123,7 @@
       <w:rFonts w:ascii=".VnTimeH" w:hAnsi=".VnTimeH" w:cs=".VnTimeH"/>
       <w:b/>
       <w:sz w:val="24"/>
-      <w:lang w:bidi="ar-SA"/>
+      <w:lang w:val="en-US" w:bidi="ar-SA"/>
     </w:rPr>
   </w:style>
   <w:style w:type="character" w:styleId="titMHCharChar">
@@ -6376,7 +6133,7 @@
       <w:rFonts w:ascii="VNI-Times" w:hAnsi="VNI-Times" w:eastAsia="SimSun" w:cs="VNI-Times"/>
       <w:b/>
       <w:sz w:val="24"/>
-      <w:lang w:bidi="ar-SA"/>
+      <w:lang w:val="en-US" w:bidi="ar-SA"/>
     </w:rPr>
   </w:style>
   <w:style w:type="character" w:styleId="chungtrinhhocphanCharChar">
@@ -6386,7 +6143,7 @@
       <w:rFonts w:ascii="VNI-Times" w:hAnsi="VNI-Times" w:eastAsia="SimSun" w:cs="VNI-Times"/>
       <w:b/>
       <w:sz w:val="32"/>
-      <w:lang w:bidi="ar-SA"/>
+      <w:lang w:val="en-US" w:bidi="ar-SA"/>
     </w:rPr>
   </w:style>
   <w:style w:type="character" w:styleId="CharChar18">
@@ -6396,7 +6153,7 @@
       <w:rFonts w:ascii="VNI-Times" w:hAnsi="VNI-Times" w:eastAsia="SimSun" w:cs="VNI-Times"/>
       <w:b/>
       <w:sz w:val="24"/>
-      <w:lang w:bidi="ar-SA"/>
+      <w:lang w:val="en-US" w:bidi="ar-SA"/>
     </w:rPr>
   </w:style>
   <w:style w:type="character" w:styleId="tChar1">
@@ -6409,7 +6166,7 @@
       <w:spacing w:val="40"/>
       <w:sz w:val="28"/>
       <w:szCs w:val="32"/>
-      <w:lang w:bidi="ar-SA"/>
+      <w:lang w:val="en-US" w:bidi="ar-SA"/>
     </w:rPr>
   </w:style>
   <w:style w:type="character" w:styleId="a3Char">
@@ -6419,7 +6176,7 @@
       <w:rFonts w:ascii=".VnTimeH" w:hAnsi=".VnTimeH" w:eastAsia="SimSun" w:cs=".VnTimeH"/>
       <w:b/>
       <w:sz w:val="26"/>
-      <w:lang w:bidi="ar-SA"/>
+      <w:lang w:val="en-US" w:bidi="ar-SA"/>
     </w:rPr>
   </w:style>
   <w:style w:type="character" w:styleId="2nChar">
@@ -6430,7 +6187,7 @@
       <w:b/>
       <w:sz w:val="28"/>
       <w:szCs w:val="22"/>
-      <w:lang w:bidi="ar-SA"/>
+      <w:lang w:val="en-US" w:bidi="ar-SA"/>
     </w:rPr>
   </w:style>
   <w:style w:type="character" w:styleId="g1Char">
@@ -6440,7 +6197,7 @@
       <w:rFonts w:ascii=".VnTime" w:hAnsi=".VnTime" w:eastAsia="SimSun" w:cs=".VnTime"/>
       <w:sz w:val="26"/>
       <w:szCs w:val="26"/>
-      <w:lang w:bidi="ar-SA"/>
+      <w:lang w:val="en-US" w:bidi="ar-SA"/>
     </w:rPr>
   </w:style>
   <w:style w:type="character" w:styleId="tmChar1">
@@ -6450,7 +6207,7 @@
       <w:rFonts w:ascii=".VnAvant" w:hAnsi=".VnAvant" w:eastAsia="SimSun" w:cs=".VnAvant"/>
       <w:b/>
       <w:sz w:val="24"/>
-      <w:lang w:bidi="ar-SA"/>
+      <w:lang w:val="en-US" w:bidi="ar-SA"/>
     </w:rPr>
   </w:style>
   <w:style w:type="character" w:styleId="tendemucChar">
@@ -6472,6 +6229,7 @@
       <w:bCs/>
       <w:sz w:val="28"/>
       <w:szCs w:val="28"/>
+      <w:lang w:val="en-US"/>
     </w:rPr>
   </w:style>
   <w:style w:type="character" w:styleId="MucmonChar">
@@ -6483,6 +6241,7 @@
       <w:bCs/>
       <w:sz w:val="28"/>
       <w:szCs w:val="28"/>
+      <w:lang w:val="en-US"/>
     </w:rPr>
   </w:style>
   <w:style w:type="character" w:styleId="MucchinhChar">
@@ -6495,6 +6254,7 @@
       <w:color w:val="000000"/>
       <w:sz w:val="28"/>
       <w:szCs w:val="28"/>
+      <w:lang w:val="en-US"/>
     </w:rPr>
   </w:style>
   <w:style w:type="character" w:styleId="Style13ptBoldItalicCondensedby02pt">
@@ -6533,7 +6293,7 @@
       <w:color w:val="000000"/>
       <w:sz w:val="28"/>
       <w:szCs w:val="28"/>
-      <w:lang w:bidi="ar-SA"/>
+      <w:lang w:val="en-US" w:bidi="ar-SA"/>
     </w:rPr>
   </w:style>
   <w:style w:type="character" w:styleId="MChar">
@@ -6543,7 +6303,7 @@
       <w:rFonts w:ascii=".VnCourier NewH" w:hAnsi=".VnCourier NewH" w:cs=".VnCourier NewH"/>
       <w:b/>
       <w:sz w:val="32"/>
-      <w:lang w:bidi="ar-SA"/>
+      <w:lang w:val="en-US" w:bidi="ar-SA"/>
     </w:rPr>
   </w:style>
   <w:style w:type="character" w:styleId="2Char">
@@ -6553,7 +6313,7 @@
       <w:rFonts w:ascii=".VnTimeH" w:hAnsi=".VnTimeH" w:cs=".VnTimeH"/>
       <w:b/>
       <w:sz w:val="26"/>
-      <w:lang w:bidi="ar-SA"/>
+      <w:lang w:val="en-US" w:bidi="ar-SA"/>
     </w:rPr>
   </w:style>
   <w:style w:type="character" w:styleId="ctChar">
@@ -6563,7 +6323,7 @@
       <w:rFonts w:ascii=".VnGothic" w:hAnsi=".VnGothic" w:cs=".VnVogueH"/>
       <w:sz w:val="40"/>
       <w:szCs w:val="40"/>
-      <w:lang w:bidi="ar-SA"/>
+      <w:lang w:val="en-US" w:bidi="ar-SA"/>
     </w:rPr>
   </w:style>
   <w:style w:type="character" w:styleId="cCharChar">
@@ -6573,7 +6333,7 @@
       <w:rFonts w:ascii=".VnAvant" w:hAnsi=".VnAvant" w:cs=".VnAvant"/>
       <w:b/>
       <w:sz w:val="24"/>
-      <w:lang w:bidi="ar-SA"/>
+      <w:lang w:val="en-US" w:bidi="ar-SA"/>
     </w:rPr>
   </w:style>
   <w:style w:type="character" w:styleId="tmChar">
@@ -6583,7 +6343,7 @@
       <w:rFonts w:ascii=".VnAvant" w:hAnsi=".VnAvant" w:cs=".VnAvant"/>
       <w:b/>
       <w:sz w:val="24"/>
-      <w:lang w:bidi="ar-SA"/>
+      <w:lang w:val="en-US" w:bidi="ar-SA"/>
     </w:rPr>
   </w:style>
   <w:style w:type="character" w:styleId="nChar">
@@ -6598,7 +6358,7 @@
       <w:color w:val="4F81BD"/>
       <w:sz w:val="28"/>
       <w:szCs w:val="26"/>
-      <w:lang w:bidi="ar-SA"/>
+      <w:lang w:val="en-US" w:bidi="ar-SA"/>
     </w:rPr>
   </w:style>
   <w:style w:type="character" w:styleId="ngChar">
@@ -6614,7 +6374,7 @@
       <w:rFonts w:ascii=".VnTime" w:hAnsi=".VnTime" w:eastAsia="SimSun" w:cs=".VnTime"/>
       <w:sz w:val="26"/>
       <w:szCs w:val="26"/>
-      <w:lang w:bidi="ar-SA"/>
+      <w:lang w:val="en-US" w:bidi="ar-SA"/>
     </w:rPr>
   </w:style>
   <w:style w:type="character" w:styleId="g1CharChar">
@@ -6649,7 +6409,7 @@
     <w:rPr>
       <w:sz w:val="28"/>
       <w:szCs w:val="28"/>
-      <w:lang w:bidi="ar-SA"/>
+      <w:lang w:val="en-US" w:bidi="ar-SA"/>
     </w:rPr>
   </w:style>
   <w:style w:type="character" w:styleId="tCharChar">
@@ -6662,7 +6422,7 @@
       <w:spacing w:val="40"/>
       <w:sz w:val="28"/>
       <w:szCs w:val="32"/>
-      <w:lang w:bidi="ar-SA"/>
+      <w:lang w:val="en-US" w:bidi="ar-SA"/>
     </w:rPr>
   </w:style>
   <w:style w:type="character" w:styleId="1CharChar">
@@ -6676,7 +6436,7 @@
       <w:spacing w:val="40"/>
       <w:sz w:val="26"/>
       <w:szCs w:val="24"/>
-      <w:lang w:bidi="ar-SA"/>
+      <w:lang w:val="en-US" w:bidi="ar-SA"/>
     </w:rPr>
   </w:style>
   <w:style w:type="character" w:styleId="Style9CharCharChar">
@@ -6699,7 +6459,7 @@
       <w:spacing w:val="40"/>
       <w:sz w:val="24"/>
       <w:szCs w:val="24"/>
-      <w:lang w:bidi="ar-SA"/>
+      <w:lang w:val="en-US" w:bidi="ar-SA"/>
     </w:rPr>
   </w:style>
   <w:style w:type="character" w:styleId="Char">
@@ -6709,7 +6469,7 @@
       <w:rFonts w:ascii=".VnTimeH" w:hAnsi=".VnTimeH" w:cs=".VnTimeH"/>
       <w:kern w:val="2"/>
       <w:sz w:val="26"/>
-      <w:lang w:bidi="ar-SA"/>
+      <w:lang w:val="en-US" w:bidi="ar-SA"/>
     </w:rPr>
   </w:style>
   <w:style w:type="character" w:styleId="Style9CharCharCharCharCharChar">
@@ -6751,7 +6511,7 @@
       <w:b/>
       <w:sz w:val="28"/>
       <w:szCs w:val="28"/>
-      <w:lang w:bidi="ar-SA"/>
+      <w:lang w:val="en-US" w:bidi="ar-SA"/>
     </w:rPr>
   </w:style>
   <w:style w:type="character" w:styleId="11Char">
@@ -6791,7 +6551,7 @@
       <w:rFonts w:ascii=".VnTime" w:hAnsi=".VnTime" w:eastAsia=".VnTime" w:cs=".VnTime"/>
       <w:sz w:val="28"/>
       <w:szCs w:val="28"/>
-      <w:lang w:bidi="ar-SA"/>
+      <w:lang w:val="en-US" w:bidi="ar-SA"/>
     </w:rPr>
   </w:style>
   <w:style w:type="character" w:styleId="1noidungChar">
@@ -6800,7 +6560,7 @@
     <w:rPr>
       <w:rFonts w:ascii="Arial" w:hAnsi="Arial" w:cs="Arial"/>
       <w:sz w:val="24"/>
-      <w:lang w:val="en-US" w:bidi="ar-SA"/>
+      <w:lang w:val="vi-VN" w:bidi="ar-SA"/>
     </w:rPr>
   </w:style>
   <w:style w:type="character" w:styleId="atn">
@@ -6822,14 +6582,14 @@
       <w:b/>
       <w:sz w:val="26"/>
       <w:szCs w:val="26"/>
-      <w:lang w:bidi="ar-SA"/>
+      <w:lang w:val="en-US" w:bidi="ar-SA"/>
     </w:rPr>
   </w:style>
   <w:style w:type="character" w:styleId="Style7Char">
     <w:name w:val="Style7 Char"/>
     <w:qFormat/>
     <w:rPr>
-      <w:lang w:bidi="ar-SA"/>
+      <w:lang w:val="en-US" w:bidi="ar-SA"/>
     </w:rPr>
   </w:style>
   <w:style w:type="character" w:styleId="frametitle">
@@ -6864,7 +6624,7 @@
       <w:spacing w:val="24"/>
       <w:sz w:val="28"/>
       <w:szCs w:val="28"/>
-      <w:lang w:bidi="ar-SA"/>
+      <w:lang w:val="en-US" w:bidi="ar-SA"/>
     </w:rPr>
   </w:style>
   <w:style w:type="character" w:styleId="dieuCharChar1">
@@ -6876,25 +6636,25 @@
       <w:spacing w:val="24"/>
       <w:sz w:val="26"/>
       <w:szCs w:val="26"/>
-      <w:lang w:bidi="ar-SA"/>
+      <w:lang w:val="en-US" w:bidi="ar-SA"/>
     </w:rPr>
   </w:style>
   <w:style w:type="character" w:styleId="CenterChar">
     <w:name w:val="Center Char"/>
-    <w:qFormat/>
-    <w:rPr>
-      <w:sz w:val="28"/>
-      <w:szCs w:val="28"/>
-      <w:lang w:val="vi-VN" w:bidi="ar-SA"/>
-    </w:rPr>
-  </w:style>
-  <w:style w:type="character" w:styleId="TenvbChar">
-    <w:name w:val="Tenvb Char"/>
     <w:qFormat/>
     <w:rPr>
       <w:sz w:val="28"/>
       <w:szCs w:val="28"/>
       <w:lang w:bidi="ar-SA"/>
+    </w:rPr>
+  </w:style>
+  <w:style w:type="character" w:styleId="TenvbChar">
+    <w:name w:val="Tenvb Char"/>
+    <w:qFormat/>
+    <w:rPr>
+      <w:sz w:val="28"/>
+      <w:szCs w:val="28"/>
+      <w:lang w:val="en-US" w:bidi="ar-SA"/>
     </w:rPr>
   </w:style>
   <w:style w:type="character" w:styleId="OFFICE1Char">
@@ -6918,7 +6678,7 @@
       <w:iCs/>
       <w:sz w:val="26"/>
       <w:szCs w:val="26"/>
-      <w:lang w:bidi="ar-SA"/>
+      <w:lang w:val="en-US" w:bidi="ar-SA"/>
     </w:rPr>
   </w:style>
   <w:style w:type="character" w:styleId="MMTopic2Char">
@@ -6932,7 +6692,7 @@
       <w:iCs/>
       <w:sz w:val="28"/>
       <w:szCs w:val="28"/>
-      <w:lang w:bidi="ar-SA"/>
+      <w:lang w:val="en-US" w:bidi="ar-SA"/>
     </w:rPr>
   </w:style>
   <w:style w:type="character" w:styleId="Heading8Char1">
@@ -6943,7 +6703,7 @@
       <w:iCs/>
       <w:sz w:val="24"/>
       <w:szCs w:val="24"/>
-      <w:lang w:bidi="ar-SA"/>
+      <w:lang w:val="en-US" w:bidi="ar-SA"/>
     </w:rPr>
   </w:style>
   <w:style w:type="character" w:styleId="BodyTextIndentChar">
@@ -6964,7 +6724,7 @@
       <w:color w:val="000000"/>
       <w:sz w:val="22"/>
       <w:szCs w:val="22"/>
-      <w:lang w:bidi="ar-SA"/>
+      <w:lang w:val="en-US" w:bidi="ar-SA"/>
     </w:rPr>
   </w:style>
   <w:style w:type="character" w:styleId="11chucdanhnguoiky-co11CharChar">
@@ -6976,7 +6736,7 @@
       <w:color w:val="000000"/>
       <w:sz w:val="22"/>
       <w:szCs w:val="22"/>
-      <w:lang w:bidi="ar-SA"/>
+      <w:lang w:val="en-US" w:bidi="ar-SA"/>
     </w:rPr>
   </w:style>
   <w:style w:type="character" w:styleId="6tenmucphanCharCharChar">
@@ -6988,7 +6748,7 @@
       <w:color w:val="000000"/>
       <w:sz w:val="22"/>
       <w:szCs w:val="22"/>
-      <w:lang w:bidi="ar-SA"/>
+      <w:lang w:val="en-US" w:bidi="ar-SA"/>
     </w:rPr>
   </w:style>
   <w:style w:type="character" w:styleId="1chinhtrangChar1CharCharChar">
@@ -6999,7 +6759,7 @@
       <w:color w:val="000000"/>
       <w:sz w:val="22"/>
       <w:szCs w:val="22"/>
-      <w:lang w:bidi="ar-SA"/>
+      <w:lang w:val="en-US" w:bidi="ar-SA"/>
     </w:rPr>
   </w:style>
   <w:style w:type="character" w:styleId="coCharCharChar">
@@ -7010,7 +6770,7 @@
       <w:color w:val="000000"/>
       <w:sz w:val="22"/>
       <w:szCs w:val="22"/>
-      <w:lang w:bidi="ar-SA"/>
+      <w:lang w:val="en-US" w:bidi="ar-SA"/>
     </w:rPr>
   </w:style>
   <w:style w:type="character" w:styleId="BodyTextIndent3Char">
@@ -7037,7 +6797,7 @@
       <w:color w:val="000000"/>
       <w:sz w:val="22"/>
       <w:szCs w:val="22"/>
-      <w:lang w:bidi="ar-SA"/>
+      <w:lang w:val="en-US" w:bidi="ar-SA"/>
     </w:rPr>
   </w:style>
   <w:style w:type="character" w:styleId="4tenchuongCharCharChar">
@@ -7049,7 +6809,7 @@
       <w:color w:val="000000"/>
       <w:sz w:val="22"/>
       <w:szCs w:val="22"/>
-      <w:lang w:bidi="ar-SA"/>
+      <w:lang w:val="en-US" w:bidi="ar-SA"/>
     </w:rPr>
   </w:style>
   <w:style w:type="character" w:styleId="71CharCharCharCharCharCharCharCharChar">
@@ -7072,7 +6832,7 @@
       <w:color w:val="000000"/>
       <w:sz w:val="22"/>
       <w:szCs w:val="22"/>
-      <w:lang w:bidi="ar-SA"/>
+      <w:lang w:val="en-US" w:bidi="ar-SA"/>
     </w:rPr>
   </w:style>
   <w:style w:type="character" w:styleId="cChar1CharCharCharChar">
@@ -7083,7 +6843,7 @@
       <w:color w:val="000000"/>
       <w:sz w:val="22"/>
       <w:szCs w:val="22"/>
-      <w:lang w:bidi="ar-SA"/>
+      <w:lang w:val="en-US" w:bidi="ar-SA"/>
     </w:rPr>
   </w:style>
   <w:style w:type="character" w:styleId="1chinhtrangChar">
@@ -7105,7 +6865,7 @@
       <w:color w:val="000000"/>
       <w:sz w:val="22"/>
       <w:szCs w:val="22"/>
-      <w:lang w:bidi="ar-SA"/>
+      <w:lang w:val="en-US" w:bidi="ar-SA"/>
     </w:rPr>
   </w:style>
   <w:style w:type="character" w:styleId="cCharCharChar">
@@ -7123,7 +6883,7 @@
       <w:color w:val="000000"/>
       <w:sz w:val="22"/>
       <w:szCs w:val="22"/>
-      <w:lang w:bidi="ar-SA"/>
+      <w:lang w:val="en-US" w:bidi="ar-SA"/>
     </w:rPr>
   </w:style>
   <w:style w:type="character" w:styleId="1chinhtrangCharCharCharCharCharCharChar">
@@ -7134,7 +6894,7 @@
       <w:color w:val="000000"/>
       <w:sz w:val="22"/>
       <w:szCs w:val="22"/>
-      <w:lang w:bidi="ar-SA"/>
+      <w:lang w:val="en-US" w:bidi="ar-SA"/>
     </w:rPr>
   </w:style>
   <w:style w:type="character" w:styleId="4tenchuongCharCharCharCharCharChar">
@@ -7146,7 +6906,7 @@
       <w:color w:val="000000"/>
       <w:sz w:val="22"/>
       <w:szCs w:val="22"/>
-      <w:lang w:bidi="ar-SA"/>
+      <w:lang w:val="en-US" w:bidi="ar-SA"/>
     </w:rPr>
   </w:style>
   <w:style w:type="character" w:styleId="2dongcachCharCharCharCharCharChar">
@@ -7158,7 +6918,7 @@
       <w:color w:val="000000"/>
       <w:sz w:val="22"/>
       <w:szCs w:val="22"/>
-      <w:lang w:bidi="ar-SA"/>
+      <w:lang w:val="en-US" w:bidi="ar-SA"/>
     </w:rPr>
   </w:style>
   <w:style w:type="character" w:styleId="1chinhtrangCharChar1CharCharCharChar">
@@ -7169,7 +6929,7 @@
       <w:color w:val="000000"/>
       <w:sz w:val="22"/>
       <w:szCs w:val="22"/>
-      <w:lang w:bidi="ar-SA"/>
+      <w:lang w:val="en-US" w:bidi="ar-SA"/>
     </w:rPr>
   </w:style>
   <w:style w:type="character" w:styleId="cCharCharCharCharCharChar">
@@ -7180,7 +6940,7 @@
       <w:color w:val="000000"/>
       <w:sz w:val="22"/>
       <w:szCs w:val="26"/>
-      <w:lang w:bidi="ar-SA"/>
+      <w:lang w:val="en-US" w:bidi="ar-SA"/>
     </w:rPr>
   </w:style>
   <w:style w:type="character" w:styleId="coCharCharCharCharCharChar">
@@ -7191,7 +6951,7 @@
       <w:color w:val="000000"/>
       <w:sz w:val="22"/>
       <w:szCs w:val="22"/>
-      <w:lang w:bidi="ar-SA"/>
+      <w:lang w:val="en-US" w:bidi="ar-SA"/>
     </w:rPr>
   </w:style>
   <w:style w:type="character" w:styleId="TitleCharCharChar1">
@@ -7213,7 +6973,7 @@
       <w:color w:val="000000"/>
       <w:sz w:val="22"/>
       <w:szCs w:val="22"/>
-      <w:lang w:bidi="ar-SA"/>
+      <w:lang w:val="en-US" w:bidi="ar-SA"/>
     </w:rPr>
   </w:style>
   <w:style w:type="character" w:styleId="aCharCharChar">
@@ -7225,7 +6985,7 @@
       <w:color w:val="000000"/>
       <w:sz w:val="26"/>
       <w:szCs w:val="26"/>
-      <w:lang w:bidi="ar-SA"/>
+      <w:lang w:val="en-US" w:bidi="ar-SA"/>
     </w:rPr>
   </w:style>
   <w:style w:type="character" w:styleId="eCharCharChar">
@@ -7238,7 +6998,7 @@
       <w:color w:val="000000"/>
       <w:sz w:val="22"/>
       <w:szCs w:val="22"/>
-      <w:lang w:bidi="ar-SA"/>
+      <w:lang w:val="en-US" w:bidi="ar-SA"/>
     </w:rPr>
   </w:style>
   <w:style w:type="character" w:styleId="17CharChar">
@@ -7251,7 +7011,7 @@
       <w:color w:val="000000"/>
       <w:sz w:val="26"/>
       <w:szCs w:val="26"/>
-      <w:lang w:bidi="ar-SA"/>
+      <w:lang w:val="en-US" w:bidi="ar-SA"/>
     </w:rPr>
   </w:style>
   <w:style w:type="character" w:styleId="phanCharCharCharCharCharCharChar">
@@ -7263,7 +7023,7 @@
       <w:color w:val="000000"/>
       <w:sz w:val="22"/>
       <w:szCs w:val="22"/>
-      <w:lang w:bidi="ar-SA"/>
+      <w:lang w:val="en-US" w:bidi="ar-SA"/>
     </w:rPr>
   </w:style>
   <w:style w:type="character" w:styleId="cChar2">
@@ -7275,7 +7035,7 @@
       <w:color w:val="000000"/>
       <w:sz w:val="22"/>
       <w:szCs w:val="22"/>
-      <w:lang w:bidi="ar-SA"/>
+      <w:lang w:val="en-US" w:bidi="ar-SA"/>
     </w:rPr>
   </w:style>
   <w:style w:type="character" w:styleId="3sochuongCharCharChar">
@@ -7287,7 +7047,7 @@
       <w:color w:val="000000"/>
       <w:sz w:val="22"/>
       <w:szCs w:val="22"/>
-      <w:lang w:bidi="ar-SA"/>
+      <w:lang w:val="en-US" w:bidi="ar-SA"/>
     </w:rPr>
   </w:style>
   <w:style w:type="character" w:styleId="noCharCharCharChar">
@@ -7298,7 +7058,7 @@
       <w:color w:val="000000"/>
       <w:sz w:val="22"/>
       <w:szCs w:val="22"/>
-      <w:lang w:bidi="ar-SA"/>
+      <w:lang w:val="en-US" w:bidi="ar-SA"/>
     </w:rPr>
   </w:style>
   <w:style w:type="character" w:styleId="1chinhtrangCharCharChar1CharChar">
@@ -7309,7 +7069,7 @@
       <w:color w:val="000000"/>
       <w:sz w:val="22"/>
       <w:szCs w:val="22"/>
-      <w:lang w:bidi="ar-SA"/>
+      <w:lang w:val="en-US" w:bidi="ar-SA"/>
     </w:rPr>
   </w:style>
   <w:style w:type="character" w:styleId="z-TopofFormChar1">
@@ -7343,7 +7103,7 @@
       <w:color w:val="0000FF"/>
       <w:spacing w:val="24"/>
       <w:sz w:val="28"/>
-      <w:lang w:bidi="ar-SA"/>
+      <w:lang w:val="en-US" w:bidi="ar-SA"/>
     </w:rPr>
   </w:style>
   <w:style w:type="character" w:styleId="71CharChar">
@@ -7355,7 +7115,7 @@
       <w:color w:val="000000"/>
       <w:sz w:val="22"/>
       <w:szCs w:val="22"/>
-      <w:lang w:bidi="ar-SA"/>
+      <w:lang w:val="en-US" w:bidi="ar-SA"/>
     </w:rPr>
   </w:style>
   <w:style w:type="character" w:styleId="DocumentMapChar2">
@@ -7363,7 +7123,7 @@
     <w:qFormat/>
     <w:rPr>
       <w:rFonts w:ascii="Tahoma" w:hAnsi="Tahoma" w:cs="Tahoma"/>
-      <w:lang w:bidi="ar-SA"/>
+      <w:lang w:val="en-US" w:bidi="ar-SA"/>
     </w:rPr>
   </w:style>
   <w:style w:type="character" w:styleId="71CharChar1">
@@ -7415,7 +7175,7 @@
     <w:name w:val="Endnote Text Char1"/>
     <w:qFormat/>
     <w:rPr>
-      <w:lang w:bidi="ar-SA"/>
+      <w:lang w:val="en-US" w:bidi="ar-SA"/>
     </w:rPr>
   </w:style>
   <w:style w:type="character" w:styleId="SubtitleChar2">
@@ -7425,7 +7185,7 @@
       <w:rFonts w:ascii=".VnTimeH" w:hAnsi=".VnTimeH" w:cs=".VnTimeH"/>
       <w:b/>
       <w:sz w:val="28"/>
-      <w:lang w:bidi="ar-SA"/>
+      <w:lang w:val="en-US" w:bidi="ar-SA"/>
     </w:rPr>
   </w:style>
   <w:style w:type="character" w:styleId="15CharCharCharChar">
@@ -7438,7 +7198,7 @@
       <w:spacing w:val="20"/>
       <w:sz w:val="26"/>
       <w:szCs w:val="26"/>
-      <w:lang w:bidi="ar-SA"/>
+      <w:lang w:val="en-US" w:bidi="ar-SA"/>
     </w:rPr>
   </w:style>
   <w:style w:type="character" w:styleId="4CharCharCharChar">
@@ -7452,7 +7212,7 @@
       <w:spacing w:val="28"/>
       <w:sz w:val="23"/>
       <w:szCs w:val="23"/>
-      <w:lang w:bidi="ar-SA"/>
+      <w:lang w:val="en-US" w:bidi="ar-SA"/>
     </w:rPr>
   </w:style>
   <w:style w:type="character" w:styleId="5CharCharCharChar">
@@ -7467,7 +7227,7 @@
       <w:color w:val="000000"/>
       <w:sz w:val="23"/>
       <w:szCs w:val="23"/>
-      <w:lang w:bidi="ar-SA"/>
+      <w:lang w:val="en-US" w:bidi="ar-SA"/>
     </w:rPr>
   </w:style>
   <w:style w:type="character" w:styleId="DNnd2chuongChar">
@@ -7479,7 +7239,7 @@
       <w:bCs/>
       <w:color w:val="000000"/>
       <w:sz w:val="22"/>
-      <w:lang w:bidi="ar-SA"/>
+      <w:lang w:val="en-US" w:bidi="ar-SA"/>
     </w:rPr>
   </w:style>
   <w:style w:type="character" w:styleId="DNnd1quyetdinhChar">
@@ -7491,7 +7251,7 @@
       <w:color w:val="000000"/>
       <w:sz w:val="32"/>
       <w:szCs w:val="32"/>
-      <w:lang w:bidi="ar-SA"/>
+      <w:lang w:val="en-US" w:bidi="ar-SA"/>
     </w:rPr>
   </w:style>
   <w:style w:type="character" w:styleId="DNtd6trichyeuVBChar">
@@ -7502,7 +7262,7 @@
       <w:color w:val="000000"/>
       <w:sz w:val="26"/>
       <w:szCs w:val="26"/>
-      <w:lang w:bidi="ar-SA"/>
+      <w:lang w:val="en-US" w:bidi="ar-SA"/>
     </w:rPr>
   </w:style>
   <w:style w:type="character" w:styleId="1CharCharCharChar">
@@ -7513,7 +7273,7 @@
       <w:color w:val="000000"/>
       <w:sz w:val="22"/>
       <w:szCs w:val="22"/>
-      <w:lang w:bidi="ar-SA"/>
+      <w:lang w:val="en-US" w:bidi="ar-SA"/>
     </w:rPr>
   </w:style>
   <w:style w:type="character" w:styleId="7CharCharChar">
@@ -7526,7 +7286,7 @@
       <w:spacing w:val="28"/>
       <w:sz w:val="22"/>
       <w:szCs w:val="22"/>
-      <w:lang w:bidi="ar-SA"/>
+      <w:lang w:val="en-US" w:bidi="ar-SA"/>
     </w:rPr>
   </w:style>
   <w:style w:type="character" w:styleId="1chinhtrangChar1">
@@ -7537,7 +7297,7 @@
       <w:color w:val="000000"/>
       <w:sz w:val="22"/>
       <w:szCs w:val="22"/>
-      <w:lang w:bidi="ar-SA"/>
+      <w:lang w:val="en-US" w:bidi="ar-SA"/>
     </w:rPr>
   </w:style>
   <w:style w:type="character" w:styleId="1chinhtrangCharCharChar2CharCharCharCharChar">
@@ -7548,7 +7308,7 @@
       <w:color w:val="000000"/>
       <w:sz w:val="23"/>
       <w:szCs w:val="23"/>
-      <w:lang w:bidi="ar-SA"/>
+      <w:lang w:val="en-US" w:bidi="ar-SA"/>
     </w:rPr>
   </w:style>
   <w:style w:type="character" w:styleId="4tenchuongCharChar1">
@@ -7560,7 +7320,7 @@
       <w:color w:val="000000"/>
       <w:sz w:val="22"/>
       <w:szCs w:val="22"/>
-      <w:lang w:bidi="ar-SA"/>
+      <w:lang w:val="en-US" w:bidi="ar-SA"/>
     </w:rPr>
   </w:style>
   <w:style w:type="character" w:styleId="1chinhtrangCharChar4CharChar">
@@ -7571,7 +7331,7 @@
       <w:color w:val="000000"/>
       <w:sz w:val="23"/>
       <w:szCs w:val="23"/>
-      <w:lang w:bidi="ar-SA"/>
+      <w:lang w:val="en-US" w:bidi="ar-SA"/>
     </w:rPr>
   </w:style>
   <w:style w:type="character" w:styleId="nCharChar">
@@ -7590,7 +7350,7 @@
       <w:color w:val="000000"/>
       <w:sz w:val="22"/>
       <w:szCs w:val="22"/>
-      <w:lang w:bidi="ar-SA"/>
+      <w:lang w:val="en-US" w:bidi="ar-SA"/>
     </w:rPr>
   </w:style>
   <w:style w:type="character" w:styleId="4tenchuongChar1">
@@ -7602,7 +7362,7 @@
       <w:color w:val="000000"/>
       <w:sz w:val="22"/>
       <w:szCs w:val="22"/>
-      <w:lang w:bidi="ar-SA"/>
+      <w:lang w:val="en-US" w:bidi="ar-SA"/>
     </w:rPr>
   </w:style>
   <w:style w:type="character" w:styleId="2dongcachChar1">
@@ -7614,7 +7374,7 @@
       <w:color w:val="000000"/>
       <w:sz w:val="22"/>
       <w:szCs w:val="22"/>
-      <w:lang w:bidi="ar-SA"/>
+      <w:lang w:val="en-US" w:bidi="ar-SA"/>
     </w:rPr>
   </w:style>
   <w:style w:type="character" w:styleId="1chinhtrangCharCharChar2">
@@ -7625,7 +7385,7 @@
       <w:color w:val="000000"/>
       <w:sz w:val="23"/>
       <w:szCs w:val="23"/>
-      <w:lang w:bidi="ar-SA"/>
+      <w:lang w:val="en-US" w:bidi="ar-SA"/>
     </w:rPr>
   </w:style>
   <w:style w:type="character" w:styleId="1chinhtrangChar1CharCharCharChar">
@@ -7636,7 +7396,7 @@
       <w:color w:val="000000"/>
       <w:sz w:val="22"/>
       <w:szCs w:val="22"/>
-      <w:lang w:bidi="ar-SA"/>
+      <w:lang w:val="en-US" w:bidi="ar-SA"/>
     </w:rPr>
   </w:style>
   <w:style w:type="character" w:styleId="cChar1CharCharCharCharChar">
@@ -7647,7 +7407,7 @@
       <w:color w:val="000000"/>
       <w:sz w:val="22"/>
       <w:szCs w:val="22"/>
-      <w:lang w:bidi="ar-SA"/>
+      <w:lang w:val="en-US" w:bidi="ar-SA"/>
     </w:rPr>
   </w:style>
   <w:style w:type="character" w:styleId="PlainTextChar1">
@@ -7655,7 +7415,7 @@
     <w:qFormat/>
     <w:rPr>
       <w:rFonts w:ascii="Courier New" w:hAnsi="Courier New" w:cs="Courier New"/>
-      <w:lang w:bidi="ar-SA"/>
+      <w:lang w:val="en-US" w:bidi="ar-SA"/>
     </w:rPr>
   </w:style>
   <w:style w:type="character" w:styleId="17CharCharChar">
@@ -7668,7 +7428,7 @@
       <w:color w:val="000000"/>
       <w:sz w:val="26"/>
       <w:szCs w:val="26"/>
-      <w:lang w:bidi="ar-SA"/>
+      <w:lang w:val="en-US" w:bidi="ar-SA"/>
     </w:rPr>
   </w:style>
   <w:style w:type="character" w:styleId="2dongcachCharCharCharChar">
@@ -7680,7 +7440,7 @@
       <w:color w:val="000000"/>
       <w:sz w:val="22"/>
       <w:szCs w:val="22"/>
-      <w:lang w:bidi="ar-SA"/>
+      <w:lang w:val="en-US" w:bidi="ar-SA"/>
     </w:rPr>
   </w:style>
   <w:style w:type="character" w:styleId="11chucdanhnguoiky-co11CharCharChar">
@@ -7692,7 +7452,7 @@
       <w:color w:val="000000"/>
       <w:sz w:val="22"/>
       <w:szCs w:val="22"/>
-      <w:lang w:bidi="ar-SA"/>
+      <w:lang w:val="en-US" w:bidi="ar-SA"/>
     </w:rPr>
   </w:style>
   <w:style w:type="character" w:styleId="coCharCharCharChar">
@@ -7703,7 +7463,7 @@
       <w:color w:val="000000"/>
       <w:sz w:val="22"/>
       <w:szCs w:val="22"/>
-      <w:lang w:bidi="ar-SA"/>
+      <w:lang w:val="en-US" w:bidi="ar-SA"/>
     </w:rPr>
   </w:style>
   <w:style w:type="character" w:styleId="noCharCharCharCharChar">
@@ -7714,7 +7474,7 @@
       <w:color w:val="000000"/>
       <w:sz w:val="22"/>
       <w:szCs w:val="22"/>
-      <w:lang w:bidi="ar-SA"/>
+      <w:lang w:val="en-US" w:bidi="ar-SA"/>
     </w:rPr>
   </w:style>
   <w:style w:type="character" w:styleId="cCharCharCharChar">
@@ -7726,7 +7486,7 @@
       <w:color w:val="000000"/>
       <w:sz w:val="22"/>
       <w:szCs w:val="22"/>
-      <w:lang w:bidi="ar-SA"/>
+      <w:lang w:val="en-US" w:bidi="ar-SA"/>
     </w:rPr>
   </w:style>
   <w:style w:type="character" w:styleId="TitleChar1">
@@ -7738,7 +7498,7 @@
       <w:bCs/>
       <w:sz w:val="24"/>
       <w:szCs w:val="24"/>
-      <w:lang w:bidi="ar-SA"/>
+      <w:lang w:val="en-US" w:bidi="ar-SA"/>
     </w:rPr>
   </w:style>
   <w:style w:type="character" w:styleId="3sochuongCharCharCharChar">
@@ -7750,7 +7510,7 @@
       <w:color w:val="000000"/>
       <w:sz w:val="22"/>
       <w:szCs w:val="22"/>
-      <w:lang w:bidi="ar-SA"/>
+      <w:lang w:val="en-US" w:bidi="ar-SA"/>
     </w:rPr>
   </w:style>
   <w:style w:type="character" w:styleId="6tenmucphanCharCharCharCharChar">
@@ -7762,7 +7522,7 @@
       <w:color w:val="000000"/>
       <w:sz w:val="22"/>
       <w:szCs w:val="22"/>
-      <w:lang w:bidi="ar-SA"/>
+      <w:lang w:val="en-US" w:bidi="ar-SA"/>
     </w:rPr>
   </w:style>
   <w:style w:type="character" w:styleId="11chucdanhnguoiky-co11CharCharCharChar">
@@ -7774,7 +7534,7 @@
       <w:color w:val="000000"/>
       <w:sz w:val="22"/>
       <w:szCs w:val="22"/>
-      <w:lang w:bidi="ar-SA"/>
+      <w:lang w:val="en-US" w:bidi="ar-SA"/>
     </w:rPr>
   </w:style>
   <w:style w:type="character" w:styleId="1chinhtrangCharChar1CharCharCharCharChar">
@@ -7785,7 +7545,7 @@
       <w:color w:val="000000"/>
       <w:sz w:val="22"/>
       <w:szCs w:val="22"/>
-      <w:lang w:bidi="ar-SA"/>
+      <w:lang w:val="en-US" w:bidi="ar-SA"/>
     </w:rPr>
   </w:style>
   <w:style w:type="character" w:styleId="eCharCharCharChar">
@@ -7798,7 +7558,7 @@
       <w:color w:val="000000"/>
       <w:sz w:val="22"/>
       <w:szCs w:val="22"/>
-      <w:lang w:bidi="ar-SA"/>
+      <w:lang w:val="en-US" w:bidi="ar-SA"/>
     </w:rPr>
   </w:style>
   <w:style w:type="character" w:styleId="1chinhtrangCharCharCharCharChar">
@@ -7809,7 +7569,7 @@
       <w:color w:val="000000"/>
       <w:sz w:val="22"/>
       <w:szCs w:val="22"/>
-      <w:lang w:bidi="ar-SA"/>
+      <w:lang w:val="en-US" w:bidi="ar-SA"/>
     </w:rPr>
   </w:style>
   <w:style w:type="character" w:styleId="71CharCharCharChar">
@@ -7840,7 +7600,7 @@
       <w:rFonts w:ascii=".VnTime" w:hAnsi=".VnTime" w:cs="Times New Roman"/>
       <w:sz w:val="28"/>
       <w:szCs w:val="28"/>
-      <w:lang w:bidi="ar-SA"/>
+      <w:lang w:val="en-US" w:bidi="ar-SA"/>
     </w:rPr>
   </w:style>
   <w:style w:type="character" w:styleId="Heading6Char1">
@@ -7853,7 +7613,7 @@
       <w:color w:val="000000"/>
       <w:sz w:val="26"/>
       <w:szCs w:val="26"/>
-      <w:lang w:bidi="ar-SA"/>
+      <w:lang w:val="en-US" w:bidi="ar-SA"/>
     </w:rPr>
   </w:style>
   <w:style w:type="character" w:styleId="1chinhtrangChar1CharCharCharCharChar">
@@ -7886,7 +7646,7 @@
       <w:color w:val="000000"/>
       <w:sz w:val="22"/>
       <w:szCs w:val="22"/>
-      <w:lang w:bidi="ar-SA"/>
+      <w:lang w:val="en-US" w:bidi="ar-SA"/>
     </w:rPr>
   </w:style>
   <w:style w:type="character" w:styleId="HTMLCite">
@@ -7920,6 +7680,7 @@
       <w:rFonts w:ascii=".VnCentury Schoolbook" w:hAnsi=".VnCentury Schoolbook" w:cs="Times New Roman"/>
       <w:b/>
       <w:color w:val="000000"/>
+      <w:lang w:val="en-US"/>
     </w:rPr>
   </w:style>
   <w:style w:type="character" w:styleId="5somucCharChar2">
@@ -7929,6 +7690,7 @@
       <w:rFonts w:ascii=".VnCentury Schoolbook" w:hAnsi=".VnCentury Schoolbook" w:cs="Times New Roman"/>
       <w:b/>
       <w:color w:val="000000"/>
+      <w:lang w:val="en-US"/>
     </w:rPr>
   </w:style>
   <w:style w:type="character" w:styleId="nCharChar1">
@@ -7939,7 +7701,7 @@
       <w:color w:val="000000"/>
       <w:sz w:val="22"/>
       <w:szCs w:val="22"/>
-      <w:lang w:bidi="ar-SA"/>
+      <w:lang w:val="en-US" w:bidi="ar-SA"/>
     </w:rPr>
   </w:style>
   <w:style w:type="character" w:styleId="5somuc1">
@@ -7949,6 +7711,7 @@
       <w:rFonts w:ascii=".VnCentury Schoolbook" w:hAnsi=".VnCentury Schoolbook" w:cs="Times New Roman"/>
       <w:b/>
       <w:color w:val="000000"/>
+      <w:lang w:val="en-US"/>
     </w:rPr>
   </w:style>
   <w:style w:type="character" w:styleId="noCharChar1">
@@ -7959,7 +7722,7 @@
       <w:color w:val="000000"/>
       <w:sz w:val="22"/>
       <w:szCs w:val="22"/>
-      <w:lang w:bidi="ar-SA"/>
+      <w:lang w:val="en-US" w:bidi="ar-SA"/>
     </w:rPr>
   </w:style>
   <w:style w:type="character" w:styleId="1chinhtrangChar2Char">
@@ -7970,7 +7733,7 @@
       <w:color w:val="000000"/>
       <w:sz w:val="22"/>
       <w:szCs w:val="22"/>
-      <w:lang w:bidi="ar-SA"/>
+      <w:lang w:val="en-US" w:bidi="ar-SA"/>
     </w:rPr>
   </w:style>
   <w:style w:type="character" w:styleId="4tenchuongCharCharChar1">
@@ -7982,7 +7745,7 @@
       <w:color w:val="000000"/>
       <w:sz w:val="22"/>
       <w:szCs w:val="22"/>
-      <w:lang w:bidi="ar-SA"/>
+      <w:lang w:val="en-US" w:bidi="ar-SA"/>
     </w:rPr>
   </w:style>
   <w:style w:type="character" w:styleId="2dongcachCharCharChar1">
@@ -7994,7 +7757,7 @@
       <w:color w:val="000000"/>
       <w:sz w:val="22"/>
       <w:szCs w:val="22"/>
-      <w:lang w:bidi="ar-SA"/>
+      <w:lang w:val="en-US" w:bidi="ar-SA"/>
     </w:rPr>
   </w:style>
   <w:style w:type="character" w:styleId="1chinhtrangCharChar2">
@@ -8005,7 +7768,7 @@
       <w:color w:val="000000"/>
       <w:sz w:val="22"/>
       <w:szCs w:val="22"/>
-      <w:lang w:bidi="ar-SA"/>
+      <w:lang w:val="en-US" w:bidi="ar-SA"/>
     </w:rPr>
   </w:style>
   <w:style w:type="character" w:styleId="E-mailSignatureChar1">
@@ -8014,7 +7777,7 @@
     <w:rPr>
       <w:sz w:val="24"/>
       <w:szCs w:val="24"/>
-      <w:lang w:bidi="ar-SA"/>
+      <w:lang w:val="en-US" w:bidi="ar-SA"/>
     </w:rPr>
   </w:style>
   <w:style w:type="character" w:styleId="postbody">
@@ -8031,6 +7794,7 @@
       <w:rFonts w:ascii=".VnCentury Schoolbook" w:hAnsi=".VnCentury Schoolbook" w:cs=".VnCentury Schoolbook"/>
       <w:color w:val="000000"/>
       <w:sz w:val="22"/>
+      <w:lang w:val="en-US"/>
     </w:rPr>
   </w:style>
   <w:style w:type="character" w:styleId="1chinhtrangChar1CharCharCharCharCharChar">
@@ -8040,6 +7804,7 @@
       <w:rFonts w:ascii=".VnCentury Schoolbook" w:hAnsi=".VnCentury Schoolbook" w:cs=".VnCentury Schoolbook"/>
       <w:color w:val="000000"/>
       <w:sz w:val="22"/>
+      <w:lang w:val="en-US"/>
     </w:rPr>
   </w:style>
   <w:style w:type="character" w:styleId="cChar1CharCharCharCharCharCharCharChar">
@@ -8049,6 +7814,7 @@
       <w:rFonts w:ascii=".VnCentury Schoolbook" w:hAnsi=".VnCentury Schoolbook" w:cs=".VnCentury Schoolbook"/>
       <w:color w:val="000000"/>
       <w:sz w:val="22"/>
+      <w:lang w:val="en-US"/>
     </w:rPr>
   </w:style>
   <w:style w:type="character" w:styleId="cChar1CharCharCharCharCharCharChar">
@@ -8058,6 +7824,7 @@
       <w:rFonts w:ascii=".VnCentury Schoolbook" w:hAnsi=".VnCentury Schoolbook" w:cs=".VnCentury Schoolbook"/>
       <w:color w:val="000000"/>
       <w:sz w:val="22"/>
+      <w:lang w:val="en-US"/>
     </w:rPr>
   </w:style>
   <w:style w:type="character" w:styleId="nCharCharCharCharCharCharChar">
@@ -8067,6 +7834,7 @@
       <w:rFonts w:ascii=".VnCentury Schoolbook" w:hAnsi=".VnCentury Schoolbook" w:cs=".VnCentury Schoolbook"/>
       <w:color w:val="000000"/>
       <w:sz w:val="22"/>
+      <w:lang w:val="en-US"/>
     </w:rPr>
   </w:style>
   <w:style w:type="character" w:styleId="nCharCharCharCharCharChar">
@@ -8076,6 +7844,7 @@
       <w:rFonts w:ascii=".VnCentury Schoolbook" w:hAnsi=".VnCentury Schoolbook" w:cs=".VnCentury Schoolbook"/>
       <w:color w:val="000000"/>
       <w:sz w:val="22"/>
+      <w:lang w:val="en-US"/>
     </w:rPr>
   </w:style>
   <w:style w:type="character" w:styleId="BodyTextFirstIndentChar1">
@@ -8084,7 +7853,7 @@
     <w:rPr>
       <w:sz w:val="24"/>
       <w:szCs w:val="24"/>
-      <w:lang w:bidi="ar-SA"/>
+      <w:lang w:val="en-US" w:bidi="ar-SA"/>
     </w:rPr>
   </w:style>
   <w:style w:type="character" w:styleId="BodyTextFirstIndent2Char1">
@@ -8094,7 +7863,7 @@
       <w:rFonts w:ascii=".VnTime" w:hAnsi=".VnTime" w:cs="Times New Roman"/>
       <w:sz w:val="24"/>
       <w:szCs w:val="24"/>
-      <w:lang w:bidi="ar-SA"/>
+      <w:lang w:val="en-US" w:bidi="ar-SA"/>
     </w:rPr>
   </w:style>
   <w:style w:type="character" w:styleId="ClosingChar1">
@@ -8103,7 +7872,7 @@
     <w:rPr>
       <w:sz w:val="24"/>
       <w:szCs w:val="24"/>
-      <w:lang w:bidi="ar-SA"/>
+      <w:lang w:val="en-US" w:bidi="ar-SA"/>
     </w:rPr>
   </w:style>
   <w:style w:type="character" w:styleId="HTMLAddressChar1">
@@ -8114,7 +7883,7 @@
       <w:iCs/>
       <w:sz w:val="24"/>
       <w:szCs w:val="24"/>
-      <w:lang w:bidi="ar-SA"/>
+      <w:lang w:val="en-US" w:bidi="ar-SA"/>
     </w:rPr>
   </w:style>
   <w:style w:type="character" w:styleId="HTMLPreformattedChar1">
@@ -8122,7 +7891,7 @@
     <w:qFormat/>
     <w:rPr>
       <w:rFonts w:ascii="Arial Unicode MS" w:hAnsi="Arial Unicode MS" w:eastAsia="Arial Unicode MS" w:cs="Arial Unicode MS"/>
-      <w:lang w:bidi="ar-SA"/>
+      <w:lang w:val="en-US" w:bidi="ar-SA"/>
     </w:rPr>
   </w:style>
   <w:style w:type="character" w:styleId="MessageHeaderChar1">
@@ -8132,7 +7901,7 @@
       <w:rFonts w:ascii="Arial" w:hAnsi="Arial" w:cs="Arial"/>
       <w:sz w:val="24"/>
       <w:szCs w:val="24"/>
-      <w:lang w:bidi="ar-SA"/>
+      <w:lang w:val="en-US" w:bidi="ar-SA"/>
     </w:rPr>
   </w:style>
   <w:style w:type="character" w:styleId="NoteHeadingChar1">
@@ -8141,7 +7910,7 @@
     <w:rPr>
       <w:sz w:val="24"/>
       <w:szCs w:val="24"/>
-      <w:lang w:bidi="ar-SA"/>
+      <w:lang w:val="en-US" w:bidi="ar-SA"/>
     </w:rPr>
   </w:style>
   <w:style w:type="character" w:styleId="SalutationChar1">
@@ -8150,7 +7919,7 @@
     <w:rPr>
       <w:sz w:val="28"/>
       <w:szCs w:val="28"/>
-      <w:lang w:bidi="ar-SA"/>
+      <w:lang w:val="en-US" w:bidi="ar-SA"/>
     </w:rPr>
   </w:style>
   <w:style w:type="character" w:styleId="SignatureChar1">
@@ -8159,7 +7928,7 @@
     <w:rPr>
       <w:sz w:val="24"/>
       <w:szCs w:val="24"/>
-      <w:lang w:bidi="ar-SA"/>
+      <w:lang w:val="en-US" w:bidi="ar-SA"/>
     </w:rPr>
   </w:style>
   <w:style w:type="character" w:styleId="Style1chinhtrangChar1BoldCharCharCharChar">
@@ -8170,6 +7939,7 @@
       <w:b/>
       <w:color w:val="000000"/>
       <w:sz w:val="22"/>
+      <w:lang w:val="en-US"/>
     </w:rPr>
   </w:style>
   <w:style w:type="character" w:styleId="noCharCharCharCharCharChar">
@@ -8180,7 +7950,7 @@
       <w:color w:val="000000"/>
       <w:sz w:val="22"/>
       <w:szCs w:val="22"/>
-      <w:lang w:bidi="ar-SA"/>
+      <w:lang w:val="en-US" w:bidi="ar-SA"/>
     </w:rPr>
   </w:style>
   <w:style w:type="character" w:styleId="71CharCharCharCharCharCharCharCharCharChar">
@@ -8192,7 +7962,7 @@
       <w:color w:val="000000"/>
       <w:sz w:val="22"/>
       <w:szCs w:val="22"/>
-      <w:lang w:bidi="ar-SA"/>
+      <w:lang w:val="en-US" w:bidi="ar-SA"/>
     </w:rPr>
   </w:style>
   <w:style w:type="character" w:styleId="8DakyCharCharCharCharChar">
@@ -8204,7 +7974,7 @@
       <w:color w:val="000000"/>
       <w:sz w:val="22"/>
       <w:szCs w:val="22"/>
-      <w:lang w:bidi="ar-SA"/>
+      <w:lang w:val="en-US" w:bidi="ar-SA"/>
     </w:rPr>
   </w:style>
   <w:style w:type="character" w:styleId="5somucCharCharCharCharCharCharCharCharCharCharChar">
@@ -8216,7 +7986,7 @@
       <w:color w:val="000000"/>
       <w:sz w:val="22"/>
       <w:szCs w:val="22"/>
-      <w:lang w:bidi="ar-SA"/>
+      <w:lang w:val="en-US" w:bidi="ar-SA"/>
     </w:rPr>
   </w:style>
   <w:style w:type="character" w:styleId="1chinhtrangCharCharCharCharCharCharCharChar">
@@ -8227,7 +7997,7 @@
       <w:color w:val="000000"/>
       <w:sz w:val="22"/>
       <w:szCs w:val="22"/>
-      <w:lang w:bidi="ar-SA"/>
+      <w:lang w:val="en-US" w:bidi="ar-SA"/>
     </w:rPr>
   </w:style>
   <w:style w:type="character" w:styleId="4tenchuongCharCharCharCharCharCharChar">
@@ -8239,7 +8009,7 @@
       <w:color w:val="000000"/>
       <w:sz w:val="22"/>
       <w:szCs w:val="22"/>
-      <w:lang w:bidi="ar-SA"/>
+      <w:lang w:val="en-US" w:bidi="ar-SA"/>
     </w:rPr>
   </w:style>
   <w:style w:type="character" w:styleId="2dongcachCharCharCharCharCharCharChar">
@@ -8251,7 +8021,7 @@
       <w:color w:val="000000"/>
       <w:sz w:val="22"/>
       <w:szCs w:val="22"/>
-      <w:lang w:bidi="ar-SA"/>
+      <w:lang w:val="en-US" w:bidi="ar-SA"/>
     </w:rPr>
   </w:style>
   <w:style w:type="character" w:styleId="cCharCharCharCharCharCharChar">
@@ -8261,6 +8031,7 @@
       <w:rFonts w:ascii=".VnCentury Schoolbook" w:hAnsi=".VnCentury Schoolbook" w:cs=".VnCentury Schoolbook"/>
       <w:color w:val="000000"/>
       <w:sz w:val="26"/>
+      <w:lang w:val="en-US"/>
     </w:rPr>
   </w:style>
   <w:style w:type="character" w:styleId="coCharCharCharCharCharCharChar">
@@ -8271,7 +8042,7 @@
       <w:color w:val="000000"/>
       <w:sz w:val="22"/>
       <w:szCs w:val="22"/>
-      <w:lang w:bidi="ar-SA"/>
+      <w:lang w:val="en-US" w:bidi="ar-SA"/>
     </w:rPr>
   </w:style>
   <w:style w:type="character" w:styleId="aCharCharCharChar">
@@ -8283,7 +8054,7 @@
       <w:color w:val="000000"/>
       <w:sz w:val="26"/>
       <w:szCs w:val="26"/>
-      <w:lang w:bidi="ar-SA"/>
+      <w:lang w:val="en-US" w:bidi="ar-SA"/>
     </w:rPr>
   </w:style>
   <w:style w:type="character" w:styleId="phanCharCharCharCharCharCharCharChar">
@@ -8295,7 +8066,7 @@
       <w:color w:val="000000"/>
       <w:sz w:val="22"/>
       <w:szCs w:val="22"/>
-      <w:lang w:bidi="ar-SA"/>
+      <w:lang w:val="en-US" w:bidi="ar-SA"/>
     </w:rPr>
   </w:style>
   <w:style w:type="character" w:styleId="71CharCharCharCharCharCharChar">
@@ -8307,7 +8078,7 @@
       <w:color w:val="000000"/>
       <w:sz w:val="22"/>
       <w:szCs w:val="22"/>
-      <w:lang w:bidi="ar-SA"/>
+      <w:lang w:val="en-US" w:bidi="ar-SA"/>
     </w:rPr>
   </w:style>
   <w:style w:type="character" w:styleId="5somucCharCharCharCharCharCharCharChar">
@@ -8319,7 +8090,7 @@
       <w:color w:val="000000"/>
       <w:sz w:val="22"/>
       <w:szCs w:val="22"/>
-      <w:lang w:bidi="ar-SA"/>
+      <w:lang w:val="en-US" w:bidi="ar-SA"/>
     </w:rPr>
   </w:style>
   <w:style w:type="character" w:styleId="phanCharCharCharCharChar">
@@ -8331,7 +8102,7 @@
       <w:color w:val="000000"/>
       <w:sz w:val="22"/>
       <w:szCs w:val="22"/>
-      <w:lang w:bidi="ar-SA"/>
+      <w:lang w:val="en-US" w:bidi="ar-SA"/>
     </w:rPr>
   </w:style>
   <w:style w:type="character" w:styleId="Heading1Char2CharChar1">
@@ -8344,7 +8115,7 @@
       <w:kern w:val="2"/>
       <w:sz w:val="32"/>
       <w:szCs w:val="32"/>
-      <w:lang w:bidi="ar-SA"/>
+      <w:lang w:val="en-US" w:bidi="ar-SA"/>
     </w:rPr>
   </w:style>
   <w:style w:type="character" w:styleId="prodetaiidesc1">
@@ -8373,7 +8144,7 @@
       <w:kern w:val="2"/>
       <w:sz w:val="32"/>
       <w:szCs w:val="32"/>
-      <w:lang w:bidi="ar-SA"/>
+      <w:lang w:val="en-US" w:bidi="ar-SA"/>
     </w:rPr>
   </w:style>
   <w:style w:type="character" w:styleId="grame">
@@ -8455,7 +8226,7 @@
       <w:rFonts w:ascii="Calibri" w:hAnsi="Calibri" w:cs="Cordia New"/>
       <w:sz w:val="22"/>
       <w:szCs w:val="22"/>
-      <w:lang w:bidi="en-US"/>
+      <w:lang w:val="en-US" w:bidi="en-US"/>
     </w:rPr>
   </w:style>
   <w:style w:type="character" w:styleId="PlaceholderText">
@@ -8479,7 +8250,7 @@
     <w:rPr>
       <w:sz w:val="28"/>
       <w:szCs w:val="28"/>
-      <w:lang w:bidi="ar-SA"/>
+      <w:lang w:val="en-US" w:bidi="ar-SA"/>
     </w:rPr>
   </w:style>
   <w:style w:type="character" w:styleId="CharChar51">
@@ -8490,6 +8261,7 @@
       <w:b/>
       <w:i/>
       <w:sz w:val="28"/>
+      <w:lang w:val="en-US"/>
     </w:rPr>
   </w:style>
   <w:style w:type="character" w:styleId="CharChar611">
@@ -8499,6 +8271,7 @@
       <w:b/>
       <w:kern w:val="2"/>
       <w:sz w:val="48"/>
+      <w:lang w:val="en-US"/>
     </w:rPr>
   </w:style>
   <w:style w:type="character" w:styleId="abChar">
@@ -8509,7 +8282,7 @@
       <w:bCs/>
       <w:sz w:val="40"/>
       <w:szCs w:val="40"/>
-      <w:lang w:val="vi-VN" w:bidi="ar-SA"/>
+      <w:lang w:bidi="ar-SA"/>
     </w:rPr>
   </w:style>
   <w:style w:type="character" w:styleId="bChar">
@@ -8520,7 +8293,7 @@
       <w:color w:val="000000"/>
       <w:sz w:val="26"/>
       <w:szCs w:val="26"/>
-      <w:lang w:bidi="ar-SA"/>
+      <w:lang w:val="en-US" w:bidi="ar-SA"/>
     </w:rPr>
   </w:style>
   <w:style w:type="character" w:styleId="price">
@@ -8540,7 +8313,6 @@
       <w:rFonts w:ascii="Times New Roman" w:hAnsi="Times New Roman" w:eastAsia="Times New Roman" w:cs="Times New Roman"/>
       <w:sz w:val="28"/>
       <w:szCs w:val="28"/>
-      <w:lang w:val="vi-VN"/>
     </w:rPr>
   </w:style>
   <w:style w:type="character" w:styleId="FooterChar1">
@@ -8550,7 +8322,6 @@
       <w:rFonts w:ascii="Times New Roman" w:hAnsi="Times New Roman" w:eastAsia="Times New Roman" w:cs="Times New Roman"/>
       <w:sz w:val="28"/>
       <w:szCs w:val="28"/>
-      <w:lang w:val="vi-VN"/>
     </w:rPr>
   </w:style>
   <w:style w:type="character" w:styleId="cattitolo1">
@@ -8580,7 +8351,7 @@
       <w:rFonts w:ascii="Tahoma" w:hAnsi="Tahoma" w:cs="Tahoma"/>
       <w:sz w:val="16"/>
       <w:szCs w:val="16"/>
-      <w:lang w:bidi="ar-SA"/>
+      <w:lang w:val="en-US" w:bidi="ar-SA"/>
     </w:rPr>
   </w:style>
   <w:style w:type="character" w:styleId="HeaderCharChar">
@@ -8589,7 +8360,7 @@
     <w:rPr>
       <w:sz w:val="24"/>
       <w:szCs w:val="24"/>
-      <w:lang w:bidi="ar-SA"/>
+      <w:lang w:val="en-US" w:bidi="ar-SA"/>
     </w:rPr>
   </w:style>
   <w:style w:type="character" w:styleId="10CachdongChar">
@@ -8599,7 +8370,7 @@
       <w:rFonts w:eastAsia="Batang"/>
       <w:sz w:val="28"/>
       <w:szCs w:val="26"/>
-      <w:lang w:val="en-US" w:bidi="ar-SA"/>
+      <w:lang w:val="vi-VN" w:bidi="ar-SA"/>
     </w:rPr>
   </w:style>
   <w:style w:type="character" w:styleId="heading4-h">
@@ -8613,7 +8384,7 @@
     <w:qFormat/>
     <w:rPr>
       <w:rFonts w:ascii="Courier New" w:hAnsi="Courier New" w:cs="Courier New"/>
-      <w:lang w:bidi="ar-SA"/>
+      <w:lang w:val="en-US" w:bidi="ar-SA"/>
     </w:rPr>
   </w:style>
   <w:style w:type="character" w:styleId="HeaderChar">
@@ -8656,7 +8427,7 @@
       <w:b/>
       <w:sz w:val="24"/>
       <w:szCs w:val="24"/>
-      <w:lang w:val="en-US" w:eastAsia="en-US" w:bidi="ar-SA"/>
+      <w:lang w:val="vi-VN" w:eastAsia="vi-VN" w:bidi="ar-SA"/>
     </w:rPr>
   </w:style>
   <w:style w:type="character" w:styleId="muc11Char">
@@ -8669,7 +8440,7 @@
       <w:color w:val="000000"/>
       <w:sz w:val="22"/>
       <w:szCs w:val="22"/>
-      <w:lang w:val="en-US" w:eastAsia="en-US" w:bidi="ar-SA"/>
+      <w:lang w:val="vi-VN" w:eastAsia="vi-VN" w:bidi="ar-SA"/>
     </w:rPr>
   </w:style>
   <w:style w:type="character" w:styleId="ReportTitleCharChar1">
@@ -8682,7 +8453,7 @@
       <w:kern w:val="2"/>
       <w:sz w:val="36"/>
       <w:szCs w:val="32"/>
-      <w:lang w:val="en-US" w:eastAsia="en-US"/>
+      <w:lang w:val="vi-VN" w:eastAsia="vi-VN"/>
     </w:rPr>
   </w:style>
   <w:style w:type="character" w:styleId="cO9Char">
@@ -8759,7 +8530,7 @@
       <w:b/>
       <w:sz w:val="24"/>
       <w:szCs w:val="26"/>
-      <w:lang w:val="en-US" w:eastAsia="en-US" w:bidi="ar-SA"/>
+      <w:lang w:val="vi-VN" w:eastAsia="vi-VN" w:bidi="ar-SA"/>
     </w:rPr>
   </w:style>
   <w:style w:type="character" w:styleId="ReportTitleCharChar">
@@ -8780,7 +8551,7 @@
       <w:b/>
       <w:sz w:val="26"/>
       <w:szCs w:val="26"/>
-      <w:lang w:val="en-US" w:eastAsia="en-US" w:bidi="ar-SA"/>
+      <w:lang w:val="vi-VN" w:eastAsia="vi-VN" w:bidi="ar-SA"/>
     </w:rPr>
   </w:style>
   <w:style w:type="character" w:styleId="mw-editsection">
@@ -8810,7 +8581,7 @@
       <w:bCs/>
       <w:sz w:val="28"/>
       <w:szCs w:val="24"/>
-      <w:lang w:bidi="ar-SA"/>
+      <w:lang w:val="en-US" w:bidi="ar-SA"/>
     </w:rPr>
   </w:style>
   <w:style w:type="character" w:styleId="TITLECharChar">
@@ -8823,7 +8594,7 @@
       <w:iCs/>
       <w:sz w:val="26"/>
       <w:szCs w:val="26"/>
-      <w:lang w:bidi="ar-SA"/>
+      <w:lang w:val="en-US" w:bidi="ar-SA"/>
     </w:rPr>
   </w:style>
   <w:style w:type="character" w:styleId="FAATableTextChar">
@@ -8831,7 +8602,7 @@
     <w:qFormat/>
     <w:rPr>
       <w:rFonts w:ascii="Arial Narrow" w:hAnsi="Arial Narrow" w:eastAsia="Calibri" w:cs="Arial Narrow"/>
-      <w:lang w:val="en-US" w:bidi="ar-SA"/>
+      <w:lang w:val="vi-VN" w:bidi="ar-SA"/>
     </w:rPr>
   </w:style>
   <w:style w:type="character" w:styleId="StyleStyleHeading29pt12ptNotItalicChar">
@@ -8844,7 +8615,7 @@
       <w:color w:val="FF0000"/>
       <w:sz w:val="22"/>
       <w:szCs w:val="22"/>
-      <w:lang w:val="en-US" w:bidi="ar-SA"/>
+      <w:lang w:val="vi-VN" w:bidi="ar-SA"/>
     </w:rPr>
   </w:style>
   <w:style w:type="character" w:styleId="Style15">
@@ -8935,7 +8706,7 @@
     <w:qFormat/>
     <w:rPr>
       <w:rFonts w:ascii="Consolas" w:hAnsi="Consolas" w:eastAsia="Calibri" w:cs="Consolas"/>
-      <w:lang w:bidi="ar-SA"/>
+      <w:lang w:val="en-US" w:bidi="ar-SA"/>
     </w:rPr>
   </w:style>
   <w:style w:type="character" w:styleId="Style5Char">
@@ -8944,7 +8715,7 @@
     <w:rPr>
       <w:sz w:val="28"/>
       <w:szCs w:val="28"/>
-      <w:lang w:bidi="ar-SA"/>
+      <w:lang w:val="en-US" w:bidi="ar-SA"/>
     </w:rPr>
   </w:style>
   <w:style w:type="character" w:styleId="Heading2CharCharCharChar">
@@ -9891,7 +9662,7 @@
       <w:rFonts w:ascii="Calibri" w:hAnsi="Calibri" w:eastAsia="Calibri" w:cs="Calibri"/>
       <w:sz w:val="22"/>
       <w:szCs w:val="22"/>
-      <w:lang w:bidi="ar-SA"/>
+      <w:lang w:val="en-US" w:bidi="ar-SA"/>
     </w:rPr>
   </w:style>
   <w:style w:type="character" w:styleId="msoins">
@@ -9917,7 +9688,7 @@
     <w:rPr>
       <w:sz w:val="24"/>
       <w:szCs w:val="24"/>
-      <w:lang w:bidi="ar-SA"/>
+      <w:lang w:val="en-US" w:bidi="ar-SA"/>
     </w:rPr>
   </w:style>
   <w:style w:type="character" w:styleId="charchar10">
@@ -9933,7 +9704,7 @@
       <w:rFonts w:eastAsia="Arial"/>
       <w:sz w:val="16"/>
       <w:szCs w:val="16"/>
-      <w:lang w:val="vi-VN" w:bidi="ar-SA"/>
+      <w:lang w:bidi="ar-SA"/>
     </w:rPr>
   </w:style>
   <w:style w:type="character" w:styleId="SubtitleChar">
@@ -9946,7 +9717,7 @@
       <w:sz w:val="28"/>
       <w:szCs w:val="28"/>
       <w:u w:val="single"/>
-      <w:lang w:bidi="ar-SA"/>
+      <w:lang w:val="en-US" w:bidi="ar-SA"/>
     </w:rPr>
   </w:style>
   <w:style w:type="character" w:styleId="BalloonTextChar1">
@@ -9956,7 +9727,7 @@
       <w:rFonts w:ascii="Tahoma" w:hAnsi="Tahoma" w:cs="Tahoma"/>
       <w:sz w:val="16"/>
       <w:szCs w:val="16"/>
-      <w:lang w:val="en-US"/>
+      <w:lang w:val="vi-VN"/>
     </w:rPr>
   </w:style>
   <w:style w:type="character" w:styleId="CharChar13">
@@ -9968,6 +9739,7 @@
       <w:bCs/>
       <w:sz w:val="28"/>
       <w:szCs w:val="28"/>
+      <w:lang w:val="en-US"/>
     </w:rPr>
   </w:style>
   <w:style w:type="character" w:styleId="Footnote2">
@@ -10085,7 +9857,7 @@
     <w:qFormat/>
     <w:rPr>
       <w:shd w:fill="FFFFFF" w:val="clear"/>
-      <w:lang w:val="en-US" w:eastAsia="en-US"/>
+      <w:lang w:val="vi-VN" w:eastAsia="vi-VN"/>
     </w:rPr>
   </w:style>
   <w:style w:type="character" w:styleId="Bodytext4">
@@ -10125,7 +9897,7 @@
       <w:sz w:val="8"/>
       <w:szCs w:val="8"/>
       <w:shd w:fill="FFFFFF" w:val="clear"/>
-      <w:lang w:val="en-US" w:eastAsia="en-US"/>
+      <w:lang w:val="vi-VN" w:eastAsia="vi-VN"/>
     </w:rPr>
   </w:style>
   <w:style w:type="character" w:styleId="Tablecaption">
@@ -10141,7 +9913,7 @@
     <w:qFormat/>
     <w:rPr>
       <w:shd w:fill="FFFFFF" w:val="clear"/>
-      <w:lang w:val="en-US" w:eastAsia="en-US"/>
+      <w:lang w:val="vi-VN" w:eastAsia="vi-VN"/>
     </w:rPr>
   </w:style>
   <w:style w:type="character" w:styleId="Bodytext25">
@@ -10184,7 +9956,7 @@
     <w:rPr>
       <w:rFonts w:ascii="Microsoft Sans Serif" w:hAnsi="Microsoft Sans Serif" w:cs="Microsoft Sans Serif"/>
       <w:shd w:fill="FFFFFF" w:val="clear"/>
-      <w:lang w:val="en-US" w:eastAsia="en-US" w:bidi="ar-SA"/>
+      <w:lang w:val="vi-VN" w:eastAsia="vi-VN" w:bidi="ar-SA"/>
     </w:rPr>
   </w:style>
   <w:style w:type="character" w:styleId="Tablecaption21">
@@ -10194,7 +9966,7 @@
       <w:rFonts w:ascii="Microsoft Sans Serif" w:hAnsi="Microsoft Sans Serif" w:cs="Microsoft Sans Serif"/>
       <w:u w:val="single"/>
       <w:shd w:fill="FFFFFF" w:val="clear"/>
-      <w:lang w:val="en-US" w:eastAsia="en-US"/>
+      <w:lang w:val="vi-VN" w:eastAsia="vi-VN"/>
     </w:rPr>
   </w:style>
   <w:style w:type="character" w:styleId="Tablecaption2Italic">
@@ -10205,7 +9977,7 @@
       <w:i/>
       <w:iCs/>
       <w:shd w:fill="FFFFFF" w:val="clear"/>
-      <w:lang w:val="en-US" w:eastAsia="en-US"/>
+      <w:lang w:val="vi-VN" w:eastAsia="vi-VN"/>
     </w:rPr>
   </w:style>
   <w:style w:type="character" w:styleId="BodytextArialBlack">
@@ -10228,7 +10000,7 @@
       <w:sz w:val="8"/>
       <w:szCs w:val="8"/>
       <w:shd w:fill="FFFFFF" w:val="clear"/>
-      <w:lang w:val="en-US" w:eastAsia="en-US"/>
+      <w:lang w:val="vi-VN" w:eastAsia="vi-VN"/>
     </w:rPr>
   </w:style>
   <w:style w:type="character" w:styleId="Bodytext23">
@@ -10313,6 +10085,7 @@
       <w:sz w:val="8"/>
       <w:szCs w:val="8"/>
       <w:shd w:fill="FFFFFF" w:val="clear"/>
+      <w:lang w:val="en-US"/>
     </w:rPr>
   </w:style>
   <w:style w:type="character" w:styleId="Bodytext11pt6">
@@ -10368,7 +10141,7 @@
       <w:sz w:val="8"/>
       <w:szCs w:val="8"/>
       <w:shd w:fill="FFFFFF" w:val="clear"/>
-      <w:lang w:val="en-US" w:eastAsia="en-US"/>
+      <w:lang w:val="vi-VN" w:eastAsia="vi-VN"/>
     </w:rPr>
   </w:style>
   <w:style w:type="character" w:styleId="BodytextTrebuchetMS4">
@@ -10420,7 +10193,7 @@
     <w:qFormat/>
     <w:rPr>
       <w:shd w:fill="FFFFFF" w:val="clear"/>
-      <w:lang w:val="en-US" w:eastAsia="en-US"/>
+      <w:lang w:val="vi-VN" w:eastAsia="vi-VN"/>
     </w:rPr>
   </w:style>
   <w:style w:type="character" w:styleId="Tablecaption3">
@@ -10465,7 +10238,7 @@
       <w:sz w:val="10"/>
       <w:szCs w:val="10"/>
       <w:shd w:fill="FFFFFF" w:val="clear"/>
-      <w:lang w:val="en-US" w:eastAsia="en-US"/>
+      <w:lang w:val="vi-VN" w:eastAsia="vi-VN"/>
     </w:rPr>
   </w:style>
   <w:style w:type="character" w:styleId="Bodytext45pt11">
@@ -10499,7 +10272,7 @@
       <w:sz w:val="8"/>
       <w:szCs w:val="8"/>
       <w:shd w:fill="FFFFFF" w:val="clear"/>
-      <w:lang w:val="en-US" w:eastAsia="en-US"/>
+      <w:lang w:val="vi-VN" w:eastAsia="vi-VN"/>
     </w:rPr>
   </w:style>
   <w:style w:type="character" w:styleId="BodytextArial1">
@@ -10564,7 +10337,7 @@
       <w:sz w:val="25"/>
       <w:szCs w:val="25"/>
       <w:shd w:fill="FFFFFF" w:val="clear"/>
-      <w:lang w:val="en-US" w:eastAsia="en-US"/>
+      <w:lang w:val="vi-VN" w:eastAsia="vi-VN"/>
     </w:rPr>
   </w:style>
   <w:style w:type="character" w:styleId="Bodytext115pt14">
@@ -10586,7 +10359,7 @@
       <w:sz w:val="10"/>
       <w:szCs w:val="10"/>
       <w:shd w:fill="FFFFFF" w:val="clear"/>
-      <w:lang w:val="en-US" w:eastAsia="en-US" w:bidi="ar-SA"/>
+      <w:lang w:val="vi-VN" w:eastAsia="vi-VN" w:bidi="ar-SA"/>
     </w:rPr>
   </w:style>
   <w:style w:type="character" w:styleId="Bodytext175pt">
@@ -10606,7 +10379,7 @@
       <w:sz w:val="8"/>
       <w:szCs w:val="8"/>
       <w:shd w:fill="FFFFFF" w:val="clear"/>
-      <w:lang w:val="en-US" w:eastAsia="en-US"/>
+      <w:lang w:val="vi-VN" w:eastAsia="vi-VN"/>
     </w:rPr>
   </w:style>
   <w:style w:type="character" w:styleId="Tablecaption31">
@@ -10831,7 +10604,7 @@
       <w:sz w:val="12"/>
       <w:szCs w:val="12"/>
       <w:shd w:fill="FFFFFF" w:val="clear"/>
-      <w:lang w:val="en-US" w:eastAsia="en-US" w:bidi="ar-SA"/>
+      <w:lang w:val="vi-VN" w:eastAsia="vi-VN" w:bidi="ar-SA"/>
     </w:rPr>
   </w:style>
   <w:style w:type="character" w:styleId="Bodytext26TrebuchetMS">
@@ -10842,7 +10615,7 @@
       <w:sz w:val="14"/>
       <w:szCs w:val="14"/>
       <w:shd w:fill="FFFFFF" w:val="clear"/>
-      <w:lang w:val="en-US" w:eastAsia="en-US"/>
+      <w:lang w:val="vi-VN" w:eastAsia="vi-VN"/>
     </w:rPr>
   </w:style>
   <w:style w:type="character" w:styleId="Bodytext27">
@@ -10916,7 +10689,7 @@
       <w:sz w:val="20"/>
       <w:szCs w:val="20"/>
       <w:shd w:fill="FFFFFF" w:val="clear"/>
-      <w:lang w:val="en-US" w:eastAsia="en-US"/>
+      <w:lang w:val="vi-VN" w:eastAsia="vi-VN"/>
     </w:rPr>
   </w:style>
   <w:style w:type="character" w:styleId="BodytextItalic6">
@@ -10957,7 +10730,7 @@
       <w:sz w:val="8"/>
       <w:szCs w:val="8"/>
       <w:shd w:fill="FFFFFF" w:val="clear"/>
-      <w:lang w:val="en-US" w:eastAsia="en-US"/>
+      <w:lang w:val="vi-VN" w:eastAsia="vi-VN"/>
     </w:rPr>
   </w:style>
   <w:style w:type="character" w:styleId="Bodytext45pt10">
@@ -11039,6 +10812,7 @@
       <w:sz w:val="26"/>
       <w:szCs w:val="26"/>
       <w:shd w:fill="FFFFFF" w:val="clear"/>
+      <w:lang w:val="en-US"/>
     </w:rPr>
   </w:style>
   <w:style w:type="character" w:styleId="Bodytext171">
@@ -11065,7 +10839,7 @@
       <w:sz w:val="9"/>
       <w:szCs w:val="9"/>
       <w:shd w:fill="FFFFFF" w:val="clear"/>
-      <w:lang w:val="en-US" w:eastAsia="en-US"/>
+      <w:lang w:val="vi-VN" w:eastAsia="vi-VN"/>
     </w:rPr>
   </w:style>
   <w:style w:type="character" w:styleId="Bodytext161">
@@ -11097,6 +10871,7 @@
       <w:sz w:val="10"/>
       <w:szCs w:val="10"/>
       <w:shd w:fill="FFFFFF" w:val="clear"/>
+      <w:lang w:val="en-US"/>
     </w:rPr>
   </w:style>
   <w:style w:type="character" w:styleId="Bodytext115pt12">
@@ -11125,6 +10900,7 @@
       <w:sz w:val="23"/>
       <w:szCs w:val="23"/>
       <w:shd w:fill="FFFFFF" w:val="clear"/>
+      <w:lang w:val="en-US"/>
     </w:rPr>
   </w:style>
   <w:style w:type="character" w:styleId="Bodytext4pt7">
@@ -11158,6 +10934,7 @@
       <w:sz w:val="23"/>
       <w:szCs w:val="23"/>
       <w:shd w:fill="FFFFFF" w:val="clear"/>
+      <w:lang w:val="en-US"/>
     </w:rPr>
   </w:style>
   <w:style w:type="character" w:styleId="Bodytext5pt4">
@@ -11169,7 +10946,7 @@
       <w:sz w:val="10"/>
       <w:szCs w:val="10"/>
       <w:shd w:fill="FFFFFF" w:val="clear"/>
-      <w:lang w:val="en-US" w:eastAsia="en-US"/>
+      <w:lang w:val="vi-VN" w:eastAsia="vi-VN"/>
     </w:rPr>
   </w:style>
   <w:style w:type="character" w:styleId="Bodytext10pt">
@@ -11230,6 +11007,7 @@
       <w:sz w:val="18"/>
       <w:szCs w:val="18"/>
       <w:shd w:fill="FFFFFF" w:val="clear"/>
+      <w:lang w:val="en-US"/>
     </w:rPr>
   </w:style>
   <w:style w:type="character" w:styleId="Bodytext175pt3">
@@ -11286,6 +11064,7 @@
       <w:sz w:val="10"/>
       <w:szCs w:val="10"/>
       <w:shd w:fill="FFFFFF" w:val="clear"/>
+      <w:lang w:val="en-US"/>
     </w:rPr>
   </w:style>
   <w:style w:type="character" w:styleId="BodytextArialBlack2">
@@ -11296,6 +11075,7 @@
       <w:sz w:val="8"/>
       <w:szCs w:val="8"/>
       <w:shd w:fill="FFFFFF" w:val="clear"/>
+      <w:lang w:val="en-US"/>
     </w:rPr>
   </w:style>
   <w:style w:type="character" w:styleId="Bodytext85pt">
@@ -11325,7 +11105,7 @@
       <w:sz w:val="10"/>
       <w:szCs w:val="10"/>
       <w:shd w:fill="FFFFFF" w:val="clear"/>
-      <w:lang w:val="en-US" w:eastAsia="en-US"/>
+      <w:lang w:val="vi-VN" w:eastAsia="vi-VN"/>
     </w:rPr>
   </w:style>
   <w:style w:type="character" w:styleId="Bodytext115pt10">
@@ -11347,7 +11127,7 @@
       <w:sz w:val="9"/>
       <w:szCs w:val="9"/>
       <w:shd w:fill="FFFFFF" w:val="clear"/>
-      <w:lang w:val="en-US" w:eastAsia="en-US"/>
+      <w:lang w:val="vi-VN" w:eastAsia="vi-VN"/>
     </w:rPr>
   </w:style>
   <w:style w:type="character" w:styleId="Bodytext4pt6">
@@ -11358,6 +11138,7 @@
       <w:sz w:val="8"/>
       <w:szCs w:val="8"/>
       <w:shd w:fill="FFFFFF" w:val="clear"/>
+      <w:lang w:val="en-US"/>
     </w:rPr>
   </w:style>
   <w:style w:type="character" w:styleId="Bodytext4pt5">
@@ -11367,7 +11148,7 @@
       <w:sz w:val="8"/>
       <w:szCs w:val="8"/>
       <w:shd w:fill="FFFFFF" w:val="clear"/>
-      <w:lang w:val="en-US" w:eastAsia="en-US"/>
+      <w:lang w:val="vi-VN" w:eastAsia="vi-VN"/>
     </w:rPr>
   </w:style>
   <w:style w:type="character" w:styleId="Bodytext10pt4">
@@ -11389,7 +11170,7 @@
       <w:sz w:val="8"/>
       <w:szCs w:val="8"/>
       <w:shd w:fill="FFFFFF" w:val="clear"/>
-      <w:lang w:val="en-US" w:eastAsia="en-US" w:bidi="ar-SA"/>
+      <w:lang w:val="vi-VN" w:eastAsia="vi-VN" w:bidi="ar-SA"/>
     </w:rPr>
   </w:style>
   <w:style w:type="character" w:styleId="Tablecaption33">
@@ -11416,6 +11197,7 @@
       <w:sz w:val="8"/>
       <w:szCs w:val="8"/>
       <w:shd w:fill="FFFFFF" w:val="clear"/>
+      <w:lang w:val="en-US"/>
     </w:rPr>
   </w:style>
   <w:style w:type="character" w:styleId="Bodytext175pt1">
@@ -11458,6 +11240,7 @@
       <w:sz w:val="23"/>
       <w:szCs w:val="23"/>
       <w:shd w:fill="FFFFFF" w:val="clear"/>
+      <w:lang w:val="en-US"/>
     </w:rPr>
   </w:style>
   <w:style w:type="character" w:styleId="Bodytext13pt1">
@@ -11510,7 +11293,7 @@
       <w:sz w:val="11"/>
       <w:szCs w:val="11"/>
       <w:shd w:fill="FFFFFF" w:val="clear"/>
-      <w:lang w:val="en-US" w:eastAsia="en-US"/>
+      <w:lang w:val="vi-VN" w:eastAsia="vi-VN"/>
     </w:rPr>
   </w:style>
   <w:style w:type="character" w:styleId="Bodytext4pt4">
@@ -11520,7 +11303,7 @@
       <w:sz w:val="8"/>
       <w:szCs w:val="8"/>
       <w:shd w:fill="FFFFFF" w:val="clear"/>
-      <w:lang w:val="en-US" w:eastAsia="en-US"/>
+      <w:lang w:val="vi-VN" w:eastAsia="vi-VN"/>
     </w:rPr>
   </w:style>
   <w:style w:type="character" w:styleId="Bodytext115pt7">
@@ -11530,6 +11313,7 @@
       <w:sz w:val="23"/>
       <w:szCs w:val="23"/>
       <w:shd w:fill="FFFFFF" w:val="clear"/>
+      <w:lang w:val="en-US"/>
     </w:rPr>
   </w:style>
   <w:style w:type="character" w:styleId="BodytextSpacing-2pt">
@@ -11538,6 +11322,7 @@
     <w:rPr>
       <w:spacing w:val="-40"/>
       <w:shd w:fill="FFFFFF" w:val="clear"/>
+      <w:lang w:val="en-US"/>
     </w:rPr>
   </w:style>
   <w:style w:type="character" w:styleId="Bodytext135pt1">
@@ -11547,6 +11332,7 @@
       <w:sz w:val="27"/>
       <w:szCs w:val="27"/>
       <w:shd w:fill="FFFFFF" w:val="clear"/>
+      <w:lang w:val="en-US"/>
     </w:rPr>
   </w:style>
   <w:style w:type="character" w:styleId="Tablecaption6">
@@ -11556,7 +11342,7 @@
       <w:sz w:val="22"/>
       <w:szCs w:val="22"/>
       <w:shd w:fill="FFFFFF" w:val="clear"/>
-      <w:lang w:val="en-US" w:eastAsia="en-US" w:bidi="ar-SA"/>
+      <w:lang w:val="vi-VN" w:eastAsia="vi-VN" w:bidi="ar-SA"/>
     </w:rPr>
   </w:style>
   <w:style w:type="character" w:styleId="Tablecaption65pt">
@@ -11568,7 +11354,7 @@
       <w:sz w:val="10"/>
       <w:szCs w:val="10"/>
       <w:shd w:fill="FFFFFF" w:val="clear"/>
-      <w:lang w:val="en-US" w:eastAsia="en-US"/>
+      <w:lang w:val="vi-VN" w:eastAsia="vi-VN"/>
     </w:rPr>
   </w:style>
   <w:style w:type="character" w:styleId="TablecaptionItalic">
@@ -11578,6 +11364,7 @@
       <w:i/>
       <w:iCs/>
       <w:shd w:fill="FFFFFF" w:val="clear"/>
+      <w:lang w:val="en-US"/>
     </w:rPr>
   </w:style>
   <w:style w:type="character" w:styleId="BodytextGaramond">
@@ -11624,7 +11411,7 @@
       <w:sz w:val="8"/>
       <w:szCs w:val="8"/>
       <w:shd w:fill="FFFFFF" w:val="clear"/>
-      <w:lang w:val="en-US" w:eastAsia="en-US"/>
+      <w:lang w:val="vi-VN" w:eastAsia="vi-VN"/>
     </w:rPr>
   </w:style>
   <w:style w:type="character" w:styleId="Bodytext11pt3">
@@ -11655,6 +11442,7 @@
       <w:sz w:val="20"/>
       <w:szCs w:val="20"/>
       <w:shd w:fill="FFFFFF" w:val="clear"/>
+      <w:lang w:val="en-US"/>
     </w:rPr>
   </w:style>
   <w:style w:type="character" w:styleId="Bodytext91">
@@ -11716,6 +11504,7 @@
     <w:qFormat/>
     <w:rPr>
       <w:shd w:fill="FFFFFF" w:val="clear"/>
+      <w:lang w:val="en-US"/>
     </w:rPr>
   </w:style>
   <w:style w:type="character" w:styleId="BodytextItalic1">
@@ -11755,7 +11544,7 @@
       <w:sz w:val="15"/>
       <w:szCs w:val="15"/>
       <w:shd w:fill="FFFFFF" w:val="clear"/>
-      <w:lang w:val="en-US" w:eastAsia="en-US"/>
+      <w:lang w:val="vi-VN" w:eastAsia="vi-VN"/>
     </w:rPr>
   </w:style>
   <w:style w:type="character" w:styleId="Bodytext45pt5">
@@ -11767,7 +11556,7 @@
       <w:sz w:val="9"/>
       <w:szCs w:val="9"/>
       <w:shd w:fill="FFFFFF" w:val="clear"/>
-      <w:lang w:val="en-US" w:eastAsia="en-US"/>
+      <w:lang w:val="vi-VN" w:eastAsia="vi-VN"/>
     </w:rPr>
   </w:style>
   <w:style w:type="character" w:styleId="BodytextCourierNew">
@@ -11780,7 +11569,7 @@
       <w:sz w:val="8"/>
       <w:szCs w:val="8"/>
       <w:shd w:fill="FFFFFF" w:val="clear"/>
-      <w:lang w:val="en-US" w:eastAsia="en-US"/>
+      <w:lang w:val="vi-VN" w:eastAsia="vi-VN"/>
     </w:rPr>
   </w:style>
   <w:style w:type="character" w:styleId="Bodytext4pt3">
@@ -11844,7 +11633,7 @@
       <w:sz w:val="9"/>
       <w:szCs w:val="9"/>
       <w:shd w:fill="FFFFFF" w:val="clear"/>
-      <w:lang w:val="en-US" w:eastAsia="en-US"/>
+      <w:lang w:val="vi-VN" w:eastAsia="vi-VN"/>
     </w:rPr>
   </w:style>
   <w:style w:type="character" w:styleId="Tablecaption22">
@@ -11910,6 +11699,7 @@
       <w:sz w:val="12"/>
       <w:szCs w:val="12"/>
       <w:shd w:fill="FFFFFF" w:val="clear"/>
+      <w:lang w:val="en-US"/>
     </w:rPr>
   </w:style>
   <w:style w:type="character" w:styleId="Bodytext41">
@@ -11917,6 +11707,7 @@
     <w:qFormat/>
     <w:rPr>
       <w:shd w:fill="FFFFFF" w:val="clear"/>
+      <w:lang w:val="en-US"/>
     </w:rPr>
   </w:style>
   <w:style w:type="character" w:styleId="Bodytext115pt4">
@@ -11937,6 +11728,7 @@
       <w:sz w:val="13"/>
       <w:szCs w:val="13"/>
       <w:shd w:fill="FFFFFF" w:val="clear"/>
+      <w:lang w:val="en-US"/>
     </w:rPr>
   </w:style>
   <w:style w:type="character" w:styleId="Bodytext125pt">
@@ -11956,6 +11748,7 @@
       <w:sz w:val="23"/>
       <w:szCs w:val="23"/>
       <w:shd w:fill="FFFFFF" w:val="clear"/>
+      <w:lang w:val="en-US"/>
     </w:rPr>
   </w:style>
   <w:style w:type="character" w:styleId="Bodytext9pt1">
@@ -11967,7 +11760,7 @@
       <w:sz w:val="18"/>
       <w:szCs w:val="18"/>
       <w:shd w:fill="FFFFFF" w:val="clear"/>
-      <w:lang w:val="en-US" w:eastAsia="en-US"/>
+      <w:lang w:val="vi-VN" w:eastAsia="vi-VN"/>
     </w:rPr>
   </w:style>
   <w:style w:type="character" w:styleId="Heading122">
@@ -11990,7 +11783,7 @@
       <w:sz w:val="8"/>
       <w:szCs w:val="8"/>
       <w:shd w:fill="FFFFFF" w:val="clear"/>
-      <w:lang w:val="en-US" w:eastAsia="en-US"/>
+      <w:lang w:val="vi-VN" w:eastAsia="vi-VN"/>
     </w:rPr>
   </w:style>
   <w:style w:type="character" w:styleId="Bodytext5pt1">
@@ -12000,7 +11793,7 @@
       <w:sz w:val="10"/>
       <w:szCs w:val="10"/>
       <w:shd w:fill="FFFFFF" w:val="clear"/>
-      <w:lang w:val="en-US" w:eastAsia="en-US"/>
+      <w:lang w:val="vi-VN" w:eastAsia="vi-VN"/>
     </w:rPr>
   </w:style>
   <w:style w:type="character" w:styleId="Bodytext11pt1">
@@ -12022,7 +11815,7 @@
       <w:sz w:val="8"/>
       <w:szCs w:val="8"/>
       <w:shd w:fill="FFFFFF" w:val="clear"/>
-      <w:lang w:val="en-US" w:eastAsia="en-US"/>
+      <w:lang w:val="vi-VN" w:eastAsia="vi-VN"/>
     </w:rPr>
   </w:style>
   <w:style w:type="character" w:styleId="Bodytext222">
@@ -12061,7 +11854,7 @@
     <w:qFormat/>
     <w:rPr>
       <w:shd w:fill="FFFFFF" w:val="clear"/>
-      <w:lang w:val="en-US" w:eastAsia="en-US" w:bidi="ar-SA"/>
+      <w:lang w:val="vi-VN" w:eastAsia="vi-VN" w:bidi="ar-SA"/>
     </w:rPr>
   </w:style>
   <w:style w:type="character" w:styleId="Tablecaption7Italic">
@@ -12071,7 +11864,7 @@
       <w:i/>
       <w:iCs/>
       <w:shd w:fill="FFFFFF" w:val="clear"/>
-      <w:lang w:val="en-US" w:eastAsia="en-US"/>
+      <w:lang w:val="vi-VN" w:eastAsia="vi-VN"/>
     </w:rPr>
   </w:style>
   <w:style w:type="character" w:styleId="Bodytext4pt2">
@@ -12099,7 +11892,7 @@
       <w:sz w:val="8"/>
       <w:szCs w:val="8"/>
       <w:shd w:fill="FFFFFF" w:val="clear"/>
-      <w:lang w:val="en-US" w:eastAsia="en-US"/>
+      <w:lang w:val="vi-VN" w:eastAsia="vi-VN"/>
     </w:rPr>
   </w:style>
   <w:style w:type="character" w:styleId="BodytextTahoma1">
@@ -12117,7 +11910,7 @@
     <w:qFormat/>
     <w:rPr>
       <w:shd w:fill="FFFFFF" w:val="clear"/>
-      <w:lang w:val="en-US" w:eastAsia="en-US"/>
+      <w:lang w:val="vi-VN" w:eastAsia="vi-VN"/>
     </w:rPr>
   </w:style>
   <w:style w:type="character" w:styleId="BodytextGeorgia">
@@ -12153,7 +11946,7 @@
       <w:sz w:val="23"/>
       <w:szCs w:val="23"/>
       <w:shd w:fill="FFFFFF" w:val="clear"/>
-      <w:lang w:val="en-US" w:eastAsia="en-US"/>
+      <w:lang w:val="vi-VN" w:eastAsia="vi-VN"/>
     </w:rPr>
   </w:style>
   <w:style w:type="character" w:styleId="fontstyle01">
@@ -12183,6 +11976,7 @@
     <w:rPr>
       <w:b/>
       <w:sz w:val="28"/>
+      <w:lang w:val="en-US"/>
     </w:rPr>
   </w:style>
   <w:style w:type="character" w:styleId="HeadingCharChar">
@@ -12195,7 +11989,7 @@
       <w:color w:val="000000"/>
       <w:sz w:val="30"/>
       <w:szCs w:val="24"/>
-      <w:lang w:val="en-US"/>
+      <w:lang w:val="vi-VN"/>
     </w:rPr>
   </w:style>
   <w:style w:type="character" w:styleId="2headlineChar">
@@ -12222,7 +12016,7 @@
       <w:color w:val="000000"/>
       <w:sz w:val="28"/>
       <w:szCs w:val="28"/>
-      <w:lang w:bidi="ar-SA"/>
+      <w:lang w:val="en-US" w:bidi="ar-SA"/>
     </w:rPr>
   </w:style>
   <w:style w:type="character" w:styleId="m2Char">
@@ -12234,7 +12028,7 @@
       <w:i/>
       <w:sz w:val="28"/>
       <w:szCs w:val="22"/>
-      <w:lang w:bidi="ar-SA"/>
+      <w:lang w:val="en-US" w:bidi="ar-SA"/>
     </w:rPr>
   </w:style>
   <w:style w:type="character" w:styleId="CharChar14">
@@ -12247,7 +12041,7 @@
       <w:color w:val="000000"/>
       <w:sz w:val="30"/>
       <w:szCs w:val="24"/>
-      <w:lang w:val="en-US"/>
+      <w:lang w:val="vi-VN"/>
     </w:rPr>
   </w:style>
   <w:style w:type="character" w:styleId="2headlineChar1">
@@ -12289,6 +12083,7 @@
     <w:rPr>
       <w:sz w:val="24"/>
       <w:szCs w:val="24"/>
+      <w:lang w:val="en-US"/>
     </w:rPr>
   </w:style>
   <w:style w:type="character" w:styleId="H1CharChar">
@@ -12334,7 +12129,7 @@
     <w:rPr>
       <w:sz w:val="28"/>
       <w:szCs w:val="28"/>
-      <w:lang w:bidi="ar-SA"/>
+      <w:lang w:val="en-US" w:bidi="ar-SA"/>
     </w:rPr>
   </w:style>
   <w:style w:type="character" w:styleId="footCharChar">
@@ -12369,7 +12164,7 @@
       <w:color w:val="000000"/>
       <w:sz w:val="16"/>
       <w:szCs w:val="16"/>
-      <w:lang w:bidi="ar-SA"/>
+      <w:lang w:val="en-US" w:bidi="ar-SA"/>
     </w:rPr>
   </w:style>
   <w:style w:type="character" w:styleId="EndnoteTextChar">
@@ -12386,14 +12181,14 @@
     <w:qFormat/>
     <w:rPr>
       <w:rFonts w:ascii="Courier New" w:hAnsi="Courier New" w:cs="Courier New"/>
-      <w:lang w:bidi="ar-SA"/>
+      <w:lang w:val="en-US" w:bidi="ar-SA"/>
     </w:rPr>
   </w:style>
   <w:style w:type="character" w:styleId="E-mailSignatureChar">
     <w:name w:val="E-mail Signature Char"/>
     <w:qFormat/>
     <w:rPr>
-      <w:lang w:bidi="ar-SA"/>
+      <w:lang w:val="en-US" w:bidi="ar-SA"/>
     </w:rPr>
   </w:style>
   <w:style w:type="character" w:styleId="BodyTextFirstIndentChar">
@@ -12405,7 +12200,7 @@
       <w:bCs/>
       <w:sz w:val="28"/>
       <w:szCs w:val="28"/>
-      <w:lang w:bidi="ar-SA"/>
+      <w:lang w:val="en-US" w:bidi="ar-SA"/>
     </w:rPr>
   </w:style>
   <w:style w:type="character" w:styleId="BodyTextFirstIndent2Char">
@@ -12415,21 +12210,21 @@
       <w:rFonts w:ascii=".VnTime" w:hAnsi=".VnTime" w:cs="Times New Roman"/>
       <w:sz w:val="20"/>
       <w:szCs w:val="20"/>
-      <w:lang w:bidi="ar-SA"/>
+      <w:lang w:val="en-US" w:bidi="ar-SA"/>
     </w:rPr>
   </w:style>
   <w:style w:type="character" w:styleId="ClosingChar">
     <w:name w:val="Closing Char"/>
     <w:qFormat/>
     <w:rPr>
-      <w:lang w:bidi="ar-SA"/>
+      <w:lang w:val="en-US" w:bidi="ar-SA"/>
     </w:rPr>
   </w:style>
   <w:style w:type="character" w:styleId="DateChar">
     <w:name w:val="Date Char"/>
     <w:qFormat/>
     <w:rPr>
-      <w:lang w:bidi="ar-SA"/>
+      <w:lang w:val="en-US" w:bidi="ar-SA"/>
     </w:rPr>
   </w:style>
   <w:style w:type="character" w:styleId="HTMLAddressChar">
@@ -12438,7 +12233,7 @@
     <w:rPr>
       <w:i/>
       <w:iCs/>
-      <w:lang w:bidi="ar-SA"/>
+      <w:lang w:val="en-US" w:bidi="ar-SA"/>
     </w:rPr>
   </w:style>
   <w:style w:type="character" w:styleId="MessageHeaderChar">
@@ -12448,28 +12243,28 @@
       <w:rFonts w:ascii="Arial" w:hAnsi="Arial" w:cs="Arial"/>
       <w:sz w:val="24"/>
       <w:szCs w:val="24"/>
-      <w:lang w:bidi="ar-SA"/>
+      <w:lang w:val="en-US" w:bidi="ar-SA"/>
     </w:rPr>
   </w:style>
   <w:style w:type="character" w:styleId="NoteHeadingChar">
     <w:name w:val="Note Heading Char"/>
     <w:qFormat/>
     <w:rPr>
-      <w:lang w:bidi="ar-SA"/>
+      <w:lang w:val="en-US" w:bidi="ar-SA"/>
     </w:rPr>
   </w:style>
   <w:style w:type="character" w:styleId="SalutationChar">
     <w:name w:val="Salutation Char"/>
     <w:qFormat/>
     <w:rPr>
-      <w:lang w:bidi="ar-SA"/>
+      <w:lang w:val="en-US" w:bidi="ar-SA"/>
     </w:rPr>
   </w:style>
   <w:style w:type="character" w:styleId="SignatureChar">
     <w:name w:val="Signature Char"/>
     <w:qFormat/>
     <w:rPr>
-      <w:lang w:bidi="ar-SA"/>
+      <w:lang w:val="en-US" w:bidi="ar-SA"/>
     </w:rPr>
   </w:style>
   <w:style w:type="character" w:styleId="Bodytext4NotItalic">
@@ -12501,7 +12296,7 @@
       <w:color w:val="000000"/>
       <w:sz w:val="22"/>
       <w:szCs w:val="24"/>
-      <w:lang w:bidi="ar-SA"/>
+      <w:lang w:val="en-US" w:bidi="ar-SA"/>
     </w:rPr>
   </w:style>
   <w:style w:type="character" w:styleId="88Char">
@@ -12511,7 +12306,7 @@
       <w:rFonts w:ascii="Arial" w:hAnsi="Arial" w:cs="Arial"/>
       <w:sz w:val="24"/>
       <w:szCs w:val="24"/>
-      <w:lang w:val="en-US" w:bidi="ar-SA"/>
+      <w:lang w:val="vi-VN" w:bidi="ar-SA"/>
     </w:rPr>
   </w:style>
   <w:style w:type="character" w:styleId="1ngoacChar">
@@ -12521,7 +12316,7 @@
       <w:rFonts w:ascii="Arial" w:hAnsi="Arial" w:cs="Arial"/>
       <w:sz w:val="24"/>
       <w:szCs w:val="24"/>
-      <w:lang w:bidi="ar-SA"/>
+      <w:lang w:val="en-US" w:bidi="ar-SA"/>
     </w:rPr>
   </w:style>
   <w:style w:type="character" w:styleId="168Char">
@@ -12532,7 +12327,7 @@
       <w:bCs/>
       <w:sz w:val="24"/>
       <w:szCs w:val="24"/>
-      <w:lang w:val="en-US" w:bidi="ar-SA"/>
+      <w:lang w:val="vi-VN" w:bidi="ar-SA"/>
     </w:rPr>
   </w:style>
   <w:style w:type="character" w:styleId="1congoacChar">
@@ -12542,7 +12337,7 @@
       <w:rFonts w:ascii="Arial" w:hAnsi="Arial" w:cs="Arial"/>
       <w:sz w:val="24"/>
       <w:szCs w:val="24"/>
-      <w:lang w:bidi="ar-SA"/>
+      <w:lang w:val="en-US" w:bidi="ar-SA"/>
     </w:rPr>
   </w:style>
   <w:style w:type="character" w:styleId="ANgoacChar">
@@ -12552,7 +12347,7 @@
       <w:rFonts w:ascii="Arial" w:hAnsi="Arial" w:cs="Arial"/>
       <w:sz w:val="24"/>
       <w:szCs w:val="24"/>
-      <w:lang w:val="en-US" w:bidi="ar-SA"/>
+      <w:lang w:val="vi-VN" w:bidi="ar-SA"/>
     </w:rPr>
   </w:style>
   <w:style w:type="character" w:styleId="248Char">
@@ -12563,7 +12358,7 @@
       <w:bCs/>
       <w:sz w:val="24"/>
       <w:szCs w:val="24"/>
-      <w:lang w:val="en-US" w:bidi="ar-SA"/>
+      <w:lang w:val="vi-VN" w:bidi="ar-SA"/>
     </w:rPr>
   </w:style>
   <w:style w:type="character" w:styleId="368Char">
@@ -12574,7 +12369,7 @@
       <w:bCs/>
       <w:sz w:val="24"/>
       <w:szCs w:val="24"/>
-      <w:lang w:bidi="ar-SA"/>
+      <w:lang w:val="en-US" w:bidi="ar-SA"/>
     </w:rPr>
   </w:style>
   <w:style w:type="character" w:styleId="08Char">
@@ -12583,7 +12378,7 @@
     <w:rPr>
       <w:rFonts w:ascii="Arial" w:hAnsi="Arial" w:cs="Arial"/>
       <w:sz w:val="24"/>
-      <w:lang w:val="en-US" w:bidi="ar-SA"/>
+      <w:lang w:val="vi-VN" w:bidi="ar-SA"/>
     </w:rPr>
   </w:style>
   <w:style w:type="character" w:styleId="0BangChar">
@@ -12593,7 +12388,7 @@
       <w:rFonts w:ascii="Arial" w:hAnsi="Arial" w:cs="Arial"/>
       <w:b/>
       <w:sz w:val="24"/>
-      <w:lang w:val="en-US" w:bidi="ar-SA"/>
+      <w:lang w:val="vi-VN" w:bidi="ar-SA"/>
     </w:rPr>
   </w:style>
   <w:style w:type="character" w:styleId="CommentTextChar1">
@@ -12623,7 +12418,7 @@
       <w:b/>
       <w:sz w:val="24"/>
       <w:szCs w:val="22"/>
-      <w:lang w:val="en-US" w:bidi="ar-SA"/>
+      <w:lang w:val="vi-VN" w:bidi="ar-SA"/>
     </w:rPr>
   </w:style>
   <w:style w:type="character" w:styleId="BPhanMuclucChar">
@@ -12634,7 +12429,7 @@
       <w:b/>
       <w:sz w:val="24"/>
       <w:szCs w:val="22"/>
-      <w:lang w:val="en-US" w:bidi="ar-SA"/>
+      <w:lang w:val="vi-VN" w:bidi="ar-SA"/>
     </w:rPr>
   </w:style>
   <w:style w:type="character" w:styleId="Style4Char">
@@ -12646,7 +12441,7 @@
       <w:kern w:val="2"/>
       <w:sz w:val="28"/>
       <w:szCs w:val="28"/>
-      <w:lang w:bidi="ar-SA"/>
+      <w:lang w:val="en-US" w:bidi="ar-SA"/>
     </w:rPr>
   </w:style>
   <w:style w:type="character" w:styleId="1phanChar">
@@ -12657,7 +12452,7 @@
       <w:b/>
       <w:sz w:val="24"/>
       <w:szCs w:val="24"/>
-      <w:lang w:bidi="ar-SA"/>
+      <w:lang w:val="en-US" w:bidi="ar-SA"/>
     </w:rPr>
   </w:style>
   <w:style w:type="character" w:styleId="016Char">
@@ -12667,7 +12462,7 @@
       <w:rFonts w:ascii="Arial" w:hAnsi="Arial" w:cs="Arial"/>
       <w:b/>
       <w:sz w:val="24"/>
-      <w:lang w:bidi="ar-SA"/>
+      <w:lang w:val="en-US" w:bidi="ar-SA"/>
     </w:rPr>
   </w:style>
   <w:style w:type="character" w:styleId="3chamChar">
@@ -12677,7 +12472,7 @@
       <w:rFonts w:ascii="Arial" w:hAnsi="Arial" w:cs="Arial"/>
       <w:b/>
       <w:sz w:val="24"/>
-      <w:lang w:bidi="ar-SA"/>
+      <w:lang w:val="en-US" w:bidi="ar-SA"/>
     </w:rPr>
   </w:style>
   <w:style w:type="character" w:styleId="StyleArial12ptBoldJustifiedLeft0cmHanging195cmChar">
@@ -12688,7 +12483,7 @@
       <w:b/>
       <w:bCs/>
       <w:sz w:val="24"/>
-      <w:lang w:bidi="ar-SA"/>
+      <w:lang w:val="en-US" w:bidi="ar-SA"/>
     </w:rPr>
   </w:style>
   <w:style w:type="character" w:styleId="3cham1Char">
@@ -12698,7 +12493,7 @@
       <w:rFonts w:ascii="Arial" w:hAnsi="Arial" w:eastAsia="Malgun Gothic" w:cs="Arial"/>
       <w:sz w:val="24"/>
       <w:szCs w:val="24"/>
-      <w:lang w:bidi="ar-SA"/>
+      <w:lang w:val="en-US" w:bidi="ar-SA"/>
     </w:rPr>
   </w:style>
   <w:style w:type="character" w:styleId="NORMAL1Char">
@@ -12719,7 +12514,7 @@
       <w:rFonts w:ascii="Arial" w:hAnsi="Arial" w:eastAsia="MS Mincho" w:cs="Arial"/>
       <w:sz w:val="24"/>
       <w:szCs w:val="24"/>
-      <w:lang w:val="en-US" w:bidi="ar-SA"/>
+      <w:lang w:val="vi-VN" w:bidi="ar-SA"/>
     </w:rPr>
   </w:style>
   <w:style w:type="character" w:styleId="NORMAL111Char">
@@ -12729,7 +12524,7 @@
       <w:rFonts w:ascii="Arial" w:hAnsi="Arial" w:cs="Arial"/>
       <w:sz w:val="24"/>
       <w:szCs w:val="24"/>
-      <w:lang w:bidi="ar-SA"/>
+      <w:lang w:val="en-US" w:bidi="ar-SA"/>
     </w:rPr>
   </w:style>
   <w:style w:type="character" w:styleId="NORMAL1Char1">
@@ -12739,7 +12534,7 @@
       <w:rFonts w:ascii="Arial" w:hAnsi="Arial" w:cs="Arial"/>
       <w:sz w:val="24"/>
       <w:szCs w:val="24"/>
-      <w:lang w:bidi="ar-SA"/>
+      <w:lang w:val="en-US" w:bidi="ar-SA"/>
     </w:rPr>
   </w:style>
   <w:style w:type="character" w:styleId="normal1indentChar">
@@ -12754,7 +12549,7 @@
     <w:rPr>
       <w:rFonts w:ascii="VNTime" w:hAnsi="VNTime" w:cs="VNTime"/>
       <w:sz w:val="22"/>
-      <w:lang w:bidi="ar-SA"/>
+      <w:lang w:val="en-US" w:bidi="ar-SA"/>
     </w:rPr>
   </w:style>
   <w:style w:type="character" w:styleId="texChar">
@@ -12762,7 +12557,7 @@
     <w:qFormat/>
     <w:rPr>
       <w:rFonts w:ascii="VNTime" w:hAnsi="VNTime" w:cs="VNTime"/>
-      <w:lang w:bidi="ar-SA"/>
+      <w:lang w:val="en-US" w:bidi="ar-SA"/>
     </w:rPr>
   </w:style>
   <w:style w:type="character" w:styleId="ChapterCharChar">
@@ -12795,7 +12590,7 @@
       <w:rFonts w:ascii=".VnTime" w:hAnsi=".VnTime" w:cs=".VnTime"/>
       <w:sz w:val="28"/>
       <w:szCs w:val="28"/>
-      <w:lang w:bidi="ar-SA"/>
+      <w:lang w:val="en-US" w:bidi="ar-SA"/>
     </w:rPr>
   </w:style>
   <w:style w:type="character" w:styleId="Vnbnnidung">
@@ -12865,7 +12660,7 @@
       <w:rFonts w:eastAsia="Calibri"/>
       <w:sz w:val="28"/>
       <w:szCs w:val="22"/>
-      <w:lang w:bidi="ar-SA"/>
+      <w:lang w:val="en-US" w:bidi="ar-SA"/>
     </w:rPr>
   </w:style>
   <w:style w:type="character" w:styleId="Vnbnnidung2">
@@ -12875,7 +12670,7 @@
       <w:rFonts w:eastAsia="Calibri"/>
       <w:sz w:val="28"/>
       <w:szCs w:val="22"/>
-      <w:lang w:bidi="ar-SA"/>
+      <w:lang w:val="en-US" w:bidi="ar-SA"/>
     </w:rPr>
   </w:style>
   <w:style w:type="character" w:styleId="Vnbnnidung5">
@@ -13046,7 +12841,7 @@
       <w:b/>
       <w:sz w:val="32"/>
       <w:szCs w:val="26"/>
-      <w:lang w:val="en-US" w:eastAsia="en-US"/>
+      <w:lang w:val="vi-VN" w:eastAsia="vi-VN"/>
     </w:rPr>
   </w:style>
   <w:style w:type="paragraph" w:styleId="BodyText212">
@@ -13093,8 +12888,8 @@
       <w:suppressLineNumbers/>
       <w:tabs>
         <w:tab w:val="clear" w:pos="709"/>
-        <w:tab w:val="center" w:pos="4986" w:leader="none"/>
-        <w:tab w:val="right" w:pos="9972" w:leader="none"/>
+        <w:tab w:val="center" w:pos="4819" w:leader="none"/>
+        <w:tab w:val="right" w:pos="9638" w:leader="none"/>
       </w:tabs>
     </w:pPr>
     <w:rPr/>
@@ -14218,7 +14013,7 @@
     <w:rPr>
       <w:sz w:val="20"/>
       <w:szCs w:val="20"/>
-      <w:lang w:val="en-AU" w:eastAsia="en-US"/>
+      <w:lang w:val="en-AU" w:eastAsia="vi-VN"/>
     </w:rPr>
   </w:style>
   <w:style w:type="paragraph" w:styleId="Style11">
@@ -14292,7 +14087,7 @@
     </w:pPr>
     <w:rPr>
       <w:spacing w:val="-10"/>
-      <w:lang w:val="en-US" w:eastAsia="en-US"/>
+      <w:lang w:val="vi-VN" w:eastAsia="vi-VN"/>
     </w:rPr>
   </w:style>
   <w:style w:type="paragraph" w:styleId="TOC2">
@@ -14309,7 +14104,7 @@
       <w:rFonts w:ascii="Arial" w:hAnsi="Arial" w:cs="Arial"/>
       <w:sz w:val="25"/>
       <w:szCs w:val="25"/>
-      <w:lang w:val="en-US" w:eastAsia="en-US"/>
+      <w:lang w:val="vi-VN" w:eastAsia="vi-VN"/>
     </w:rPr>
   </w:style>
   <w:style w:type="paragraph" w:styleId="TOC3">
@@ -14850,7 +14645,7 @@
       <w:color w:val="000000"/>
       <w:sz w:val="24"/>
       <w:szCs w:val="24"/>
-      <w:lang w:bidi="ar-SA" w:val="en-US" w:eastAsia="zh-CN"/>
+      <w:lang w:val="en-US" w:bidi="ar-SA" w:eastAsia="zh-CN"/>
     </w:rPr>
   </w:style>
   <w:style w:type="paragraph" w:styleId="Char1CharCharChar1CharCharChar">
@@ -15325,7 +15120,7 @@
       <w:color w:val="auto"/>
       <w:sz w:val="32"/>
       <w:szCs w:val="32"/>
-      <w:lang w:bidi="ar-SA" w:val="en-US" w:eastAsia="zh-CN"/>
+      <w:lang w:val="en-US" w:bidi="ar-SA" w:eastAsia="zh-CN"/>
     </w:rPr>
   </w:style>
   <w:style w:type="paragraph" w:styleId="than">
@@ -15343,7 +15138,7 @@
       <w:color w:val="auto"/>
       <w:sz w:val="28"/>
       <w:szCs w:val="28"/>
-      <w:lang w:bidi="ar-SA" w:val="en-US" w:eastAsia="zh-CN"/>
+      <w:lang w:val="en-US" w:bidi="ar-SA" w:eastAsia="zh-CN"/>
     </w:rPr>
   </w:style>
   <w:style w:type="paragraph" w:styleId="tenmon">
@@ -15361,7 +15156,7 @@
       <w:color w:val="auto"/>
       <w:sz w:val="28"/>
       <w:szCs w:val="28"/>
-      <w:lang w:bidi="ar-SA" w:val="en-US" w:eastAsia="zh-CN"/>
+      <w:lang w:val="en-US" w:bidi="ar-SA" w:eastAsia="zh-CN"/>
     </w:rPr>
   </w:style>
   <w:style w:type="paragraph" w:styleId="bang1">
@@ -15377,7 +15172,7 @@
       <w:color w:val="auto"/>
       <w:sz w:val="28"/>
       <w:szCs w:val="28"/>
-      <w:lang w:bidi="ar-SA" w:val="en-US" w:eastAsia="zh-CN"/>
+      <w:lang w:val="en-US" w:bidi="ar-SA" w:eastAsia="zh-CN"/>
     </w:rPr>
   </w:style>
   <w:style w:type="paragraph" w:styleId="bang2">
@@ -15392,7 +15187,7 @@
       <w:color w:val="auto"/>
       <w:sz w:val="28"/>
       <w:szCs w:val="28"/>
-      <w:lang w:bidi="ar-SA" w:val="en-US" w:eastAsia="zh-CN"/>
+      <w:lang w:val="en-US" w:bidi="ar-SA" w:eastAsia="zh-CN"/>
     </w:rPr>
   </w:style>
   <w:style w:type="paragraph" w:styleId="bang21">
@@ -15419,7 +15214,7 @@
       <w:color w:val="auto"/>
       <w:sz w:val="36"/>
       <w:szCs w:val="36"/>
-      <w:lang w:bidi="ar-SA" w:val="en-US" w:eastAsia="zh-CN"/>
+      <w:lang w:val="en-US" w:bidi="ar-SA" w:eastAsia="zh-CN"/>
     </w:rPr>
   </w:style>
   <w:style w:type="paragraph" w:styleId="bang3">
@@ -15435,7 +15230,7 @@
       <w:color w:val="auto"/>
       <w:sz w:val="28"/>
       <w:szCs w:val="28"/>
-      <w:lang w:bidi="ar-SA" w:val="en-US" w:eastAsia="zh-CN"/>
+      <w:lang w:val="en-US" w:bidi="ar-SA" w:eastAsia="zh-CN"/>
     </w:rPr>
   </w:style>
   <w:style w:type="paragraph" w:styleId="BodyTextFirstIndent2">
@@ -15592,7 +15387,7 @@
       <w:color w:val="auto"/>
       <w:sz w:val="24"/>
       <w:szCs w:val="24"/>
-      <w:lang w:bidi="ar-SA" w:val="en-US" w:eastAsia="zh-CN"/>
+      <w:lang w:val="en-US" w:bidi="ar-SA" w:eastAsia="zh-CN"/>
     </w:rPr>
   </w:style>
   <w:style w:type="paragraph" w:styleId="i2">
@@ -15679,7 +15474,7 @@
       <w:color w:val="auto"/>
       <w:sz w:val="26"/>
       <w:szCs w:val="26"/>
-      <w:lang w:bidi="ar-SA" w:val="en-US" w:eastAsia="zh-CN"/>
+      <w:lang w:val="en-US" w:bidi="ar-SA" w:eastAsia="zh-CN"/>
     </w:rPr>
   </w:style>
   <w:style w:type="paragraph" w:styleId="Form">
@@ -15821,7 +15616,7 @@
       <w:color w:val="auto"/>
       <w:sz w:val="28"/>
       <w:szCs w:val="28"/>
-      <w:lang w:bidi="ar-SA" w:val="en-US" w:eastAsia="zh-CN"/>
+      <w:lang w:val="en-US" w:bidi="ar-SA" w:eastAsia="zh-CN"/>
     </w:rPr>
   </w:style>
   <w:style w:type="paragraph" w:styleId="TieuDeMuc">
@@ -15839,7 +15634,7 @@
       <w:color w:val="auto"/>
       <w:sz w:val="26"/>
       <w:szCs w:val="28"/>
-      <w:lang w:bidi="ar-SA" w:val="en-US" w:eastAsia="zh-CN"/>
+      <w:lang w:val="en-US" w:bidi="ar-SA" w:eastAsia="zh-CN"/>
     </w:rPr>
   </w:style>
   <w:style w:type="paragraph" w:styleId="Than1">
@@ -15867,7 +15662,7 @@
       <w:color w:val="auto"/>
       <w:sz w:val="24"/>
       <w:szCs w:val="24"/>
-      <w:lang w:bidi="ar-SA" w:val="en-US" w:eastAsia="zh-CN"/>
+      <w:lang w:val="en-US" w:bidi="ar-SA" w:eastAsia="zh-CN"/>
     </w:rPr>
   </w:style>
   <w:style w:type="paragraph" w:styleId="font5">
@@ -17413,7 +17208,7 @@
     <w:rPr>
       <w:sz w:val="20"/>
       <w:szCs w:val="20"/>
-      <w:lang w:val="en-AU" w:eastAsia="en-US"/>
+      <w:lang w:val="en-AU" w:eastAsia="vi-VN"/>
     </w:rPr>
   </w:style>
   <w:style w:type="paragraph" w:styleId="Char1CharChar11">
@@ -18033,7 +17828,7 @@
       <w:color w:val="auto"/>
       <w:sz w:val="20"/>
       <w:szCs w:val="20"/>
-      <w:lang w:bidi="ar-SA" w:val="en-US" w:eastAsia="zh-CN"/>
+      <w:lang w:val="en-US" w:bidi="ar-SA" w:eastAsia="zh-CN"/>
     </w:rPr>
   </w:style>
   <w:style w:type="paragraph" w:styleId="MessageHeader">
@@ -18468,7 +18263,7 @@
       <w:color w:val="auto"/>
       <w:sz w:val="22"/>
       <w:szCs w:val="22"/>
-      <w:lang w:bidi="en-US" w:val="en-US" w:eastAsia="zh-CN"/>
+      <w:lang w:val="en-US" w:bidi="en-US" w:eastAsia="zh-CN"/>
     </w:rPr>
   </w:style>
   <w:style w:type="paragraph" w:styleId="Quote">
@@ -18541,7 +18336,7 @@
       <w:vanish/>
       <w:sz w:val="16"/>
       <w:szCs w:val="16"/>
-      <w:lang w:val="en-US" w:eastAsia="en-US"/>
+      <w:lang w:val="vi-VN" w:eastAsia="vi-VN"/>
     </w:rPr>
   </w:style>
   <w:style w:type="paragraph" w:styleId="CharCharCharCharCharChar1CharCharChar">
@@ -23544,7 +23339,7 @@
       <w:kern w:val="2"/>
       <w:sz w:val="28"/>
       <w:szCs w:val="28"/>
-      <w:lang w:bidi="ar-SA" w:val="en-US" w:eastAsia="zh-CN"/>
+      <w:lang w:val="en-US" w:bidi="ar-SA" w:eastAsia="zh-CN"/>
     </w:rPr>
   </w:style>
   <w:style w:type="paragraph" w:styleId="Headline">
@@ -23563,7 +23358,7 @@
       <w:kern w:val="2"/>
       <w:sz w:val="46"/>
       <w:szCs w:val="46"/>
-      <w:lang w:bidi="ar-SA" w:val="en-US" w:eastAsia="zh-CN"/>
+      <w:lang w:val="en-US" w:bidi="ar-SA" w:eastAsia="zh-CN"/>
     </w:rPr>
   </w:style>
   <w:style w:type="paragraph" w:styleId="PublicationName">
@@ -23584,7 +23379,7 @@
       <w:kern w:val="2"/>
       <w:sz w:val="32"/>
       <w:szCs w:val="32"/>
-      <w:lang w:bidi="ar-SA" w:val="en-US" w:eastAsia="zh-CN"/>
+      <w:lang w:val="en-US" w:bidi="ar-SA" w:eastAsia="zh-CN"/>
     </w:rPr>
   </w:style>
   <w:style w:type="paragraph" w:styleId="PublicationDate">
@@ -23604,7 +23399,7 @@
       <w:kern w:val="2"/>
       <w:sz w:val="28"/>
       <w:szCs w:val="28"/>
-      <w:lang w:bidi="ar-SA" w:val="en-US" w:eastAsia="zh-CN"/>
+      <w:lang w:val="en-US" w:bidi="ar-SA" w:eastAsia="zh-CN"/>
     </w:rPr>
   </w:style>
   <w:style w:type="paragraph" w:styleId="Name">
@@ -24137,7 +23932,7 @@
       <w:color w:val="auto"/>
       <w:sz w:val="28"/>
       <w:szCs w:val="28"/>
-      <w:lang w:bidi="ar-SA" w:val="en-US" w:eastAsia="zh-CN"/>
+      <w:lang w:val="en-US" w:bidi="ar-SA" w:eastAsia="zh-CN"/>
     </w:rPr>
   </w:style>
   <w:style w:type="paragraph" w:styleId="NumberedParagraphCharChar">
@@ -24729,7 +24524,7 @@
       <w:color w:val="FF0000"/>
       <w:sz w:val="28"/>
       <w:szCs w:val="28"/>
-      <w:lang w:val="vi-VN" w:eastAsia="en-US"/>
+      <w:lang w:val="vi-VN" w:eastAsia="vi-VN"/>
     </w:rPr>
   </w:style>
   <w:style w:type="paragraph" w:styleId="MERSskillsknowledge">
@@ -24757,7 +24552,7 @@
     </w:pPr>
     <w:rPr>
       <w:color w:val="000000"/>
-      <w:lang w:val="en-AU" w:eastAsia="en-US"/>
+      <w:lang w:val="en-AU" w:eastAsia="vi-VN"/>
     </w:rPr>
   </w:style>
   <w:style w:type="paragraph" w:styleId="t1">
@@ -25695,7 +25490,7 @@
       <w:color w:val="auto"/>
       <w:sz w:val="26"/>
       <w:szCs w:val="20"/>
-      <w:lang w:val="en-US" w:eastAsia="en-US" w:bidi="ar-SA"/>
+      <w:lang w:val="en-US" w:eastAsia="vi-VN" w:bidi="ar-SA"/>
     </w:rPr>
   </w:style>
   <w:style w:type="paragraph" w:styleId="Style9CharChar1">
@@ -25712,7 +25507,7 @@
       <w:rFonts w:ascii=".VnTime" w:hAnsi=".VnTime" w:cs=".VnTime"/>
       <w:sz w:val="26"/>
       <w:szCs w:val="24"/>
-      <w:lang w:val="it-IT" w:eastAsia="en-US"/>
+      <w:lang w:val="it-IT" w:eastAsia="vi-VN"/>
     </w:rPr>
   </w:style>
   <w:style w:type="paragraph" w:styleId="StyleTimesNewRomanFirstline127cmBefore3pt">
@@ -25886,7 +25681,7 @@
       <w:rFonts w:ascii=".VnTime" w:hAnsi=".VnTime" w:cs=".VnTime"/>
       <w:sz w:val="26"/>
       <w:szCs w:val="24"/>
-      <w:lang w:val="it-IT" w:eastAsia="en-US"/>
+      <w:lang w:val="it-IT" w:eastAsia="vi-VN"/>
     </w:rPr>
   </w:style>
   <w:style w:type="paragraph" w:styleId="Style9CharCharCharChar">
@@ -26235,7 +26030,7 @@
       <w:rFonts w:ascii="Arial" w:hAnsi="Arial" w:cs="Arial"/>
       <w:sz w:val="24"/>
       <w:szCs w:val="20"/>
-      <w:lang w:val="en-US"/>
+      <w:lang w:val="vi-VN"/>
     </w:rPr>
   </w:style>
   <w:style w:type="paragraph" w:styleId="1phan">
@@ -26723,7 +26518,7 @@
     <w:rPr>
       <w:rFonts w:ascii=".VnTime" w:hAnsi=".VnTime" w:cs=".VnTime"/>
       <w:szCs w:val="20"/>
-      <w:lang w:val="vi-VN" w:eastAsia="en-US"/>
+      <w:lang w:val="vi-VN" w:eastAsia="vi-VN"/>
     </w:rPr>
   </w:style>
   <w:style w:type="paragraph" w:styleId="GiuaCharChar">
@@ -26763,7 +26558,7 @@
     <w:rPr>
       <w:sz w:val="20"/>
       <w:szCs w:val="20"/>
-      <w:lang w:val="en-AU" w:eastAsia="en-US"/>
+      <w:lang w:val="en-AU" w:eastAsia="vi-VN"/>
     </w:rPr>
   </w:style>
   <w:style w:type="paragraph" w:styleId="CharCharCharCharCharCharCharCharCharCharCharCharCharCharCharCharCharCharCharCharChar">
@@ -26776,7 +26571,7 @@
     <w:rPr>
       <w:sz w:val="20"/>
       <w:szCs w:val="20"/>
-      <w:lang w:val="en-AU" w:eastAsia="en-US"/>
+      <w:lang w:val="en-AU" w:eastAsia="vi-VN"/>
     </w:rPr>
   </w:style>
   <w:style w:type="paragraph" w:styleId="MB">
@@ -26840,7 +26635,7 @@
       <w:color w:val="auto"/>
       <w:sz w:val="26"/>
       <w:szCs w:val="22"/>
-      <w:lang w:bidi="ar-SA" w:val="en-US" w:eastAsia="zh-CN"/>
+      <w:lang w:val="en-US" w:bidi="ar-SA" w:eastAsia="zh-CN"/>
     </w:rPr>
   </w:style>
   <w:style w:type="paragraph" w:styleId="ThongTu">
@@ -26855,7 +26650,7 @@
       <w:rFonts w:eastAsia="Batang"/>
       <w:bCs/>
       <w:color w:val="1F497D"/>
-      <w:lang w:val="en-US" w:eastAsia="en-US"/>
+      <w:lang w:val="vi-VN" w:eastAsia="vi-VN"/>
     </w:rPr>
   </w:style>
   <w:style w:type="paragraph" w:styleId="su">
@@ -27100,7 +26895,7 @@
       <w:color w:val="000000"/>
       <w:sz w:val="22"/>
       <w:szCs w:val="22"/>
-      <w:lang w:val="en-US" w:eastAsia="en-US"/>
+      <w:lang w:val="vi-VN" w:eastAsia="vi-VN"/>
     </w:rPr>
   </w:style>
   <w:style w:type="paragraph" w:styleId="8DakyCharCharChar">
@@ -27151,7 +26946,7 @@
       <w:color w:val="000000"/>
       <w:sz w:val="36"/>
       <w:szCs w:val="36"/>
-      <w:lang w:bidi="ar-SA" w:val="en-US" w:eastAsia="zh-CN"/>
+      <w:lang w:val="en-US" w:bidi="ar-SA" w:eastAsia="zh-CN"/>
     </w:rPr>
   </w:style>
   <w:style w:type="paragraph" w:styleId="10chutrongbang">
@@ -27190,7 +26985,7 @@
       <w:color w:val="000000"/>
       <w:sz w:val="26"/>
       <w:szCs w:val="20"/>
-      <w:lang w:bidi="ar-SA" w:val="en-US" w:eastAsia="zh-CN"/>
+      <w:lang w:val="en-US" w:bidi="ar-SA" w:eastAsia="zh-CN"/>
     </w:rPr>
   </w:style>
   <w:style w:type="paragraph" w:styleId="cChar1CharCharChar">
@@ -27283,7 +27078,7 @@
       <w:color w:val="000000"/>
       <w:sz w:val="22"/>
       <w:szCs w:val="20"/>
-      <w:lang w:bidi="ar-SA" w:val="en-US" w:eastAsia="zh-CN"/>
+      <w:lang w:val="en-US" w:bidi="ar-SA" w:eastAsia="zh-CN"/>
     </w:rPr>
   </w:style>
   <w:style w:type="paragraph" w:styleId="5somucCharChar">
@@ -27499,7 +27294,7 @@
       <w:color w:val="000000"/>
       <w:sz w:val="22"/>
       <w:szCs w:val="22"/>
-      <w:lang w:bidi="ar-SA" w:val="en-US" w:eastAsia="zh-CN"/>
+      <w:lang w:val="en-US" w:bidi="ar-SA" w:eastAsia="zh-CN"/>
     </w:rPr>
   </w:style>
   <w:style w:type="paragraph" w:styleId="DNtd1tencq">
@@ -27518,7 +27313,7 @@
       <w:color w:val="000000"/>
       <w:sz w:val="20"/>
       <w:szCs w:val="20"/>
-      <w:lang w:bidi="ar-SA" w:val="en-US" w:eastAsia="zh-CN"/>
+      <w:lang w:val="en-US" w:bidi="ar-SA" w:eastAsia="zh-CN"/>
     </w:rPr>
   </w:style>
   <w:style w:type="paragraph" w:styleId="tk">
@@ -27567,7 +27362,7 @@
       <w:color w:val="000000"/>
       <w:sz w:val="32"/>
       <w:szCs w:val="32"/>
-      <w:lang w:bidi="ar-SA" w:val="en-US" w:eastAsia="zh-CN"/>
+      <w:lang w:val="en-US" w:bidi="ar-SA" w:eastAsia="zh-CN"/>
     </w:rPr>
   </w:style>
   <w:style w:type="paragraph" w:styleId="cChar1">
@@ -27721,7 +27516,7 @@
       <w:color w:val="000000"/>
       <w:sz w:val="20"/>
       <w:szCs w:val="22"/>
-      <w:lang w:bidi="ar-SA" w:val="en-US" w:eastAsia="zh-CN"/>
+      <w:lang w:val="en-US" w:bidi="ar-SA" w:eastAsia="zh-CN"/>
     </w:rPr>
   </w:style>
   <w:style w:type="paragraph" w:styleId="DNkyCQky">
@@ -27744,7 +27539,7 @@
       <w:color w:val="auto"/>
       <w:sz w:val="20"/>
       <w:szCs w:val="20"/>
-      <w:lang w:bidi="ar-SA" w:val="en-US" w:eastAsia="zh-CN"/>
+      <w:lang w:val="en-US" w:bidi="ar-SA" w:eastAsia="zh-CN"/>
     </w:rPr>
   </w:style>
   <w:style w:type="paragraph" w:styleId="c1d">
@@ -28057,7 +27852,7 @@
       <w:color w:val="000000"/>
       <w:sz w:val="21"/>
       <w:szCs w:val="22"/>
-      <w:lang w:bidi="ar-SA" w:val="en-US" w:eastAsia="zh-CN"/>
+      <w:lang w:val="en-US" w:bidi="ar-SA" w:eastAsia="zh-CN"/>
     </w:rPr>
   </w:style>
   <w:style w:type="paragraph" w:styleId="DNbangtieude">
@@ -28076,7 +27871,7 @@
       <w:color w:val="000000"/>
       <w:sz w:val="21"/>
       <w:szCs w:val="22"/>
-      <w:lang w:bidi="ar-SA" w:val="en-US" w:eastAsia="zh-CN"/>
+      <w:lang w:val="en-US" w:bidi="ar-SA" w:eastAsia="zh-CN"/>
     </w:rPr>
   </w:style>
   <w:style w:type="paragraph" w:styleId="DNbieusauky">
@@ -28095,7 +27890,7 @@
       <w:color w:val="000000"/>
       <w:sz w:val="22"/>
       <w:szCs w:val="22"/>
-      <w:lang w:bidi="ar-SA" w:val="en-US" w:eastAsia="zh-CN"/>
+      <w:lang w:val="en-US" w:bidi="ar-SA" w:eastAsia="zh-CN"/>
     </w:rPr>
   </w:style>
   <w:style w:type="paragraph" w:styleId="DNkynguoiky">
@@ -28118,7 +27913,7 @@
       <w:color w:val="000000"/>
       <w:sz w:val="22"/>
       <w:szCs w:val="22"/>
-      <w:lang w:bidi="ar-SA" w:val="en-US" w:eastAsia="zh-CN"/>
+      <w:lang w:val="en-US" w:bidi="ar-SA" w:eastAsia="zh-CN"/>
     </w:rPr>
   </w:style>
   <w:style w:type="paragraph" w:styleId="DNnd3mucA">
@@ -28136,7 +27931,7 @@
       <w:color w:val="000000"/>
       <w:sz w:val="22"/>
       <w:szCs w:val="22"/>
-      <w:lang w:bidi="ar-SA" w:val="en-US" w:eastAsia="zh-CN"/>
+      <w:lang w:val="en-US" w:bidi="ar-SA" w:eastAsia="zh-CN"/>
     </w:rPr>
   </w:style>
   <w:style w:type="paragraph" w:styleId="DNnd4dieu">
@@ -28157,7 +27952,7 @@
       <w:color w:val="000000"/>
       <w:sz w:val="22"/>
       <w:szCs w:val="22"/>
-      <w:lang w:bidi="ar-SA" w:val="en-US" w:eastAsia="zh-CN"/>
+      <w:lang w:val="en-US" w:bidi="ar-SA" w:eastAsia="zh-CN"/>
     </w:rPr>
   </w:style>
   <w:style w:type="paragraph" w:styleId="DNnd5mucnho12ab">
@@ -28179,7 +27974,7 @@
       <w:color w:val="000000"/>
       <w:sz w:val="22"/>
       <w:szCs w:val="22"/>
-      <w:lang w:bidi="ar-SA" w:val="en-US" w:eastAsia="zh-CN"/>
+      <w:lang w:val="en-US" w:bidi="ar-SA" w:eastAsia="zh-CN"/>
     </w:rPr>
   </w:style>
   <w:style w:type="paragraph" w:styleId="DNnd6vanban">
@@ -28199,7 +27994,7 @@
       <w:color w:val="000000"/>
       <w:sz w:val="22"/>
       <w:szCs w:val="22"/>
-      <w:lang w:bidi="ar-SA" w:val="en-US" w:eastAsia="zh-CN"/>
+      <w:lang w:val="en-US" w:bidi="ar-SA" w:eastAsia="zh-CN"/>
     </w:rPr>
   </w:style>
   <w:style w:type="paragraph" w:styleId="DNnd7VBnghieng">
@@ -28220,7 +28015,7 @@
       <w:color w:val="000000"/>
       <w:sz w:val="22"/>
       <w:szCs w:val="22"/>
-      <w:lang w:bidi="ar-SA" w:val="en-US" w:eastAsia="zh-CN"/>
+      <w:lang w:val="en-US" w:bidi="ar-SA" w:eastAsia="zh-CN"/>
     </w:rPr>
   </w:style>
   <w:style w:type="paragraph" w:styleId="DNplphuluc">
@@ -28236,7 +28031,7 @@
       <w:color w:val="000000"/>
       <w:sz w:val="22"/>
       <w:szCs w:val="32"/>
-      <w:lang w:bidi="ar-SA" w:val="en-US" w:eastAsia="zh-CN"/>
+      <w:lang w:val="en-US" w:bidi="ar-SA" w:eastAsia="zh-CN"/>
     </w:rPr>
   </w:style>
   <w:style w:type="paragraph" w:styleId="DNtd2tennuoc">
@@ -28255,7 +28050,7 @@
       <w:color w:val="000000"/>
       <w:sz w:val="20"/>
       <w:szCs w:val="20"/>
-      <w:lang w:bidi="ar-SA" w:val="en-US" w:eastAsia="zh-CN"/>
+      <w:lang w:val="en-US" w:bidi="ar-SA" w:eastAsia="zh-CN"/>
     </w:rPr>
   </w:style>
   <w:style w:type="paragraph" w:styleId="DNtd3DLTDHP">
@@ -28274,7 +28069,7 @@
       <w:color w:val="000000"/>
       <w:sz w:val="22"/>
       <w:szCs w:val="22"/>
-      <w:lang w:bidi="ar-SA" w:val="en-US" w:eastAsia="zh-CN"/>
+      <w:lang w:val="en-US" w:bidi="ar-SA" w:eastAsia="zh-CN"/>
     </w:rPr>
   </w:style>
   <w:style w:type="paragraph" w:styleId="DNtd4so">
@@ -28297,7 +28092,7 @@
       <w:color w:val="000000"/>
       <w:sz w:val="22"/>
       <w:szCs w:val="22"/>
-      <w:lang w:bidi="ar-SA" w:val="en-US" w:eastAsia="zh-CN"/>
+      <w:lang w:val="en-US" w:bidi="ar-SA" w:eastAsia="zh-CN"/>
     </w:rPr>
   </w:style>
   <w:style w:type="paragraph" w:styleId="StylecLeft">
@@ -28848,7 +28643,7 @@
       <w:color w:val="0000FF"/>
       <w:sz w:val="24"/>
       <w:szCs w:val="24"/>
-      <w:lang w:val="en-US" w:eastAsia="en-US" w:bidi="ar-SA"/>
+      <w:lang w:val="en-US" w:eastAsia="vi-VN" w:bidi="ar-SA"/>
     </w:rPr>
   </w:style>
   <w:style w:type="paragraph" w:styleId="chucdanh">
@@ -28865,7 +28660,7 @@
       <w:color w:val="0000FF"/>
       <w:sz w:val="20"/>
       <w:szCs w:val="20"/>
-      <w:lang w:val="en-US" w:eastAsia="en-US" w:bidi="ar-SA"/>
+      <w:lang w:val="en-US" w:eastAsia="vi-VN" w:bidi="ar-SA"/>
     </w:rPr>
   </w:style>
   <w:style w:type="paragraph" w:styleId="loai-vb">
@@ -28887,7 +28682,7 @@
       <w:spacing w:val="100"/>
       <w:sz w:val="32"/>
       <w:szCs w:val="32"/>
-      <w:lang w:val="en-US" w:eastAsia="en-US" w:bidi="ar-SA"/>
+      <w:lang w:val="en-US" w:eastAsia="vi-VN" w:bidi="ar-SA"/>
     </w:rPr>
   </w:style>
   <w:style w:type="paragraph" w:styleId="ten-vb">
@@ -28907,7 +28702,7 @@
       <w:spacing w:val="24"/>
       <w:sz w:val="20"/>
       <w:szCs w:val="20"/>
-      <w:lang w:val="en-US" w:eastAsia="en-US" w:bidi="ar-SA"/>
+      <w:lang w:val="en-US" w:eastAsia="vi-VN" w:bidi="ar-SA"/>
     </w:rPr>
   </w:style>
   <w:style w:type="paragraph" w:styleId="congbo">
@@ -28927,7 +28722,7 @@
       <w:color w:val="0000FF"/>
       <w:sz w:val="20"/>
       <w:szCs w:val="20"/>
-      <w:lang w:val="en-US" w:eastAsia="en-US" w:bidi="ar-SA"/>
+      <w:lang w:val="en-US" w:eastAsia="vi-VN" w:bidi="ar-SA"/>
     </w:rPr>
   </w:style>
   <w:style w:type="paragraph" w:styleId="n-chuong1">
@@ -28961,7 +28756,7 @@
       <w:color w:val="0000FF"/>
       <w:sz w:val="22"/>
       <w:szCs w:val="22"/>
-      <w:lang w:val="en-US" w:eastAsia="en-US" w:bidi="ar-SA"/>
+      <w:lang w:val="en-US" w:eastAsia="vi-VN" w:bidi="ar-SA"/>
     </w:rPr>
   </w:style>
   <w:style w:type="paragraph" w:styleId="giua-nghieng">
@@ -28980,7 +28775,7 @@
       <w:color w:val="0000FF"/>
       <w:sz w:val="20"/>
       <w:szCs w:val="24"/>
-      <w:lang w:val="en-US" w:eastAsia="en-US" w:bidi="ar-SA"/>
+      <w:lang w:val="en-US" w:eastAsia="vi-VN" w:bidi="ar-SA"/>
     </w:rPr>
   </w:style>
   <w:style w:type="paragraph" w:styleId="141">
@@ -29557,7 +29352,7 @@
       <w:color w:val="000000"/>
       <w:sz w:val="22"/>
       <w:szCs w:val="22"/>
-      <w:lang w:val="en-US" w:eastAsia="en-US"/>
+      <w:lang w:val="vi-VN" w:eastAsia="vi-VN"/>
     </w:rPr>
   </w:style>
   <w:style w:type="paragraph" w:styleId="3sochuongChar">
@@ -30513,7 +30308,7 @@
       <w:color w:val="000000"/>
       <w:sz w:val="22"/>
       <w:szCs w:val="22"/>
-      <w:lang w:bidi="ar-SA" w:val="en-US" w:eastAsia="zh-CN"/>
+      <w:lang w:val="en-US" w:bidi="ar-SA" w:eastAsia="zh-CN"/>
     </w:rPr>
   </w:style>
   <w:style w:type="paragraph" w:styleId="headingsample">
@@ -30991,7 +30786,7 @@
     <w:qFormat/>
     <w:pPr/>
     <w:rPr>
-      <w:lang w:val="en-US" w:eastAsia="en-US"/>
+      <w:lang w:val="vi-VN" w:eastAsia="vi-VN"/>
     </w:rPr>
   </w:style>
   <w:style w:type="paragraph" w:styleId="CharCharCharChar11">
@@ -31456,7 +31251,7 @@
       <w:color w:val="FF00FF"/>
       <w:sz w:val="26"/>
       <w:szCs w:val="20"/>
-      <w:lang w:val="en-US"/>
+      <w:lang w:val="vi-VN"/>
     </w:rPr>
   </w:style>
   <w:style w:type="paragraph" w:styleId="d2">
@@ -31510,7 +31305,7 @@
     <w:rPr>
       <w:rFonts w:eastAsia="Batang"/>
       <w:szCs w:val="26"/>
-      <w:lang w:val="en-US"/>
+      <w:lang w:val="vi-VN"/>
     </w:rPr>
   </w:style>
   <w:style w:type="paragraph" w:styleId="Reference">
@@ -31642,7 +31437,7 @@
       <w:b/>
       <w:sz w:val="24"/>
       <w:szCs w:val="24"/>
-      <w:lang w:val="en-US" w:eastAsia="en-US"/>
+      <w:lang w:val="vi-VN" w:eastAsia="vi-VN"/>
     </w:rPr>
   </w:style>
   <w:style w:type="paragraph" w:styleId="dieu11">
@@ -31690,7 +31485,7 @@
       <w:color w:val="000000"/>
       <w:sz w:val="22"/>
       <w:szCs w:val="22"/>
-      <w:lang w:val="en-US" w:eastAsia="en-US"/>
+      <w:lang w:val="vi-VN" w:eastAsia="vi-VN"/>
     </w:rPr>
   </w:style>
   <w:style w:type="paragraph" w:styleId="Co9th">
@@ -31731,7 +31526,7 @@
     <w:rPr>
       <w:sz w:val="20"/>
       <w:szCs w:val="20"/>
-      <w:lang w:val="en-US" w:eastAsia="en-US"/>
+      <w:lang w:val="vi-VN" w:eastAsia="vi-VN"/>
     </w:rPr>
   </w:style>
   <w:style w:type="paragraph" w:styleId="StyleBodyTextVnArial11pt3">
@@ -31746,7 +31541,7 @@
       <w:rFonts w:ascii="Times New Roman" w:hAnsi="Times New Roman" w:eastAsia="SimSun" w:cs="Times New Roman"/>
       <w:b w:val="false"/>
       <w:szCs w:val="24"/>
-      <w:lang w:val="en-US"/>
+      <w:lang w:val="vi-VN"/>
     </w:rPr>
   </w:style>
   <w:style w:type="paragraph" w:styleId="InsertionNote">
@@ -31777,7 +31572,7 @@
       <w:color w:val="FF0000"/>
       <w:sz w:val="26"/>
       <w:szCs w:val="26"/>
-      <w:lang w:val="en-US" w:eastAsia="en-US"/>
+      <w:lang w:val="vi-VN" w:eastAsia="vi-VN"/>
     </w:rPr>
   </w:style>
   <w:style w:type="paragraph" w:styleId="MainItem">
@@ -31800,7 +31595,7 @@
       <w:rFonts w:ascii="Arial" w:hAnsi="Arial" w:cs="Arial"/>
       <w:sz w:val="40"/>
       <w:szCs w:val="26"/>
-      <w:lang w:val="en-US" w:eastAsia="en-US"/>
+      <w:lang w:val="vi-VN" w:eastAsia="vi-VN"/>
     </w:rPr>
   </w:style>
   <w:style w:type="paragraph" w:styleId="Normal-Bullet">
@@ -31819,7 +31614,7 @@
       <w:rFonts w:ascii="Arial" w:hAnsi="Arial" w:cs="Arial"/>
       <w:sz w:val="20"/>
       <w:szCs w:val="20"/>
-      <w:lang w:val="en-US" w:eastAsia="en-US"/>
+      <w:lang w:val="vi-VN" w:eastAsia="vi-VN"/>
     </w:rPr>
   </w:style>
   <w:style w:type="paragraph" w:styleId="SpeakerNotes">
@@ -31859,7 +31654,7 @@
       <w:color w:val="000000"/>
       <w:sz w:val="20"/>
       <w:szCs w:val="23"/>
-      <w:lang w:val="en-US" w:eastAsia="en-US"/>
+      <w:lang w:val="vi-VN" w:eastAsia="vi-VN"/>
     </w:rPr>
   </w:style>
   <w:style w:type="paragraph" w:styleId="Normal21">
@@ -31883,7 +31678,7 @@
       <w:rFonts w:ascii="Arial" w:hAnsi="Arial" w:cs="Arial"/>
       <w:sz w:val="20"/>
       <w:szCs w:val="20"/>
-      <w:lang w:val="en-US" w:eastAsia="en-US"/>
+      <w:lang w:val="vi-VN" w:eastAsia="vi-VN"/>
     </w:rPr>
   </w:style>
   <w:style w:type="paragraph" w:styleId="Normal2-Bullet">
@@ -31918,7 +31713,7 @@
       <w:rFonts w:ascii="Arial" w:hAnsi="Arial" w:cs="Arial"/>
       <w:sz w:val="18"/>
       <w:szCs w:val="18"/>
-      <w:lang w:val="en-US" w:eastAsia="en-US"/>
+      <w:lang w:val="vi-VN" w:eastAsia="vi-VN"/>
     </w:rPr>
   </w:style>
   <w:style w:type="paragraph" w:styleId="Tabletext1">
@@ -31935,7 +31730,7 @@
       <w:bCs/>
       <w:sz w:val="20"/>
       <w:szCs w:val="20"/>
-      <w:lang w:val="en-US" w:eastAsia="en-US"/>
+      <w:lang w:val="vi-VN" w:eastAsia="vi-VN"/>
     </w:rPr>
   </w:style>
   <w:style w:type="paragraph" w:styleId="Appendixheading1">
@@ -31956,7 +31751,7 @@
       <w:b/>
       <w:sz w:val="20"/>
       <w:szCs w:val="20"/>
-      <w:lang w:val="en-US" w:eastAsia="en-US"/>
+      <w:lang w:val="vi-VN" w:eastAsia="vi-VN"/>
     </w:rPr>
   </w:style>
   <w:style w:type="paragraph" w:styleId="Appendixheading2">
@@ -31995,7 +31790,7 @@
     </w:pPr>
     <w:rPr>
       <w:rFonts w:ascii="Arial" w:hAnsi="Arial" w:cs="Arial"/>
-      <w:lang w:val="en-US" w:eastAsia="en-US"/>
+      <w:lang w:val="vi-VN" w:eastAsia="vi-VN"/>
     </w:rPr>
   </w:style>
   <w:style w:type="paragraph" w:styleId="Normal-Bullet2">
@@ -32049,7 +31844,7 @@
       <w:caps/>
       <w:sz w:val="22"/>
       <w:szCs w:val="26"/>
-      <w:lang w:val="en-US" w:eastAsia="en-US"/>
+      <w:lang w:val="vi-VN" w:eastAsia="vi-VN"/>
     </w:rPr>
   </w:style>
   <w:style w:type="paragraph" w:styleId="HeadingC3L2">
@@ -32076,7 +31871,7 @@
       <w:w w:val="90"/>
       <w:sz w:val="22"/>
       <w:szCs w:val="36"/>
-      <w:lang w:val="en-US" w:eastAsia="en-US"/>
+      <w:lang w:val="vi-VN" w:eastAsia="vi-VN"/>
     </w:rPr>
   </w:style>
   <w:style w:type="paragraph" w:styleId="Heading3SS4">
@@ -32100,7 +31895,7 @@
       <w:color w:val="000000"/>
       <w:sz w:val="20"/>
       <w:szCs w:val="20"/>
-      <w:lang w:val="en-US"/>
+      <w:lang w:val="vi-VN"/>
     </w:rPr>
   </w:style>
   <w:style w:type="paragraph" w:styleId="Heading4SS4">
@@ -32293,7 +32088,7 @@
     </w:pPr>
     <w:rPr>
       <w:rFonts w:ascii="Arial" w:hAnsi="Arial" w:cs="Arial"/>
-      <w:lang w:val="en-US" w:eastAsia="en-US"/>
+      <w:lang w:val="vi-VN" w:eastAsia="vi-VN"/>
     </w:rPr>
   </w:style>
   <w:style w:type="paragraph" w:styleId="Stylemuc1ComplexArialComplex13pt1">
@@ -32434,7 +32229,7 @@
       <w:b/>
       <w:sz w:val="26"/>
       <w:szCs w:val="20"/>
-      <w:lang w:val="en-GB" w:eastAsia="en-US"/>
+      <w:lang w:val="en-GB" w:eastAsia="vi-VN"/>
     </w:rPr>
   </w:style>
   <w:style w:type="paragraph" w:styleId="FAATableText">
@@ -32449,7 +32244,7 @@
       <w:rFonts w:ascii="Arial Narrow" w:hAnsi="Arial Narrow" w:eastAsia="Calibri" w:cs="Arial Narrow"/>
       <w:sz w:val="20"/>
       <w:szCs w:val="20"/>
-      <w:lang w:val="en-US"/>
+      <w:lang w:val="vi-VN"/>
     </w:rPr>
   </w:style>
   <w:style w:type="paragraph" w:styleId="StyleHeading213ptJustifiedBefore0ptAfter0pt">
@@ -32581,7 +32376,7 @@
       <w:color w:val="FF0000"/>
       <w:sz w:val="22"/>
       <w:szCs w:val="22"/>
-      <w:lang w:val="en-US"/>
+      <w:lang w:val="vi-VN"/>
     </w:rPr>
   </w:style>
   <w:style w:type="paragraph" w:styleId="StyleStyleHeading213ptJustifiedBefore0ptAfter0pt">
@@ -32953,7 +32748,7 @@
       <w:bCs/>
       <w:sz w:val="26"/>
       <w:szCs w:val="26"/>
-      <w:lang w:val="en-US"/>
+      <w:lang w:val="vi-VN"/>
     </w:rPr>
   </w:style>
   <w:style w:type="paragraph" w:styleId="CharCharCharCharCharCharCharCharChar">
@@ -32976,7 +32771,7 @@
       <w:jc w:val="both"/>
     </w:pPr>
     <w:rPr>
-      <w:lang w:val="vi-VN" w:eastAsia="en-US"/>
+      <w:lang w:val="vi-VN" w:eastAsia="vi-VN"/>
     </w:rPr>
   </w:style>
   <w:style w:type="paragraph" w:styleId="Nidung">
@@ -33071,7 +32866,7 @@
       <w:color w:val="auto"/>
       <w:sz w:val="24"/>
       <w:szCs w:val="24"/>
-      <w:lang w:bidi="ar-SA" w:val="en-US" w:eastAsia="zh-CN"/>
+      <w:lang w:val="en-US" w:bidi="ar-SA" w:eastAsia="zh-CN"/>
     </w:rPr>
   </w:style>
   <w:style w:type="paragraph" w:styleId="Quydinhchung">
@@ -33089,7 +32884,7 @@
       <w:color w:val="auto"/>
       <w:sz w:val="24"/>
       <w:szCs w:val="24"/>
-      <w:lang w:bidi="ar-SA" w:val="en-US" w:eastAsia="zh-CN"/>
+      <w:lang w:val="en-US" w:bidi="ar-SA" w:eastAsia="zh-CN"/>
     </w:rPr>
   </w:style>
   <w:style w:type="paragraph" w:styleId="coditab">
@@ -33120,7 +32915,7 @@
       <w:color w:val="auto"/>
       <w:sz w:val="28"/>
       <w:szCs w:val="28"/>
-      <w:lang w:bidi="ar-SA" w:val="en-US" w:eastAsia="zh-CN"/>
+      <w:lang w:val="en-US" w:bidi="ar-SA" w:eastAsia="zh-CN"/>
     </w:rPr>
   </w:style>
   <w:style w:type="paragraph" w:styleId="Char2">
@@ -33151,7 +32946,7 @@
       <w:sz w:val="20"/>
       <w:szCs w:val="20"/>
       <w:shd w:fill="FFFFFF" w:val="clear"/>
-      <w:lang w:val="en-US"/>
+      <w:lang w:val="vi-VN"/>
     </w:rPr>
   </w:style>
   <w:style w:type="paragraph" w:styleId="Heading111">
@@ -33170,7 +32965,7 @@
       <w:sz w:val="20"/>
       <w:szCs w:val="20"/>
       <w:shd w:fill="FFFFFF" w:val="clear"/>
-      <w:lang w:val="en-US"/>
+      <w:lang w:val="vi-VN"/>
     </w:rPr>
   </w:style>
   <w:style w:type="paragraph" w:styleId="Bodytext1101">
@@ -33187,7 +32982,7 @@
       <w:sz w:val="20"/>
       <w:szCs w:val="20"/>
       <w:shd w:fill="FFFFFF" w:val="clear"/>
-      <w:lang w:val="en-US"/>
+      <w:lang w:val="vi-VN"/>
     </w:rPr>
   </w:style>
   <w:style w:type="paragraph" w:styleId="Bodytext215">
@@ -33206,7 +33001,7 @@
       <w:bCs/>
       <w:sz w:val="20"/>
       <w:szCs w:val="20"/>
-      <w:lang w:val="en-US"/>
+      <w:lang w:val="vi-VN"/>
     </w:rPr>
   </w:style>
   <w:style w:type="paragraph" w:styleId="Bodytext35">
@@ -33224,7 +33019,7 @@
       <w:sz w:val="26"/>
       <w:szCs w:val="26"/>
       <w:shd w:fill="FFFFFF" w:val="clear"/>
-      <w:lang w:val="en-US"/>
+      <w:lang w:val="vi-VN"/>
     </w:rPr>
   </w:style>
   <w:style w:type="paragraph" w:styleId="Headerorfooter11">
@@ -33240,7 +33035,7 @@
       <w:sz w:val="20"/>
       <w:szCs w:val="20"/>
       <w:shd w:fill="FFFFFF" w:val="clear"/>
-      <w:lang w:val="en-US"/>
+      <w:lang w:val="vi-VN"/>
     </w:rPr>
   </w:style>
   <w:style w:type="paragraph" w:styleId="Bodytext43">
@@ -33261,7 +33056,7 @@
       <w:sz w:val="22"/>
       <w:szCs w:val="22"/>
       <w:shd w:fill="FFFFFF" w:val="clear"/>
-      <w:lang w:val="en-US"/>
+      <w:lang w:val="vi-VN"/>
     </w:rPr>
   </w:style>
   <w:style w:type="paragraph" w:styleId="Bodytext52">
@@ -33280,7 +33075,7 @@
       <w:sz w:val="18"/>
       <w:szCs w:val="18"/>
       <w:shd w:fill="FFFFFF" w:val="clear"/>
-      <w:lang w:val="en-US"/>
+      <w:lang w:val="vi-VN"/>
     </w:rPr>
   </w:style>
   <w:style w:type="paragraph" w:styleId="Tablecaption11">
@@ -33297,7 +33092,7 @@
       <w:sz w:val="20"/>
       <w:szCs w:val="20"/>
       <w:shd w:fill="FFFFFF" w:val="clear"/>
-      <w:lang w:val="en-US"/>
+      <w:lang w:val="vi-VN"/>
     </w:rPr>
   </w:style>
   <w:style w:type="paragraph" w:styleId="Tablecaption211">
@@ -33315,7 +33110,7 @@
       <w:sz w:val="20"/>
       <w:szCs w:val="20"/>
       <w:shd w:fill="FFFFFF" w:val="clear"/>
-      <w:lang w:val="en-US" w:eastAsia="en-US"/>
+      <w:lang w:val="vi-VN" w:eastAsia="vi-VN"/>
     </w:rPr>
   </w:style>
   <w:style w:type="paragraph" w:styleId="Bodytext62">
@@ -33331,7 +33126,7 @@
       <w:sz w:val="20"/>
       <w:szCs w:val="20"/>
       <w:shd w:fill="FFFFFF" w:val="clear"/>
-      <w:lang w:val="en-US"/>
+      <w:lang w:val="vi-VN"/>
     </w:rPr>
   </w:style>
   <w:style w:type="paragraph" w:styleId="Bodytext72">
@@ -33347,7 +33142,7 @@
       <w:sz w:val="22"/>
       <w:szCs w:val="22"/>
       <w:shd w:fill="FFFFFF" w:val="clear"/>
-      <w:lang w:val="en-US"/>
+      <w:lang w:val="vi-VN"/>
     </w:rPr>
   </w:style>
   <w:style w:type="paragraph" w:styleId="Bodytext82">
@@ -33363,7 +33158,7 @@
       <w:sz w:val="20"/>
       <w:szCs w:val="20"/>
       <w:shd w:fill="FFFFFF" w:val="clear"/>
-      <w:lang w:val="en-US"/>
+      <w:lang w:val="vi-VN"/>
     </w:rPr>
   </w:style>
   <w:style w:type="paragraph" w:styleId="Tablecaption311">
@@ -33381,7 +33176,7 @@
       <w:sz w:val="20"/>
       <w:szCs w:val="20"/>
       <w:shd w:fill="FFFFFF" w:val="clear"/>
-      <w:lang w:val="en-US"/>
+      <w:lang w:val="vi-VN"/>
     </w:rPr>
   </w:style>
   <w:style w:type="paragraph" w:styleId="Tablecaption41">
@@ -33400,7 +33195,7 @@
       <w:sz w:val="10"/>
       <w:szCs w:val="10"/>
       <w:shd w:fill="FFFFFF" w:val="clear"/>
-      <w:lang w:val="en-US" w:eastAsia="en-US"/>
+      <w:lang w:val="vi-VN" w:eastAsia="vi-VN"/>
     </w:rPr>
   </w:style>
   <w:style w:type="paragraph" w:styleId="Bodytext92">
@@ -33416,7 +33211,7 @@
       <w:sz w:val="23"/>
       <w:szCs w:val="23"/>
       <w:shd w:fill="FFFFFF" w:val="clear"/>
-      <w:lang w:val="en-US"/>
+      <w:lang w:val="vi-VN"/>
     </w:rPr>
   </w:style>
   <w:style w:type="paragraph" w:styleId="Bodytext102">
@@ -33432,7 +33227,7 @@
       <w:sz w:val="23"/>
       <w:szCs w:val="23"/>
       <w:shd w:fill="FFFFFF" w:val="clear"/>
-      <w:lang w:val="en-US"/>
+      <w:lang w:val="vi-VN"/>
     </w:rPr>
   </w:style>
   <w:style w:type="paragraph" w:styleId="Bodytext112">
@@ -33448,7 +33243,7 @@
       <w:sz w:val="25"/>
       <w:szCs w:val="25"/>
       <w:shd w:fill="FFFFFF" w:val="clear"/>
-      <w:lang w:val="en-US"/>
+      <w:lang w:val="vi-VN"/>
     </w:rPr>
   </w:style>
   <w:style w:type="paragraph" w:styleId="Bodytext122">
@@ -33464,7 +33259,7 @@
       <w:sz w:val="23"/>
       <w:szCs w:val="23"/>
       <w:shd w:fill="FFFFFF" w:val="clear"/>
-      <w:lang w:val="en-US"/>
+      <w:lang w:val="vi-VN"/>
     </w:rPr>
   </w:style>
   <w:style w:type="paragraph" w:styleId="Bodytext132">
@@ -33481,7 +33276,7 @@
       <w:sz w:val="23"/>
       <w:szCs w:val="23"/>
       <w:shd w:fill="FFFFFF" w:val="clear"/>
-      <w:lang w:val="en-US"/>
+      <w:lang w:val="vi-VN"/>
     </w:rPr>
   </w:style>
   <w:style w:type="paragraph" w:styleId="Bodytext142">
@@ -33497,7 +33292,7 @@
       <w:sz w:val="23"/>
       <w:szCs w:val="23"/>
       <w:shd w:fill="FFFFFF" w:val="clear"/>
-      <w:lang w:val="en-US"/>
+      <w:lang w:val="vi-VN"/>
     </w:rPr>
   </w:style>
   <w:style w:type="paragraph" w:styleId="Bodytext152">
@@ -33513,7 +33308,7 @@
       <w:sz w:val="23"/>
       <w:szCs w:val="23"/>
       <w:shd w:fill="FFFFFF" w:val="clear"/>
-      <w:lang w:val="en-US"/>
+      <w:lang w:val="vi-VN"/>
     </w:rPr>
   </w:style>
   <w:style w:type="paragraph" w:styleId="Bodytext162">
@@ -33529,7 +33324,7 @@
       <w:sz w:val="23"/>
       <w:szCs w:val="23"/>
       <w:shd w:fill="FFFFFF" w:val="clear"/>
-      <w:lang w:val="en-US"/>
+      <w:lang w:val="vi-VN"/>
     </w:rPr>
   </w:style>
   <w:style w:type="paragraph" w:styleId="Bodytext172">
@@ -33545,7 +33340,7 @@
       <w:sz w:val="23"/>
       <w:szCs w:val="23"/>
       <w:shd w:fill="FFFFFF" w:val="clear"/>
-      <w:lang w:val="en-US"/>
+      <w:lang w:val="vi-VN"/>
     </w:rPr>
   </w:style>
   <w:style w:type="paragraph" w:styleId="Bodytext182">
@@ -33561,7 +33356,7 @@
       <w:sz w:val="23"/>
       <w:szCs w:val="23"/>
       <w:shd w:fill="FFFFFF" w:val="clear"/>
-      <w:lang w:val="en-US"/>
+      <w:lang w:val="vi-VN"/>
     </w:rPr>
   </w:style>
   <w:style w:type="paragraph" w:styleId="Bodytext192">
@@ -33578,7 +33373,7 @@
       <w:sz w:val="23"/>
       <w:szCs w:val="23"/>
       <w:shd w:fill="FFFFFF" w:val="clear"/>
-      <w:lang w:val="en-US"/>
+      <w:lang w:val="vi-VN"/>
     </w:rPr>
   </w:style>
   <w:style w:type="paragraph" w:styleId="Bodytext202">
@@ -33595,7 +33390,7 @@
       <w:sz w:val="23"/>
       <w:szCs w:val="23"/>
       <w:shd w:fill="FFFFFF" w:val="clear"/>
-      <w:lang w:val="en-US"/>
+      <w:lang w:val="vi-VN"/>
     </w:rPr>
   </w:style>
   <w:style w:type="paragraph" w:styleId="Bodytext216">
@@ -33612,7 +33407,7 @@
       <w:sz w:val="23"/>
       <w:szCs w:val="23"/>
       <w:shd w:fill="FFFFFF" w:val="clear"/>
-      <w:lang w:val="en-US"/>
+      <w:lang w:val="vi-VN"/>
     </w:rPr>
   </w:style>
   <w:style w:type="paragraph" w:styleId="Bodytext224">
@@ -33629,7 +33424,7 @@
       <w:sz w:val="22"/>
       <w:szCs w:val="22"/>
       <w:shd w:fill="FFFFFF" w:val="clear"/>
-      <w:lang w:val="en-US"/>
+      <w:lang w:val="vi-VN"/>
     </w:rPr>
   </w:style>
   <w:style w:type="paragraph" w:styleId="Bodytext233">
@@ -33646,7 +33441,7 @@
       <w:sz w:val="22"/>
       <w:szCs w:val="22"/>
       <w:shd w:fill="FFFFFF" w:val="clear"/>
-      <w:lang w:val="en-US"/>
+      <w:lang w:val="vi-VN"/>
     </w:rPr>
   </w:style>
   <w:style w:type="paragraph" w:styleId="Bodytext242">
@@ -33662,7 +33457,7 @@
       <w:sz w:val="20"/>
       <w:szCs w:val="20"/>
       <w:shd w:fill="FFFFFF" w:val="clear"/>
-      <w:lang w:val="en-US"/>
+      <w:lang w:val="vi-VN"/>
     </w:rPr>
   </w:style>
   <w:style w:type="paragraph" w:styleId="Bodytext252">
@@ -33679,7 +33474,7 @@
       <w:sz w:val="22"/>
       <w:szCs w:val="22"/>
       <w:shd w:fill="FFFFFF" w:val="clear"/>
-      <w:lang w:val="en-US"/>
+      <w:lang w:val="vi-VN"/>
     </w:rPr>
   </w:style>
   <w:style w:type="paragraph" w:styleId="Bodytext261">
@@ -33696,7 +33491,7 @@
       <w:sz w:val="12"/>
       <w:szCs w:val="12"/>
       <w:shd w:fill="FFFFFF" w:val="clear"/>
-      <w:lang w:val="en-US" w:eastAsia="en-US"/>
+      <w:lang w:val="vi-VN" w:eastAsia="vi-VN"/>
     </w:rPr>
   </w:style>
   <w:style w:type="paragraph" w:styleId="Bodytext271">
@@ -33712,7 +33507,7 @@
       <w:sz w:val="23"/>
       <w:szCs w:val="23"/>
       <w:shd w:fill="FFFFFF" w:val="clear"/>
-      <w:lang w:val="en-US"/>
+      <w:lang w:val="vi-VN"/>
     </w:rPr>
   </w:style>
   <w:style w:type="paragraph" w:styleId="Bodytext281">
@@ -33729,7 +33524,7 @@
       <w:sz w:val="23"/>
       <w:szCs w:val="23"/>
       <w:shd w:fill="FFFFFF" w:val="clear"/>
-      <w:lang w:val="en-US"/>
+      <w:lang w:val="vi-VN"/>
     </w:rPr>
   </w:style>
   <w:style w:type="paragraph" w:styleId="Bodytext291">
@@ -33745,7 +33540,7 @@
       <w:sz w:val="23"/>
       <w:szCs w:val="23"/>
       <w:shd w:fill="FFFFFF" w:val="clear"/>
-      <w:lang w:val="en-US"/>
+      <w:lang w:val="vi-VN"/>
     </w:rPr>
   </w:style>
   <w:style w:type="paragraph" w:styleId="Bodytext301">
@@ -33762,7 +33557,7 @@
       <w:sz w:val="23"/>
       <w:szCs w:val="23"/>
       <w:shd w:fill="FFFFFF" w:val="clear"/>
-      <w:lang w:val="en-US"/>
+      <w:lang w:val="vi-VN"/>
     </w:rPr>
   </w:style>
   <w:style w:type="paragraph" w:styleId="Bodytext311">
@@ -33779,7 +33574,7 @@
       <w:sz w:val="22"/>
       <w:szCs w:val="22"/>
       <w:shd w:fill="FFFFFF" w:val="clear"/>
-      <w:lang w:val="en-US"/>
+      <w:lang w:val="vi-VN"/>
     </w:rPr>
   </w:style>
   <w:style w:type="paragraph" w:styleId="Bodytext321">
@@ -33795,7 +33590,7 @@
       <w:sz w:val="23"/>
       <w:szCs w:val="23"/>
       <w:shd w:fill="FFFFFF" w:val="clear"/>
-      <w:lang w:val="en-US"/>
+      <w:lang w:val="vi-VN"/>
     </w:rPr>
   </w:style>
   <w:style w:type="paragraph" w:styleId="Heading123">
@@ -33813,7 +33608,7 @@
       <w:sz w:val="20"/>
       <w:szCs w:val="20"/>
       <w:shd w:fill="FFFFFF" w:val="clear"/>
-      <w:lang w:val="en-US"/>
+      <w:lang w:val="vi-VN"/>
     </w:rPr>
   </w:style>
   <w:style w:type="paragraph" w:styleId="Heading212">
@@ -33833,7 +33628,7 @@
       <w:sz w:val="20"/>
       <w:szCs w:val="20"/>
       <w:shd w:fill="FFFFFF" w:val="clear"/>
-      <w:lang w:val="en-US"/>
+      <w:lang w:val="vi-VN"/>
     </w:rPr>
   </w:style>
   <w:style w:type="paragraph" w:styleId="Tablecaption51">
@@ -33853,7 +33648,7 @@
       <w:sz w:val="8"/>
       <w:szCs w:val="8"/>
       <w:shd w:fill="FFFFFF" w:val="clear"/>
-      <w:lang w:val="en-US" w:eastAsia="en-US"/>
+      <w:lang w:val="vi-VN" w:eastAsia="vi-VN"/>
     </w:rPr>
   </w:style>
   <w:style w:type="paragraph" w:styleId="Tablecaption61">
@@ -33870,7 +33665,7 @@
       <w:sz w:val="22"/>
       <w:szCs w:val="22"/>
       <w:shd w:fill="FFFFFF" w:val="clear"/>
-      <w:lang w:val="en-US" w:eastAsia="en-US"/>
+      <w:lang w:val="vi-VN" w:eastAsia="vi-VN"/>
     </w:rPr>
   </w:style>
   <w:style w:type="paragraph" w:styleId="Tablecaption71">
@@ -33887,7 +33682,7 @@
       <w:sz w:val="20"/>
       <w:szCs w:val="20"/>
       <w:shd w:fill="FFFFFF" w:val="clear"/>
-      <w:lang w:val="en-US" w:eastAsia="en-US"/>
+      <w:lang w:val="vi-VN" w:eastAsia="vi-VN"/>
     </w:rPr>
   </w:style>
   <w:style w:type="paragraph" w:styleId="msonormal">
@@ -38555,7 +38350,7 @@
       <w:color w:val="auto"/>
       <w:sz w:val="24"/>
       <w:szCs w:val="24"/>
-      <w:lang w:val="vi-VN" w:bidi="ar-SA" w:eastAsia="zh-CN"/>
+      <w:lang w:bidi="ar-SA" w:val="vi-VN" w:eastAsia="zh-CN"/>
     </w:rPr>
   </w:style>
   <w:style w:type="paragraph" w:styleId="Tenchitieu">
@@ -38738,7 +38533,7 @@
       <w:color w:val="auto"/>
       <w:sz w:val="20"/>
       <w:szCs w:val="20"/>
-      <w:lang w:bidi="ar-SA" w:val="en-US" w:eastAsia="zh-CN"/>
+      <w:lang w:val="en-US" w:bidi="ar-SA" w:eastAsia="zh-CN"/>
     </w:rPr>
   </w:style>
   <w:style w:type="paragraph" w:styleId="heading51">
@@ -38828,7 +38623,7 @@
     <w:rPr>
       <w:rFonts w:ascii="Times New Roman" w:hAnsi="Times New Roman" w:cs="Times New Roman"/>
       <w:sz w:val="28"/>
-      <w:lang w:val="en-US"/>
+      <w:lang w:val="vi-VN"/>
     </w:rPr>
   </w:style>
   <w:style w:type="paragraph" w:styleId="CM21">
@@ -38917,7 +38712,7 @@
       <w:iCs w:val="false"/>
       <w:sz w:val="24"/>
       <w:szCs w:val="24"/>
-      <w:lang w:val="en-US"/>
+      <w:lang w:val="vi-VN"/>
     </w:rPr>
   </w:style>
   <w:style w:type="paragraph" w:styleId="248">
@@ -38951,7 +38746,7 @@
       <w:rFonts w:ascii="Arial" w:hAnsi="Arial" w:cs="Arial"/>
       <w:sz w:val="24"/>
       <w:szCs w:val="24"/>
-      <w:lang w:val="en-US"/>
+      <w:lang w:val="vi-VN"/>
     </w:rPr>
   </w:style>
   <w:style w:type="paragraph" w:styleId="A11">
@@ -39086,7 +38881,7 @@
       <w:rFonts w:ascii="Arial" w:hAnsi="Arial" w:cs="Arial"/>
       <w:sz w:val="24"/>
       <w:szCs w:val="20"/>
-      <w:lang w:val="en-US"/>
+      <w:lang w:val="vi-VN"/>
     </w:rPr>
   </w:style>
   <w:style w:type="paragraph" w:styleId="Congthuc">
@@ -39201,7 +38996,7 @@
       <w:rFonts w:ascii="Arial" w:hAnsi="Arial" w:cs="Arial"/>
       <w:sz w:val="24"/>
       <w:szCs w:val="24"/>
-      <w:lang w:val="en-US"/>
+      <w:lang w:val="vi-VN"/>
     </w:rPr>
   </w:style>
   <w:style w:type="paragraph" w:styleId="0Bang">
@@ -39213,7 +39008,7 @@
       <w:jc w:val="center"/>
     </w:pPr>
     <w:rPr>
-      <w:lang w:val="en-US"/>
+      <w:lang w:val="vi-VN"/>
     </w:rPr>
   </w:style>
   <w:style w:type="paragraph" w:styleId="368">
@@ -39441,7 +39236,7 @@
       <w:b/>
       <w:i/>
       <w:szCs w:val="28"/>
-      <w:lang w:val="en-US"/>
+      <w:lang w:val="vi-VN"/>
     </w:rPr>
   </w:style>
   <w:style w:type="paragraph" w:styleId="Style168Left23cmHanging12cmBefore3pt">
@@ -39584,7 +39379,7 @@
       <w:b/>
       <w:sz w:val="24"/>
       <w:szCs w:val="22"/>
-      <w:lang w:val="en-US"/>
+      <w:lang w:val="vi-VN"/>
     </w:rPr>
   </w:style>
   <w:style w:type="paragraph" w:styleId="BPhanMucluc">
@@ -39607,7 +39402,7 @@
       <w:spacing w:val="0"/>
       <w:sz w:val="24"/>
       <w:szCs w:val="22"/>
-      <w:lang w:val="en-US"/>
+      <w:lang w:val="vi-VN"/>
     </w:rPr>
   </w:style>
   <w:style w:type="paragraph" w:styleId="Angoaccongthuc">
@@ -39980,7 +39775,7 @@
       <w:color w:val="auto"/>
       <w:sz w:val="28"/>
       <w:szCs w:val="28"/>
-      <w:lang w:bidi="ar-SA" w:val="en-US" w:eastAsia="zh-CN"/>
+      <w:lang w:val="en-US" w:bidi="ar-SA" w:eastAsia="zh-CN"/>
     </w:rPr>
   </w:style>
   <w:style w:type="paragraph" w:styleId="preamble">
@@ -40089,7 +39884,7 @@
       <w:color w:val="auto"/>
       <w:sz w:val="24"/>
       <w:szCs w:val="24"/>
-      <w:lang w:bidi="ar-SA" w:val="en-US" w:eastAsia="zh-CN"/>
+      <w:lang w:val="en-US" w:bidi="ar-SA" w:eastAsia="zh-CN"/>
     </w:rPr>
   </w:style>
   <w:style w:type="paragraph" w:styleId="cover1">
@@ -40106,7 +39901,7 @@
       <w:color w:val="auto"/>
       <w:sz w:val="28"/>
       <w:szCs w:val="28"/>
-      <w:lang w:bidi="ar-SA" w:val="en-US" w:eastAsia="zh-CN"/>
+      <w:lang w:val="en-US" w:bidi="ar-SA" w:eastAsia="zh-CN"/>
     </w:rPr>
   </w:style>
   <w:style w:type="paragraph" w:styleId="cover2">
@@ -40553,7 +40348,7 @@
       <w:rFonts w:ascii="Arial" w:hAnsi="Arial" w:eastAsia="MS Mincho" w:cs="Arial"/>
       <w:sz w:val="24"/>
       <w:szCs w:val="24"/>
-      <w:lang w:val="en-US"/>
+      <w:lang w:val="vi-VN"/>
     </w:rPr>
   </w:style>
   <w:style w:type="paragraph" w:styleId="NORMALa">
@@ -40665,7 +40460,7 @@
       <w:color w:val="auto"/>
       <w:sz w:val="22"/>
       <w:szCs w:val="22"/>
-      <w:lang w:bidi="ar-SA" w:val="en-US" w:eastAsia="zh-CN"/>
+      <w:lang w:val="en-US" w:bidi="ar-SA" w:eastAsia="zh-CN"/>
     </w:rPr>
   </w:style>
   <w:style w:type="paragraph" w:styleId="tableindent">
@@ -40698,7 +40493,7 @@
       <w:color w:val="auto"/>
       <w:sz w:val="24"/>
       <w:szCs w:val="24"/>
-      <w:lang w:bidi="ar-SA" w:val="en-US" w:eastAsia="zh-CN"/>
+      <w:lang w:val="en-US" w:bidi="ar-SA" w:eastAsia="zh-CN"/>
     </w:rPr>
   </w:style>
   <w:style w:type="paragraph" w:styleId="TENCHUONG2">
@@ -40717,7 +40512,7 @@
       <w:color w:val="auto"/>
       <w:sz w:val="24"/>
       <w:szCs w:val="24"/>
-      <w:lang w:bidi="ar-SA" w:val="en-US" w:eastAsia="zh-CN"/>
+      <w:lang w:val="en-US" w:bidi="ar-SA" w:eastAsia="zh-CN"/>
     </w:rPr>
   </w:style>
   <w:style w:type="paragraph" w:styleId="111reindent">
@@ -40865,7 +40660,7 @@
       <w:color w:val="auto"/>
       <w:sz w:val="32"/>
       <w:szCs w:val="32"/>
-      <w:lang w:bidi="ar-SA" w:val="en-US" w:eastAsia="zh-CN"/>
+      <w:lang w:val="en-US" w:bidi="ar-SA" w:eastAsia="zh-CN"/>
     </w:rPr>
   </w:style>
   <w:style w:type="paragraph" w:styleId="aindent">
@@ -40900,7 +40695,7 @@
       <w:color w:val="auto"/>
       <w:sz w:val="24"/>
       <w:szCs w:val="24"/>
-      <w:lang w:bidi="ar-SA" w:val="en-US" w:eastAsia="zh-CN"/>
+      <w:lang w:val="en-US" w:bidi="ar-SA" w:eastAsia="zh-CN"/>
     </w:rPr>
   </w:style>
   <w:style w:type="paragraph" w:styleId="iindent">
@@ -40960,7 +40755,7 @@
       <w:color w:val="auto"/>
       <w:sz w:val="24"/>
       <w:szCs w:val="24"/>
-      <w:lang w:bidi="ar-SA" w:val="en-US" w:eastAsia="zh-CN"/>
+      <w:lang w:val="en-US" w:bidi="ar-SA" w:eastAsia="zh-CN"/>
     </w:rPr>
   </w:style>
   <w:style w:type="paragraph" w:styleId="content11">
@@ -40994,7 +40789,7 @@
       <w:color w:val="auto"/>
       <w:sz w:val="24"/>
       <w:szCs w:val="24"/>
-      <w:lang w:bidi="ar-SA" w:val="en-US" w:eastAsia="zh-CN"/>
+      <w:lang w:val="en-US" w:bidi="ar-SA" w:eastAsia="zh-CN"/>
     </w:rPr>
   </w:style>
   <w:style w:type="paragraph" w:styleId="Footer2">
@@ -41010,7 +40805,7 @@
       <w:color w:val="auto"/>
       <w:sz w:val="24"/>
       <w:szCs w:val="24"/>
-      <w:lang w:bidi="ar-SA" w:val="en-US" w:eastAsia="zh-CN"/>
+      <w:lang w:val="en-US" w:bidi="ar-SA" w:eastAsia="zh-CN"/>
     </w:rPr>
   </w:style>
   <w:style w:type="paragraph" w:styleId="gridtable">
@@ -41041,7 +40836,7 @@
       <w:color w:val="auto"/>
       <w:sz w:val="24"/>
       <w:szCs w:val="24"/>
-      <w:lang w:bidi="ar-SA" w:val="en-US" w:eastAsia="zh-CN"/>
+      <w:lang w:val="en-US" w:bidi="ar-SA" w:eastAsia="zh-CN"/>
     </w:rPr>
   </w:style>
   <w:style w:type="paragraph" w:styleId="Header2">
@@ -41058,7 +40853,7 @@
       <w:color w:val="auto"/>
       <w:sz w:val="24"/>
       <w:szCs w:val="24"/>
-      <w:lang w:bidi="ar-SA" w:val="en-US" w:eastAsia="zh-CN"/>
+      <w:lang w:val="en-US" w:bidi="ar-SA" w:eastAsia="zh-CN"/>
     </w:rPr>
   </w:style>
   <w:style w:type="paragraph" w:styleId="normalleft01">
@@ -41113,7 +40908,7 @@
       <w:color w:val="auto"/>
       <w:sz w:val="24"/>
       <w:szCs w:val="24"/>
-      <w:lang w:bidi="ar-SA" w:val="en-US" w:eastAsia="zh-CN"/>
+      <w:lang w:val="en-US" w:bidi="ar-SA" w:eastAsia="zh-CN"/>
     </w:rPr>
   </w:style>
   <w:style w:type="paragraph" w:styleId="Char1CharCharCharCharCharChar">
@@ -41183,7 +40978,7 @@
       <w:color w:val="auto"/>
       <w:sz w:val="20"/>
       <w:szCs w:val="20"/>
-      <w:lang w:eastAsia="ko-KR" w:bidi="ar-SA" w:val="en-US"/>
+      <w:lang w:val="en-US" w:eastAsia="ko-KR" w:bidi="ar-SA"/>
     </w:rPr>
   </w:style>
   <w:style w:type="paragraph" w:styleId="heading2-p">
@@ -41270,7 +41065,7 @@
       <w:spacing w:val="-2"/>
       <w:sz w:val="26"/>
       <w:szCs w:val="20"/>
-      <w:lang w:val="en-US"/>
+      <w:lang w:val="vi-VN"/>
     </w:rPr>
   </w:style>
   <w:style w:type="paragraph" w:styleId="f">
@@ -41307,7 +41102,7 @@
     <w:rPr>
       <w:sz w:val="26"/>
       <w:szCs w:val="26"/>
-      <w:lang w:val="en-US" w:eastAsia="en-US"/>
+      <w:lang w:val="vi-VN" w:eastAsia="vi-VN"/>
     </w:rPr>
   </w:style>
   <w:style w:type="paragraph" w:styleId="Tiu31">
@@ -41325,7 +41120,7 @@
       <w:bCs/>
       <w:sz w:val="26"/>
       <w:szCs w:val="26"/>
-      <w:lang w:val="en-US" w:eastAsia="en-US"/>
+      <w:lang w:val="vi-VN" w:eastAsia="vi-VN"/>
     </w:rPr>
   </w:style>
   <w:style w:type="paragraph" w:styleId="Khc1">
@@ -41340,7 +41135,7 @@
     <w:rPr>
       <w:sz w:val="26"/>
       <w:szCs w:val="26"/>
-      <w:lang w:val="en-US" w:eastAsia="en-US"/>
+      <w:lang w:val="vi-VN" w:eastAsia="vi-VN"/>
     </w:rPr>
   </w:style>
   <w:style w:type="paragraph" w:styleId="Chthchnh1">
@@ -41355,7 +41150,7 @@
     <w:rPr>
       <w:sz w:val="26"/>
       <w:szCs w:val="26"/>
-      <w:lang w:val="en-US" w:eastAsia="en-US"/>
+      <w:lang w:val="vi-VN" w:eastAsia="vi-VN"/>
     </w:rPr>
   </w:style>
   <w:style w:type="paragraph" w:styleId="Other1">
@@ -41372,7 +41167,7 @@
       <w:sz w:val="26"/>
       <w:szCs w:val="26"/>
       <w:shd w:fill="FFFFFF" w:val="clear"/>
-      <w:lang w:val="en-US" w:eastAsia="en-US"/>
+      <w:lang w:val="vi-VN" w:eastAsia="vi-VN"/>
     </w:rPr>
   </w:style>
   <w:style w:type="paragraph" w:styleId="Picturecaption1">
@@ -41389,7 +41184,7 @@
       <w:sz w:val="26"/>
       <w:szCs w:val="26"/>
       <w:shd w:fill="FFFFFF" w:val="clear"/>
-      <w:lang w:val="en-US" w:eastAsia="en-US"/>
+      <w:lang w:val="vi-VN" w:eastAsia="vi-VN"/>
     </w:rPr>
   </w:style>
   <w:style w:type="paragraph" w:styleId="Ghichcuitrang1">
@@ -41432,7 +41227,7 @@
       <w:bCs/>
       <w:sz w:val="18"/>
       <w:szCs w:val="18"/>
-      <w:lang w:val="en-US" w:eastAsia="en-US"/>
+      <w:lang w:val="vi-VN" w:eastAsia="vi-VN"/>
     </w:rPr>
   </w:style>
   <w:style w:type="paragraph" w:styleId="Tiu21">
@@ -41449,7 +41244,7 @@
       <w:iCs/>
       <w:sz w:val="34"/>
       <w:szCs w:val="34"/>
-      <w:lang w:val="en-US" w:eastAsia="en-US"/>
+      <w:lang w:val="vi-VN" w:eastAsia="vi-VN"/>
     </w:rPr>
   </w:style>
   <w:style w:type="paragraph" w:styleId="Chthchbng1">
@@ -41463,7 +41258,7 @@
     <w:rPr>
       <w:sz w:val="26"/>
       <w:szCs w:val="26"/>
-      <w:lang w:val="en-US" w:eastAsia="en-US"/>
+      <w:lang w:val="vi-VN" w:eastAsia="vi-VN"/>
     </w:rPr>
   </w:style>
   <w:style w:type="paragraph" w:styleId="Tiu11">
@@ -41482,7 +41277,7 @@
       <w:sz w:val="36"/>
       <w:szCs w:val="36"/>
       <w:shd w:fill="FFFFFF" w:val="clear"/>
-      <w:lang w:val="en-US" w:eastAsia="en-US"/>
+      <w:lang w:val="vi-VN" w:eastAsia="vi-VN"/>
     </w:rPr>
   </w:style>
   <w:style w:type="numbering" w:styleId="WW8Num1">
@@ -41620,7 +41415,7 @@
 </w:styles>
 </file>
 
-<file path=./word/theme/theme1.xml><?xml version="1.0" encoding="utf-8"?>
+<file path=word/theme/theme1.xml><?xml version="1.0" encoding="utf-8"?>
 <a:theme xmlns:a="http://schemas.openxmlformats.org/drawingml/2006/main" xmlns:r="http://schemas.openxmlformats.org/officeDocument/2006/relationships" name="Office">
   <a:themeElements>
     <a:clrScheme name="LibreOffice">
